--- a/dam-backend/app/templates/dam_event_handling_report_template.docx
+++ b/dam-backend/app/templates/dam_event_handling_report_template.docx
@@ -118,222 +118,251 @@
     </w:p>
     <w:tbl>
       <w:tblPr>
-        <w:tblW w:type="auto" w:w="0"/>
+        <w:tblW w:type="dxa" w:w="8278"/>
         <w:jc w:val="center"/>
+        <w:tblLayout w:type="fixed"/>
         <w:tblLook w:firstColumn="1" w:firstRow="1" w:lastColumn="0" w:lastRow="0" w:noHBand="0" w:noVBand="1" w:val="04A0"/>
       </w:tblPr>
       <w:tblGrid>
-        <w:gridCol w:w="2438"/>
-        <w:gridCol w:w="2438"/>
-        <w:gridCol w:w="2438"/>
-        <w:gridCol w:w="2438"/>
+        <w:gridCol w:w="2778"/>
+        <w:gridCol w:w="1672"/>
+        <w:gridCol w:w="1672"/>
+        <w:gridCol w:w="2154"/>
       </w:tblGrid>
       <w:tr>
         <w:tc>
           <w:tcPr>
-            <w:tcW w:type="dxa" w:w="2438"/>
+            <w:tcW w:type="dxa" w:w="2778"/>
             <w:shd w:fill="EAF2F8"/>
             <w:tcMar>
               <w:top w:w="130" w:type="dxa"/>
               <w:start w:w="80" w:type="dxa"/>
-              <w:bottom w:w="125" w:type="dxa"/>
+              <w:bottom w:w="130" w:type="dxa"/>
               <w:end w:w="80" w:type="dxa"/>
+              <w:left w:w="90" w:type="dxa"/>
+              <w:right w:w="90" w:type="dxa"/>
             </w:tcMar>
             <w:tcBorders>
-              <w:top w:val="single" w:sz="6" w:color="FFFFFF"/>
-              <w:bottom w:val="single" w:sz="6" w:color="FFFFFF"/>
+              <w:top w:val="single" w:sz="10" w:color="FFFFFF"/>
+              <w:bottom w:val="single" w:sz="10" w:color="FFFFFF"/>
               <w:start w:val="single" w:sz="6" w:color="FFFFFF"/>
               <w:end w:val="single" w:sz="6" w:color="FFFFFF"/>
+              <w:left w:val="single" w:sz="10" w:color="FFFFFF"/>
+              <w:right w:val="single" w:sz="10" w:color="FFFFFF"/>
             </w:tcBorders>
+            <w:vAlign w:val="center"/>
           </w:tcPr>
           <w:p>
             <w:pPr>
-              <w:spacing w:before="0" w:after="0" w:line="276" w:lineRule="auto"/>
+              <w:spacing w:before="0" w:after="60" w:line="240" w:lineRule="auto"/>
               <w:jc w:val="center"/>
             </w:pPr>
             <w:r>
               <w:rPr>
-                <w:rFonts w:ascii="Noto Sans CJK SC" w:hAnsi="Noto Sans CJK SC" w:eastAsia="Noto Sans CJK SC"/>
-                <w:color w:val="0B4F8A"/>
-                <w:sz w:val="18"/>
-                <w:lang w:val="zh-CN" w:eastAsia="zh-CN"/>
-                <w:b/>
-                <w:noProof/>
-              </w:rPr>
-              <w:t>{{ instance_no }}</w:t>
-            </w:r>
-          </w:p>
-          <w:p>
-            <w:pPr>
-              <w:spacing w:before="0" w:after="0" w:line="276" w:lineRule="auto"/>
-              <w:jc w:val="center"/>
-            </w:pPr>
-            <w:r>
-              <w:rPr>
-                <w:rFonts w:ascii="Noto Sans CJK SC" w:hAnsi="Noto Sans CJK SC" w:eastAsia="Noto Sans CJK SC"/>
+                <w:rFonts w:ascii="Microsoft YaHei" w:hAnsi="Microsoft YaHei" w:eastAsia="Microsoft YaHei"/>
+                <w:b w:val="0"/>
                 <w:color w:val="64748B"/>
-                <w:sz w:val="15"/>
-                <w:lang w:val="zh-CN" w:eastAsia="zh-CN"/>
-                <w:b w:val="0"/>
+                <w:sz w:val="17"/>
                 <w:noProof/>
               </w:rPr>
               <w:t>事件编号</w:t>
             </w:r>
           </w:p>
-        </w:tc>
-        <w:tc>
-          <w:tcPr>
-            <w:tcW w:type="dxa" w:w="2438"/>
-            <w:shd w:fill="FDECEC"/>
-            <w:tcMar>
-              <w:top w:w="130" w:type="dxa"/>
-              <w:start w:w="80" w:type="dxa"/>
-              <w:bottom w:w="125" w:type="dxa"/>
-              <w:end w:w="80" w:type="dxa"/>
-            </w:tcMar>
-            <w:tcBorders>
-              <w:top w:val="single" w:sz="6" w:color="FFFFFF"/>
-              <w:bottom w:val="single" w:sz="6" w:color="FFFFFF"/>
-              <w:start w:val="single" w:sz="6" w:color="FFFFFF"/>
-              <w:end w:val="single" w:sz="6" w:color="FFFFFF"/>
-            </w:tcBorders>
-          </w:tcPr>
           <w:p>
             <w:pPr>
-              <w:spacing w:before="0" w:after="0" w:line="276" w:lineRule="auto"/>
+              <w:spacing w:before="0" w:after="0" w:line="240" w:lineRule="auto"/>
               <w:jc w:val="center"/>
             </w:pPr>
             <w:r>
               <w:rPr>
-                <w:rFonts w:ascii="Noto Serif CJK SC" w:hAnsi="Noto Serif CJK SC" w:eastAsia="Noto Serif CJK SC"/>
-                <w:color w:val="C62828"/>
-                <w:sz w:val="18"/>
-                <w:lang w:val="zh-CN" w:eastAsia="zh-CN"/>
+                <w:rFonts w:ascii="Microsoft YaHei" w:hAnsi="Microsoft YaHei" w:eastAsia="Microsoft YaHei"/>
                 <w:b/>
+                <w:color w:val="0F4C81"/>
+                <w:sz w:val="16"/>
+                <w:noProof/>
+              </w:rPr>
+              <w:t>{{ instance_no_prefix }}</w:t>
+            </w:r>
+          </w:p>
+          <w:p>
+            <w:pPr>
+              <w:spacing w:before="0" w:after="0" w:line="240" w:lineRule="auto"/>
+              <w:jc w:val="center"/>
+            </w:pPr>
+            <w:r>
+              <w:rPr>
+                <w:rFonts w:ascii="Microsoft YaHei" w:hAnsi="Microsoft YaHei" w:eastAsia="Microsoft YaHei"/>
+                <w:b/>
+                <w:color w:val="0F4C81"/>
+                <w:sz w:val="16"/>
+                <w:noProof/>
+              </w:rPr>
+              <w:t>{{ instance_no_suffix }}</w:t>
+            </w:r>
+          </w:p>
+        </w:tc>
+        <w:tc>
+          <w:tcPr>
+            <w:tcW w:type="dxa" w:w="1672"/>
+            <w:shd w:fill="FCECEC"/>
+            <w:tcMar>
+              <w:top w:w="130" w:type="dxa"/>
+              <w:start w:w="80" w:type="dxa"/>
+              <w:bottom w:w="130" w:type="dxa"/>
+              <w:end w:w="80" w:type="dxa"/>
+              <w:left w:w="90" w:type="dxa"/>
+              <w:right w:w="90" w:type="dxa"/>
+            </w:tcMar>
+            <w:tcBorders>
+              <w:top w:val="single" w:sz="10" w:color="FFFFFF"/>
+              <w:bottom w:val="single" w:sz="10" w:color="FFFFFF"/>
+              <w:start w:val="single" w:sz="6" w:color="FFFFFF"/>
+              <w:end w:val="single" w:sz="6" w:color="FFFFFF"/>
+              <w:left w:val="single" w:sz="10" w:color="FFFFFF"/>
+              <w:right w:val="single" w:sz="10" w:color="FFFFFF"/>
+            </w:tcBorders>
+            <w:vAlign w:val="center"/>
+          </w:tcPr>
+          <w:p>
+            <w:pPr>
+              <w:spacing w:before="0" w:after="60" w:line="240" w:lineRule="auto"/>
+              <w:jc w:val="center"/>
+            </w:pPr>
+            <w:r>
+              <w:rPr>
+                <w:rFonts w:ascii="Microsoft YaHei" w:hAnsi="Microsoft YaHei" w:eastAsia="Microsoft YaHei"/>
+                <w:b w:val="0"/>
+                <w:color w:val="64748B"/>
+                <w:sz w:val="17"/>
+                <w:noProof/>
+              </w:rPr>
+              <w:t>风险等级</w:t>
+            </w:r>
+          </w:p>
+          <w:p>
+            <w:pPr>
+              <w:spacing w:before="0" w:after="0" w:line="240" w:lineRule="auto"/>
+              <w:jc w:val="center"/>
+            </w:pPr>
+            <w:r>
+              <w:rPr>
+                <w:rFonts w:ascii="Microsoft YaHei" w:hAnsi="Microsoft YaHei" w:eastAsia="Microsoft YaHei"/>
+                <w:b/>
+                <w:color w:val="D71920"/>
+                <w:sz w:val="24"/>
                 <w:noProof/>
               </w:rPr>
               <w:t>{{ risk_label }}</w:t>
             </w:r>
           </w:p>
+        </w:tc>
+        <w:tc>
+          <w:tcPr>
+            <w:tcW w:type="dxa" w:w="1672"/>
+            <w:shd w:fill="EAF6EF"/>
+            <w:tcMar>
+              <w:top w:w="130" w:type="dxa"/>
+              <w:start w:w="80" w:type="dxa"/>
+              <w:bottom w:w="130" w:type="dxa"/>
+              <w:end w:w="80" w:type="dxa"/>
+              <w:left w:w="90" w:type="dxa"/>
+              <w:right w:w="90" w:type="dxa"/>
+            </w:tcMar>
+            <w:tcBorders>
+              <w:top w:val="single" w:sz="10" w:color="FFFFFF"/>
+              <w:bottom w:val="single" w:sz="10" w:color="FFFFFF"/>
+              <w:start w:val="single" w:sz="6" w:color="FFFFFF"/>
+              <w:end w:val="single" w:sz="6" w:color="FFFFFF"/>
+              <w:left w:val="single" w:sz="10" w:color="FFFFFF"/>
+              <w:right w:val="single" w:sz="10" w:color="FFFFFF"/>
+            </w:tcBorders>
+            <w:vAlign w:val="center"/>
+          </w:tcPr>
           <w:p>
             <w:pPr>
-              <w:spacing w:before="0" w:after="0" w:line="276" w:lineRule="auto"/>
+              <w:spacing w:before="0" w:after="60" w:line="240" w:lineRule="auto"/>
               <w:jc w:val="center"/>
             </w:pPr>
             <w:r>
               <w:rPr>
-                <w:rFonts w:ascii="Noto Sans CJK SC" w:hAnsi="Noto Sans CJK SC" w:eastAsia="Noto Sans CJK SC"/>
+                <w:rFonts w:ascii="Microsoft YaHei" w:hAnsi="Microsoft YaHei" w:eastAsia="Microsoft YaHei"/>
+                <w:b w:val="0"/>
                 <w:color w:val="64748B"/>
-                <w:sz w:val="15"/>
-                <w:lang w:val="zh-CN" w:eastAsia="zh-CN"/>
-                <w:b w:val="0"/>
+                <w:sz w:val="17"/>
                 <w:noProof/>
               </w:rPr>
-              <w:t>风险等级</w:t>
+              <w:t>当前状态</w:t>
+            </w:r>
+          </w:p>
+          <w:p>
+            <w:pPr>
+              <w:spacing w:before="0" w:after="0" w:line="240" w:lineRule="auto"/>
+              <w:jc w:val="center"/>
+            </w:pPr>
+            <w:r>
+              <w:rPr>
+                <w:rFonts w:ascii="Microsoft YaHei" w:hAnsi="Microsoft YaHei" w:eastAsia="Microsoft YaHei"/>
+                <w:b/>
+                <w:color w:val="047857"/>
+                <w:sz w:val="24"/>
+                <w:noProof/>
+              </w:rPr>
+              <w:t>{{ result_label }}</w:t>
             </w:r>
           </w:p>
         </w:tc>
         <w:tc>
           <w:tcPr>
-            <w:tcW w:type="dxa" w:w="2438"/>
-            <w:shd w:fill="EAF6EF"/>
+            <w:tcW w:type="dxa" w:w="2154"/>
+            <w:shd w:fill="F7F9FC"/>
             <w:tcMar>
               <w:top w:w="130" w:type="dxa"/>
               <w:start w:w="80" w:type="dxa"/>
-              <w:bottom w:w="125" w:type="dxa"/>
+              <w:bottom w:w="130" w:type="dxa"/>
               <w:end w:w="80" w:type="dxa"/>
+              <w:left w:w="90" w:type="dxa"/>
+              <w:right w:w="90" w:type="dxa"/>
             </w:tcMar>
             <w:tcBorders>
-              <w:top w:val="single" w:sz="6" w:color="FFFFFF"/>
-              <w:bottom w:val="single" w:sz="6" w:color="FFFFFF"/>
+              <w:top w:val="single" w:sz="10" w:color="FFFFFF"/>
+              <w:bottom w:val="single" w:sz="10" w:color="FFFFFF"/>
               <w:start w:val="single" w:sz="6" w:color="FFFFFF"/>
               <w:end w:val="single" w:sz="6" w:color="FFFFFF"/>
+              <w:left w:val="single" w:sz="10" w:color="FFFFFF"/>
+              <w:right w:val="single" w:sz="10" w:color="FFFFFF"/>
             </w:tcBorders>
+            <w:vAlign w:val="center"/>
           </w:tcPr>
           <w:p>
             <w:pPr>
-              <w:spacing w:before="0" w:after="0" w:line="276" w:lineRule="auto"/>
+              <w:spacing w:before="0" w:after="60" w:line="240" w:lineRule="auto"/>
               <w:jc w:val="center"/>
             </w:pPr>
             <w:r>
               <w:rPr>
-                <w:rFonts w:ascii="Noto Serif CJK SC" w:hAnsi="Noto Serif CJK SC" w:eastAsia="Noto Serif CJK SC"/>
-                <w:color w:val="1B7F4B"/>
-                <w:sz w:val="18"/>
-                <w:lang w:val="zh-CN" w:eastAsia="zh-CN"/>
-                <w:b/>
+                <w:rFonts w:ascii="Microsoft YaHei" w:hAnsi="Microsoft YaHei" w:eastAsia="Microsoft YaHei"/>
+                <w:b w:val="0"/>
+                <w:color w:val="64748B"/>
+                <w:sz w:val="17"/>
                 <w:noProof/>
               </w:rPr>
-              <w:t>{{ result_label }}</w:t>
+              <w:t>发生时间</w:t>
             </w:r>
           </w:p>
           <w:p>
             <w:pPr>
-              <w:spacing w:before="0" w:after="0" w:line="276" w:lineRule="auto"/>
+              <w:spacing w:before="0" w:after="0" w:line="240" w:lineRule="auto"/>
               <w:jc w:val="center"/>
             </w:pPr>
             <w:r>
               <w:rPr>
-                <w:rFonts w:ascii="Noto Sans CJK SC" w:hAnsi="Noto Sans CJK SC" w:eastAsia="Noto Sans CJK SC"/>
-                <w:color w:val="64748B"/>
-                <w:sz w:val="15"/>
-                <w:lang w:val="zh-CN" w:eastAsia="zh-CN"/>
-                <w:b w:val="0"/>
+                <w:rFonts w:ascii="Microsoft YaHei" w:hAnsi="Microsoft YaHei" w:eastAsia="Microsoft YaHei"/>
+                <w:b/>
+                <w:color w:val="111827"/>
+                <w:sz w:val="22"/>
                 <w:noProof/>
               </w:rPr>
-              <w:t>当前状态</w:t>
-            </w:r>
-          </w:p>
-        </w:tc>
-        <w:tc>
-          <w:tcPr>
-            <w:tcW w:type="dxa" w:w="2438"/>
-            <w:shd w:fill="F7F9FB"/>
-            <w:tcMar>
-              <w:top w:w="130" w:type="dxa"/>
-              <w:start w:w="80" w:type="dxa"/>
-              <w:bottom w:w="125" w:type="dxa"/>
-              <w:end w:w="80" w:type="dxa"/>
-            </w:tcMar>
-            <w:tcBorders>
-              <w:top w:val="single" w:sz="6" w:color="FFFFFF"/>
-              <w:bottom w:val="single" w:sz="6" w:color="FFFFFF"/>
-              <w:start w:val="single" w:sz="6" w:color="FFFFFF"/>
-              <w:end w:val="single" w:sz="6" w:color="FFFFFF"/>
-            </w:tcBorders>
-          </w:tcPr>
-          <w:p>
-            <w:pPr>
-              <w:spacing w:before="0" w:after="0" w:line="276" w:lineRule="auto"/>
-              <w:jc w:val="center"/>
-            </w:pPr>
-            <w:r>
-              <w:rPr>
-                <w:rFonts w:ascii="Noto Sans CJK SC" w:hAnsi="Noto Sans CJK SC" w:eastAsia="Noto Sans CJK SC"/>
-                <w:color w:val="243447"/>
-                <w:sz w:val="18"/>
-                <w:lang w:val="zh-CN" w:eastAsia="zh-CN"/>
-                <w:b/>
-                <w:noProof/>
-              </w:rPr>
-              <w:t>{{ occur_time }}</w:t>
-            </w:r>
-          </w:p>
-          <w:p>
-            <w:pPr>
-              <w:spacing w:before="0" w:after="0" w:line="276" w:lineRule="auto"/>
-              <w:jc w:val="center"/>
-            </w:pPr>
-            <w:r>
-              <w:rPr>
-                <w:rFonts w:ascii="Noto Sans CJK SC" w:hAnsi="Noto Sans CJK SC" w:eastAsia="Noto Sans CJK SC"/>
-                <w:color w:val="64748B"/>
-                <w:sz w:val="15"/>
-                <w:lang w:val="zh-CN" w:eastAsia="zh-CN"/>
-                <w:b w:val="0"/>
-                <w:noProof/>
-              </w:rPr>
-              <w:t>发生时间</w:t>
+              <w:t>{{ occur_time_display }}</w:t>
             </w:r>
           </w:p>
         </w:tc>
@@ -382,21 +411,21 @@
     </w:p>
     <w:tbl>
       <w:tblPr>
-        <w:tblW w:type="auto" w:w="0"/>
+        <w:tblW w:type="dxa" w:w="8278"/>
         <w:jc w:val="center"/>
         <w:tblLayout w:type="fixed"/>
         <w:tblLook w:firstColumn="1" w:firstRow="1" w:lastColumn="0" w:lastRow="0" w:noHBand="0" w:noVBand="1" w:val="04A0"/>
       </w:tblPr>
       <w:tblGrid>
-        <w:gridCol w:w="2438"/>
-        <w:gridCol w:w="2438"/>
-        <w:gridCol w:w="2438"/>
-        <w:gridCol w:w="2438"/>
+        <w:gridCol w:w="1389"/>
+        <w:gridCol w:w="2749"/>
+        <w:gridCol w:w="1389"/>
+        <w:gridCol w:w="2749"/>
       </w:tblGrid>
       <w:tr>
         <w:tc>
           <w:tcPr>
-            <w:tcW w:type="dxa" w:w="1701"/>
+            <w:tcW w:type="dxa" w:w="1389"/>
             <w:vAlign w:val="center"/>
             <w:tcMar>
               <w:top w:w="115" w:type="dxa"/>
@@ -425,7 +454,7 @@
         </w:tc>
         <w:tc>
           <w:tcPr>
-            <w:tcW w:type="dxa" w:w="3175"/>
+            <w:tcW w:type="dxa" w:w="2749"/>
             <w:vAlign w:val="center"/>
             <w:tcMar>
               <w:top w:w="115" w:type="dxa"/>
@@ -453,7 +482,7 @@
         </w:tc>
         <w:tc>
           <w:tcPr>
-            <w:tcW w:type="dxa" w:w="1701"/>
+            <w:tcW w:type="dxa" w:w="1389"/>
             <w:vAlign w:val="center"/>
             <w:tcMar>
               <w:top w:w="115" w:type="dxa"/>
@@ -482,7 +511,7 @@
         </w:tc>
         <w:tc>
           <w:tcPr>
-            <w:tcW w:type="dxa" w:w="3175"/>
+            <w:tcW w:type="dxa" w:w="2749"/>
             <w:vAlign w:val="center"/>
             <w:tcMar>
               <w:top w:w="115" w:type="dxa"/>
@@ -512,7 +541,7 @@
       <w:tr>
         <w:tc>
           <w:tcPr>
-            <w:tcW w:type="dxa" w:w="1701"/>
+            <w:tcW w:type="dxa" w:w="1389"/>
             <w:vAlign w:val="center"/>
             <w:tcMar>
               <w:top w:w="115" w:type="dxa"/>
@@ -541,7 +570,7 @@
         </w:tc>
         <w:tc>
           <w:tcPr>
-            <w:tcW w:type="dxa" w:w="3175"/>
+            <w:tcW w:type="dxa" w:w="2749"/>
             <w:vAlign w:val="center"/>
             <w:tcMar>
               <w:top w:w="115" w:type="dxa"/>
@@ -569,7 +598,7 @@
         </w:tc>
         <w:tc>
           <w:tcPr>
-            <w:tcW w:type="dxa" w:w="1701"/>
+            <w:tcW w:type="dxa" w:w="1389"/>
             <w:vAlign w:val="center"/>
             <w:tcMar>
               <w:top w:w="115" w:type="dxa"/>
@@ -598,7 +627,7 @@
         </w:tc>
         <w:tc>
           <w:tcPr>
-            <w:tcW w:type="dxa" w:w="3175"/>
+            <w:tcW w:type="dxa" w:w="2749"/>
             <w:vAlign w:val="center"/>
             <w:tcMar>
               <w:top w:w="115" w:type="dxa"/>
@@ -628,7 +657,7 @@
       <w:tr>
         <w:tc>
           <w:tcPr>
-            <w:tcW w:type="dxa" w:w="1701"/>
+            <w:tcW w:type="dxa" w:w="1389"/>
             <w:vAlign w:val="center"/>
             <w:tcMar>
               <w:top w:w="115" w:type="dxa"/>
@@ -657,7 +686,7 @@
         </w:tc>
         <w:tc>
           <w:tcPr>
-            <w:tcW w:type="dxa" w:w="3175"/>
+            <w:tcW w:type="dxa" w:w="2749"/>
             <w:vAlign w:val="center"/>
             <w:tcMar>
               <w:top w:w="115" w:type="dxa"/>
@@ -685,7 +714,7 @@
         </w:tc>
         <w:tc>
           <w:tcPr>
-            <w:tcW w:type="dxa" w:w="1701"/>
+            <w:tcW w:type="dxa" w:w="1389"/>
             <w:vAlign w:val="center"/>
             <w:tcMar>
               <w:top w:w="115" w:type="dxa"/>
@@ -714,7 +743,7 @@
         </w:tc>
         <w:tc>
           <w:tcPr>
-            <w:tcW w:type="dxa" w:w="3175"/>
+            <w:tcW w:type="dxa" w:w="2749"/>
             <w:vAlign w:val="center"/>
             <w:tcMar>
               <w:top w:w="115" w:type="dxa"/>
@@ -744,7 +773,7 @@
       <w:tr>
         <w:tc>
           <w:tcPr>
-            <w:tcW w:type="dxa" w:w="1701"/>
+            <w:tcW w:type="dxa" w:w="1389"/>
             <w:vAlign w:val="center"/>
             <w:tcMar>
               <w:top w:w="115" w:type="dxa"/>
@@ -773,7 +802,7 @@
         </w:tc>
         <w:tc>
           <w:tcPr>
-            <w:tcW w:type="dxa" w:w="3175"/>
+            <w:tcW w:type="dxa" w:w="2749"/>
             <w:vAlign w:val="center"/>
             <w:tcMar>
               <w:top w:w="115" w:type="dxa"/>
@@ -801,7 +830,7 @@
         </w:tc>
         <w:tc>
           <w:tcPr>
-            <w:tcW w:type="dxa" w:w="1701"/>
+            <w:tcW w:type="dxa" w:w="1389"/>
             <w:vAlign w:val="center"/>
             <w:tcMar>
               <w:top w:w="115" w:type="dxa"/>
@@ -830,7 +859,7 @@
         </w:tc>
         <w:tc>
           <w:tcPr>
-            <w:tcW w:type="dxa" w:w="3175"/>
+            <w:tcW w:type="dxa" w:w="2749"/>
             <w:vAlign w:val="center"/>
             <w:tcMar>
               <w:top w:w="115" w:type="dxa"/>
@@ -904,6 +933,18 @@
                 <w:noProof/>
               </w:rPr>
               <w:t>{{ summary }}</w:t>
+            </w:r>
+          </w:p>
+          <w:p>
+            <w:pPr/>
+            <w:r>
+              <w:rPr>
+                <w:rFonts w:ascii="Noto Sans CJK SC" w:hAnsi="Noto Sans CJK SC"/>
+                <w:b/>
+                <w:color w:val="64748B"/>
+                <w:sz w:val="17"/>
+              </w:rPr>
+              <w:t>处置耗时：{{ event_duration }}    报告生成：{{ report_time }}</w:t>
             </w:r>
           </w:p>
         </w:tc>
@@ -987,6 +1028,18 @@
               <w:t>{{ key_observation }}</w:t>
             </w:r>
           </w:p>
+          <w:p>
+            <w:pPr/>
+            <w:r>
+              <w:rPr>
+                <w:rFonts w:ascii="Noto Sans CJK SC" w:hAnsi="Noto Sans CJK SC"/>
+                <w:b/>
+                <w:color w:val="64748B"/>
+                <w:sz w:val="17"/>
+              </w:rPr>
+              <w:t>初筛结论：{{ screening_summary }}</w:t>
+            </w:r>
+          </w:p>
         </w:tc>
       </w:tr>
     </w:tbl>
@@ -1036,6 +1089,18 @@
                 <w:noProof/>
               </w:rPr>
               <w:t>{{ source_summary }}</w:t>
+            </w:r>
+          </w:p>
+          <w:p>
+            <w:pPr/>
+            <w:r>
+              <w:rPr>
+                <w:rFonts w:ascii="Noto Sans CJK SC" w:hAnsi="Noto Sans CJK SC"/>
+                <w:b/>
+                <w:color w:val="64748B"/>
+                <w:sz w:val="17"/>
+              </w:rPr>
+              <w:t>模型链路：{{ model_route_summary }}</w:t>
             </w:r>
           </w:p>
         </w:tc>
@@ -1497,79 +1562,44 @@
               <w:t>{{ evidence_summary }}</w:t>
             </w:r>
           </w:p>
+          <w:p>
+            <w:pPr/>
+            <w:r>
+              <w:rPr>
+                <w:rFonts w:ascii="Noto Sans CJK SC" w:hAnsi="Noto Sans CJK SC"/>
+                <w:b/>
+                <w:color w:val="64748B"/>
+                <w:sz w:val="17"/>
+              </w:rPr>
+              <w:t>抽帧证据：{{ frame_evidence_summary }}</w:t>
+            </w:r>
+          </w:p>
+          <w:p>
+            <w:pPr/>
+            <w:r>
+              <w:rPr>
+                <w:rFonts w:ascii="Noto Sans CJK SC" w:hAnsi="Noto Sans CJK SC"/>
+                <w:b/>
+                <w:color w:val="64748B"/>
+                <w:sz w:val="17"/>
+              </w:rPr>
+              <w:t>联动取证：{{ linkage_evidence_summary }}</w:t>
+            </w:r>
+          </w:p>
         </w:tc>
       </w:tr>
     </w:tbl>
     <w:p>
       <w:pPr>
-        <w:spacing w:before="100" w:after="40" w:line="276" w:lineRule="auto"/>
-        <w:jc w:val="center"/>
-      </w:pPr>
-      <w:r>
-        <w:drawing>
-          <wp:inline xmlns:a="http://schemas.openxmlformats.org/drawingml/2006/main" xmlns:pic="http://schemas.openxmlformats.org/drawingml/2006/picture">
-            <wp:extent cx="5112000" cy="2877029"/>
-            <wp:docPr id="3" name="Picture 3"/>
-            <wp:cNvGraphicFramePr>
-              <a:graphicFrameLocks noChangeAspect="1"/>
-            </wp:cNvGraphicFramePr>
-            <a:graphic>
-              <a:graphicData uri="http://schemas.openxmlformats.org/drawingml/2006/picture">
-                <pic:pic>
-                  <pic:nvPicPr>
-                    <pic:cNvPr id="0" name="20260802_person_waterside.png"/>
-                    <pic:cNvPicPr/>
-                  </pic:nvPicPr>
-                  <pic:blipFill>
-                    <a:blip r:embed="rId13"/>
-                    <a:stretch>
-                      <a:fillRect/>
-                    </a:stretch>
-                  </pic:blipFill>
-                  <pic:spPr>
-                    <a:xfrm>
-                      <a:off x="0" y="0"/>
-                      <a:ext cx="5112000" cy="2877029"/>
-                    </a:xfrm>
-                    <a:prstGeom prst="rect"/>
-                  </pic:spPr>
-                </pic:pic>
-              </a:graphicData>
-            </a:graphic>
-          </wp:inline>
-        </w:drawing>
-      </w:r>
-    </w:p>
-    <w:p>
-      <w:pPr>
-        <w:spacing w:before="0" w:after="100" w:line="276" w:lineRule="auto"/>
+        <w:spacing w:before="80" w:after="40"/>
         <w:jc w:val="center"/>
       </w:pPr>
       <w:r>
         <w:rPr>
-          <w:rFonts w:ascii="Noto Sans CJK SC" w:hAnsi="Noto Sans CJK SC" w:eastAsia="Noto Sans CJK SC"/>
-          <w:color w:val="64748B"/>
-          <w:sz w:val="15"/>
-          <w:lang w:val="zh-CN" w:eastAsia="zh-CN"/>
+          <w:rFonts w:ascii="Microsoft YaHei" w:hAnsi="Microsoft YaHei" w:eastAsia="Microsoft YaHei"/>
           <w:b w:val="0"/>
-          <w:noProof/>
-        </w:rPr>
-        <w:t>{{ evidence_caption }}</w:t>
-      </w:r>
-    </w:p>
-    <w:p>
-      <w:pPr>
-        <w:spacing w:before="0" w:after="80" w:line="276" w:lineRule="auto"/>
-        <w:jc w:val="center"/>
-      </w:pPr>
-      <w:r>
-        <w:rPr>
-          <w:rFonts w:ascii="Noto Sans CJK SC" w:hAnsi="Noto Sans CJK SC" w:eastAsia="Noto Sans CJK SC"/>
-          <w:color w:val="64748B"/>
-          <w:sz w:val="16"/>
-          <w:lang w:val="zh-CN" w:eastAsia="zh-CN"/>
-          <w:b w:val="0"/>
-          <w:noProof/>
+          <w:color w:val="1F2937"/>
+          <w:sz w:val="20"/>
         </w:rPr>
         <w:t>{{ evidence_image }}</w:t>
       </w:r>

--- a/dam-backend/app/templates/dam_event_handling_report_template.docx
+++ b/dam-backend/app/templates/dam_event_handling_report_template.docx
@@ -4,13 +4,16 @@
   <w:body>
     <w:p>
       <w:pPr>
-        <w:spacing w:before="0" w:after="400" w:line="276" w:lineRule="auto"/>
-        <w:jc w:val="left"/>
+        <w:spacing w:before="80" w:after="80"/>
+        <w:jc w:val="center"/>
       </w:pPr>
       <w:r>
+        <w:rPr>
+          <w:noProof/>
+        </w:rPr>
         <w:drawing>
           <wp:inline xmlns:a="http://schemas.openxmlformats.org/drawingml/2006/main" xmlns:pic="http://schemas.openxmlformats.org/drawingml/2006/picture">
-            <wp:extent cx="1728000" cy="925200"/>
+            <wp:extent cx="1620000" cy="866310"/>
             <wp:docPr id="1" name="Picture 1"/>
             <wp:cNvGraphicFramePr>
               <a:graphicFrameLocks noChangeAspect="1"/>
@@ -23,7 +26,7 @@
                     <pic:cNvPicPr/>
                   </pic:nvPicPr>
                   <pic:blipFill>
-                    <a:blip r:embed="rId9"/>
+                    <a:blip r:embed="rId10"/>
                     <a:stretch>
                       <a:fillRect/>
                     </a:stretch>
@@ -31,7 +34,7 @@
                   <pic:spPr>
                     <a:xfrm>
                       <a:off x="0" y="0"/>
-                      <a:ext cx="1728000" cy="925200"/>
+                      <a:ext cx="1620000" cy="866310"/>
                     </a:xfrm>
                     <a:prstGeom prst="rect"/>
                   </pic:spPr>
@@ -44,47 +47,183 @@
     </w:p>
     <w:p>
       <w:pPr>
-        <w:spacing w:before="0" w:after="60" w:line="276" w:lineRule="auto"/>
+        <w:spacing w:before="0" w:after="0" w:line="280" w:lineRule="exact"/>
+        <w:jc w:val="left"/>
+      </w:pPr>
+      <w:r>
+        <w:rPr>
+          <w:rFonts w:ascii="Times New Roman" w:hAnsi="Times New Roman" w:eastAsia="FangSong_GB2312"/>
+          <w:b w:val="0"/>
+          <w:color w:val="000000"/>
+          <w:sz w:val="22"/>
+          <w:noProof/>
+        </w:rPr>
+      </w:r>
+    </w:p>
+    <w:p>
+      <w:pPr>
+        <w:spacing w:before="0" w:after="0" w:line="280" w:lineRule="exact"/>
+        <w:jc w:val="left"/>
+      </w:pPr>
+      <w:r>
+        <w:rPr>
+          <w:rFonts w:ascii="Times New Roman" w:hAnsi="Times New Roman" w:eastAsia="FangSong_GB2312"/>
+          <w:b w:val="0"/>
+          <w:color w:val="000000"/>
+          <w:sz w:val="22"/>
+          <w:noProof/>
+        </w:rPr>
+      </w:r>
+    </w:p>
+    <w:p>
+      <w:pPr>
+        <w:spacing w:before="0" w:after="0" w:line="280" w:lineRule="exact"/>
+        <w:jc w:val="left"/>
+      </w:pPr>
+      <w:r>
+        <w:rPr>
+          <w:rFonts w:ascii="Times New Roman" w:hAnsi="Times New Roman" w:eastAsia="FangSong_GB2312"/>
+          <w:b w:val="0"/>
+          <w:color w:val="000000"/>
+          <w:sz w:val="22"/>
+          <w:noProof/>
+        </w:rPr>
+      </w:r>
+    </w:p>
+    <w:p>
+      <w:pPr>
+        <w:spacing w:before="0" w:after="0" w:line="280" w:lineRule="exact"/>
+        <w:jc w:val="left"/>
+      </w:pPr>
+      <w:r>
+        <w:rPr>
+          <w:rFonts w:ascii="Times New Roman" w:hAnsi="Times New Roman" w:eastAsia="FangSong_GB2312"/>
+          <w:b w:val="0"/>
+          <w:color w:val="000000"/>
+          <w:sz w:val="22"/>
+          <w:noProof/>
+        </w:rPr>
+      </w:r>
+    </w:p>
+    <w:p>
+      <w:pPr>
+        <w:spacing w:before="0" w:after="0" w:line="280" w:lineRule="exact"/>
+        <w:jc w:val="left"/>
+      </w:pPr>
+      <w:r>
+        <w:rPr>
+          <w:rFonts w:ascii="Times New Roman" w:hAnsi="Times New Roman" w:eastAsia="FangSong_GB2312"/>
+          <w:b w:val="0"/>
+          <w:color w:val="000000"/>
+          <w:sz w:val="22"/>
+          <w:noProof/>
+        </w:rPr>
+      </w:r>
+    </w:p>
+    <w:p>
+      <w:pPr>
+        <w:spacing w:before="0" w:after="0" w:line="280" w:lineRule="exact"/>
+        <w:jc w:val="left"/>
+      </w:pPr>
+      <w:r>
+        <w:rPr>
+          <w:rFonts w:ascii="Times New Roman" w:hAnsi="Times New Roman" w:eastAsia="FangSong_GB2312"/>
+          <w:b w:val="0"/>
+          <w:color w:val="000000"/>
+          <w:sz w:val="22"/>
+          <w:noProof/>
+        </w:rPr>
+      </w:r>
+    </w:p>
+    <w:p>
+      <w:pPr>
+        <w:spacing w:before="0" w:after="0" w:line="280" w:lineRule="exact"/>
+        <w:jc w:val="left"/>
+      </w:pPr>
+      <w:r>
+        <w:rPr>
+          <w:rFonts w:ascii="Times New Roman" w:hAnsi="Times New Roman" w:eastAsia="FangSong_GB2312"/>
+          <w:b w:val="0"/>
+          <w:color w:val="000000"/>
+          <w:sz w:val="22"/>
+          <w:noProof/>
+        </w:rPr>
+      </w:r>
+    </w:p>
+    <w:p>
+      <w:pPr>
+        <w:spacing w:before="0" w:after="0" w:line="280" w:lineRule="exact"/>
+        <w:jc w:val="left"/>
+      </w:pPr>
+      <w:r>
+        <w:rPr>
+          <w:rFonts w:ascii="Times New Roman" w:hAnsi="Times New Roman" w:eastAsia="FangSong_GB2312"/>
+          <w:b w:val="0"/>
+          <w:color w:val="000000"/>
+          <w:sz w:val="22"/>
+          <w:noProof/>
+        </w:rPr>
+      </w:r>
+    </w:p>
+    <w:p>
+      <w:pPr>
+        <w:spacing w:before="0" w:after="200" w:line="760" w:lineRule="exact"/>
         <w:jc w:val="center"/>
       </w:pPr>
       <w:r>
         <w:rPr>
-          <w:rFonts w:ascii="Noto Serif CJK SC" w:hAnsi="Noto Serif CJK SC" w:eastAsia="Noto Serif CJK SC"/>
-          <w:color w:val="0B4F8A"/>
-          <w:sz w:val="46"/>
-          <w:lang w:val="zh-CN" w:eastAsia="zh-CN"/>
+          <w:rFonts w:ascii="Times New Roman" w:hAnsi="Times New Roman" w:eastAsia="经典宋体简"/>
           <w:b/>
+          <w:color w:val="000000"/>
+          <w:sz w:val="56"/>
           <w:noProof/>
         </w:rPr>
-        <w:t>大藤峡工程空地联动事件处置报告</w:t>
+        <w:t>{{ event_name }}处置报告</w:t>
       </w:r>
     </w:p>
     <w:p>
       <w:pPr>
-        <w:spacing w:before="0" w:after="280" w:line="276" w:lineRule="auto"/>
+        <w:spacing w:before="0" w:after="0" w:line="480" w:lineRule="exact"/>
         <w:jc w:val="center"/>
       </w:pPr>
       <w:r>
         <w:rPr>
-          <w:rFonts w:ascii="Noto Serif CJK SC" w:hAnsi="Noto Serif CJK SC" w:eastAsia="Noto Serif CJK SC"/>
-          <w:color w:val="243447"/>
-          <w:sz w:val="26"/>
-          <w:lang w:val="zh-CN" w:eastAsia="zh-CN"/>
-          <w:b/>
+          <w:rFonts w:ascii="Times New Roman" w:hAnsi="Times New Roman" w:eastAsia="经典宋体简"/>
+          <w:b w:val="0"/>
+          <w:color w:val="000000"/>
+          <w:sz w:val="30"/>
           <w:noProof/>
         </w:rPr>
-        <w:t>{{ event_name }}</w:t>
+        <w:t>事件编号：{{ instance_no }}</w:t>
       </w:r>
     </w:p>
     <w:p>
       <w:pPr>
-        <w:spacing w:before="0" w:after="320" w:line="276" w:lineRule="auto"/>
+        <w:spacing w:before="0" w:after="0" w:line="360" w:lineRule="exact"/>
+        <w:jc w:val="left"/>
+      </w:pPr>
+      <w:r>
+        <w:rPr>
+          <w:rFonts w:ascii="Times New Roman" w:hAnsi="Times New Roman" w:eastAsia="FangSong_GB2312"/>
+          <w:b w:val="0"/>
+          <w:color w:val="000000"/>
+          <w:sz w:val="22"/>
+          <w:noProof/>
+        </w:rPr>
+      </w:r>
+    </w:p>
+    <w:p>
+      <w:pPr>
+        <w:spacing w:before="80" w:after="80"/>
         <w:jc w:val="center"/>
       </w:pPr>
       <w:r>
+        <w:rPr>
+          <w:noProof/>
+        </w:rPr>
         <w:drawing>
           <wp:inline xmlns:a="http://schemas.openxmlformats.org/drawingml/2006/main" xmlns:pic="http://schemas.openxmlformats.org/drawingml/2006/picture">
-            <wp:extent cx="5760000" cy="2448000"/>
+            <wp:extent cx="3420000" cy="1924773"/>
             <wp:docPr id="2" name="Picture 2"/>
             <wp:cNvGraphicFramePr>
               <a:graphicFrameLocks noChangeAspect="1"/>
@@ -97,7 +236,7 @@
                     <pic:cNvPicPr/>
                   </pic:nvPicPr>
                   <pic:blipFill>
-                    <a:blip r:embed="rId10"/>
+                    <a:blip r:embed="rId11"/>
                     <a:stretch>
                       <a:fillRect/>
                     </a:stretch>
@@ -105,7 +244,7 @@
                   <pic:spPr>
                     <a:xfrm>
                       <a:off x="0" y="0"/>
-                      <a:ext cx="5760000" cy="2448000"/>
+                      <a:ext cx="3420000" cy="1924773"/>
                     </a:xfrm>
                     <a:prstGeom prst="rect"/>
                   </pic:spPr>
@@ -116,140 +255,636 @@
         </w:drawing>
       </w:r>
     </w:p>
+    <w:p>
+      <w:pPr>
+        <w:spacing w:before="0" w:after="0" w:line="360" w:lineRule="exact"/>
+        <w:jc w:val="left"/>
+      </w:pPr>
+      <w:r>
+        <w:rPr>
+          <w:rFonts w:ascii="Times New Roman" w:hAnsi="Times New Roman" w:eastAsia="FangSong_GB2312"/>
+          <w:b w:val="0"/>
+          <w:color w:val="000000"/>
+          <w:sz w:val="22"/>
+          <w:noProof/>
+        </w:rPr>
+      </w:r>
+    </w:p>
+    <w:p>
+      <w:pPr>
+        <w:spacing w:before="0" w:after="0" w:line="360" w:lineRule="exact"/>
+        <w:jc w:val="left"/>
+      </w:pPr>
+      <w:r>
+        <w:rPr>
+          <w:rFonts w:ascii="Times New Roman" w:hAnsi="Times New Roman" w:eastAsia="FangSong_GB2312"/>
+          <w:b w:val="0"/>
+          <w:color w:val="000000"/>
+          <w:sz w:val="22"/>
+          <w:noProof/>
+        </w:rPr>
+      </w:r>
+    </w:p>
+    <w:p>
+      <w:pPr>
+        <w:spacing w:before="0" w:after="0" w:line="360" w:lineRule="exact"/>
+        <w:jc w:val="left"/>
+      </w:pPr>
+      <w:r>
+        <w:rPr>
+          <w:rFonts w:ascii="Times New Roman" w:hAnsi="Times New Roman" w:eastAsia="FangSong_GB2312"/>
+          <w:b w:val="0"/>
+          <w:color w:val="000000"/>
+          <w:sz w:val="22"/>
+          <w:noProof/>
+        </w:rPr>
+      </w:r>
+    </w:p>
+    <w:p>
+      <w:pPr>
+        <w:spacing w:before="0" w:after="0" w:line="560" w:lineRule="exact"/>
+        <w:jc w:val="center"/>
+      </w:pPr>
+      <w:r>
+        <w:rPr>
+          <w:rFonts w:ascii="Times New Roman" w:hAnsi="Times New Roman" w:eastAsia="经典宋体简"/>
+          <w:b w:val="0"/>
+          <w:color w:val="000000"/>
+          <w:sz w:val="36"/>
+          <w:noProof/>
+        </w:rPr>
+        <w:t>{{ report_date }}</w:t>
+      </w:r>
+    </w:p>
+    <w:p>
+      <w:r>
+        <w:rPr>
+          <w:noProof/>
+        </w:rPr>
+        <w:br w:type="page"/>
+      </w:r>
+    </w:p>
+    <w:p>
+      <w:pPr>
+        <w:spacing w:before="360" w:after="440" w:line="560" w:lineRule="exact"/>
+        <w:jc w:val="center"/>
+      </w:pPr>
+      <w:r>
+        <w:rPr>
+          <w:rFonts w:ascii="Times New Roman" w:hAnsi="Times New Roman" w:eastAsia="经典宋体简"/>
+          <w:b/>
+          <w:color w:val="000000"/>
+          <w:sz w:val="44"/>
+          <w:noProof/>
+        </w:rPr>
+        <w:t>目录</w:t>
+      </w:r>
+    </w:p>
+    <w:p>
+      <w:pPr>
+        <w:spacing w:before="0" w:after="160" w:line="400" w:lineRule="exact"/>
+        <w:ind w:left="567"/>
+        <w:jc w:val="left"/>
+      </w:pPr>
+      <w:r>
+        <w:rPr>
+          <w:rFonts w:ascii="Times New Roman" w:hAnsi="Times New Roman" w:eastAsia="FangSong_GB2312"/>
+          <w:b w:val="0"/>
+          <w:color w:val="000000"/>
+          <w:sz w:val="26"/>
+          <w:noProof/>
+        </w:rPr>
+        <w:t>1 事件信息</w:t>
+      </w:r>
+    </w:p>
+    <w:p>
+      <w:pPr>
+        <w:spacing w:before="0" w:after="160" w:line="400" w:lineRule="exact"/>
+        <w:ind w:left="567"/>
+        <w:jc w:val="left"/>
+      </w:pPr>
+      <w:r>
+        <w:rPr>
+          <w:rFonts w:ascii="Times New Roman" w:hAnsi="Times New Roman" w:eastAsia="FangSong_GB2312"/>
+          <w:b w:val="0"/>
+          <w:color w:val="000000"/>
+          <w:sz w:val="26"/>
+          <w:noProof/>
+        </w:rPr>
+        <w:t>2 事件复核结果</w:t>
+      </w:r>
+    </w:p>
+    <w:p>
+      <w:pPr>
+        <w:spacing w:before="0" w:after="160" w:line="400" w:lineRule="exact"/>
+        <w:ind w:left="567"/>
+        <w:jc w:val="left"/>
+      </w:pPr>
+      <w:r>
+        <w:rPr>
+          <w:rFonts w:ascii="Times New Roman" w:hAnsi="Times New Roman" w:eastAsia="FangSong_GB2312"/>
+          <w:b w:val="0"/>
+          <w:color w:val="000000"/>
+          <w:sz w:val="26"/>
+          <w:noProof/>
+        </w:rPr>
+        <w:t>3 处置过程记录</w:t>
+      </w:r>
+    </w:p>
+    <w:p>
+      <w:pPr>
+        <w:spacing w:before="0" w:after="160" w:line="400" w:lineRule="exact"/>
+        <w:ind w:left="567"/>
+        <w:jc w:val="left"/>
+      </w:pPr>
+      <w:r>
+        <w:rPr>
+          <w:rFonts w:ascii="Times New Roman" w:hAnsi="Times New Roman" w:eastAsia="FangSong_GB2312"/>
+          <w:b w:val="0"/>
+          <w:color w:val="000000"/>
+          <w:sz w:val="26"/>
+          <w:noProof/>
+        </w:rPr>
+        <w:t>4 证据材料</w:t>
+      </w:r>
+    </w:p>
+    <w:p>
+      <w:pPr>
+        <w:spacing w:before="0" w:after="160" w:line="400" w:lineRule="exact"/>
+        <w:ind w:left="567"/>
+        <w:jc w:val="left"/>
+      </w:pPr>
+      <w:r>
+        <w:rPr>
+          <w:rFonts w:ascii="Times New Roman" w:hAnsi="Times New Roman" w:eastAsia="FangSong_GB2312"/>
+          <w:b w:val="0"/>
+          <w:color w:val="000000"/>
+          <w:sz w:val="26"/>
+          <w:noProof/>
+        </w:rPr>
+        <w:t>5 处置结论</w:t>
+      </w:r>
+    </w:p>
+    <w:p>
+      <w:pPr>
+        <w:spacing w:before="0" w:after="160" w:line="400" w:lineRule="exact"/>
+        <w:ind w:left="567"/>
+        <w:jc w:val="left"/>
+      </w:pPr>
+      <w:r>
+        <w:rPr>
+          <w:rFonts w:ascii="Times New Roman" w:hAnsi="Times New Roman" w:eastAsia="FangSong_GB2312"/>
+          <w:b w:val="0"/>
+          <w:color w:val="000000"/>
+          <w:sz w:val="26"/>
+          <w:noProof/>
+        </w:rPr>
+        <w:t>6 知识依据</w:t>
+      </w:r>
+    </w:p>
+    <w:p>
+      <w:r>
+        <w:rPr>
+          <w:noProof/>
+        </w:rPr>
+        <w:br w:type="page"/>
+      </w:r>
+    </w:p>
+    <w:p>
+      <w:pPr>
+        <w:spacing w:before="0" w:after="280" w:line="480" w:lineRule="exact"/>
+        <w:jc w:val="center"/>
+      </w:pPr>
+      <w:r>
+        <w:rPr>
+          <w:rFonts w:ascii="Times New Roman" w:hAnsi="Times New Roman" w:eastAsia="经典宋体简"/>
+          <w:b/>
+          <w:color w:val="000000"/>
+          <w:sz w:val="32"/>
+          <w:noProof/>
+        </w:rPr>
+        <w:t>{{ event_name }}处置报告</w:t>
+      </w:r>
+    </w:p>
     <w:tbl>
       <w:tblPr>
-        <w:tblW w:type="dxa" w:w="8278"/>
+        <w:tblW w:type="pct" w:w="5000"/>
         <w:jc w:val="center"/>
         <w:tblLayout w:type="fixed"/>
         <w:tblLook w:firstColumn="1" w:firstRow="1" w:lastColumn="0" w:lastRow="0" w:noHBand="0" w:noVBand="1" w:val="04A0"/>
+        <w:tblBorders>
+          <w:top w:val="single" w:sz="8" w:space="0" w:color="000000"/>
+          <w:left w:val="single" w:sz="8" w:space="0" w:color="000000"/>
+          <w:bottom w:val="single" w:sz="8" w:space="0" w:color="000000"/>
+          <w:right w:val="single" w:sz="8" w:space="0" w:color="000000"/>
+          <w:insideH w:val="single" w:sz="8" w:space="0" w:color="000000"/>
+          <w:insideV w:val="single" w:sz="8" w:space="0" w:color="000000"/>
+        </w:tblBorders>
       </w:tblPr>
       <w:tblGrid>
-        <w:gridCol w:w="2778"/>
-        <w:gridCol w:w="1672"/>
-        <w:gridCol w:w="1672"/>
-        <w:gridCol w:w="2154"/>
+        <w:gridCol w:w="2256"/>
+        <w:gridCol w:w="2256"/>
+        <w:gridCol w:w="2256"/>
+        <w:gridCol w:w="2256"/>
       </w:tblGrid>
       <w:tr>
+        <w:trPr>
+          <w:trHeight w:val="442"/>
+        </w:trPr>
         <w:tc>
           <w:tcPr>
-            <w:tcW w:type="dxa" w:w="2778"/>
-            <w:shd w:fill="EAF2F8"/>
-            <w:tcMar>
-              <w:top w:w="130" w:type="dxa"/>
-              <w:start w:w="80" w:type="dxa"/>
-              <w:bottom w:w="130" w:type="dxa"/>
-              <w:end w:w="80" w:type="dxa"/>
-              <w:left w:w="90" w:type="dxa"/>
-              <w:right w:w="90" w:type="dxa"/>
-            </w:tcMar>
-            <w:tcBorders>
-              <w:top w:val="single" w:sz="10" w:color="FFFFFF"/>
-              <w:bottom w:val="single" w:sz="10" w:color="FFFFFF"/>
-              <w:start w:val="single" w:sz="6" w:color="FFFFFF"/>
-              <w:end w:val="single" w:sz="6" w:color="FFFFFF"/>
-              <w:left w:val="single" w:sz="10" w:color="FFFFFF"/>
-              <w:right w:val="single" w:sz="10" w:color="FFFFFF"/>
-            </w:tcBorders>
+            <w:tcW w:type="dxa" w:w="1900"/>
             <w:vAlign w:val="center"/>
+            <w:shd w:fill="F2F2F2"/>
           </w:tcPr>
           <w:p>
             <w:pPr>
-              <w:spacing w:before="0" w:after="60" w:line="240" w:lineRule="auto"/>
-              <w:jc w:val="center"/>
+              <w:spacing w:before="0" w:after="0" w:line="300" w:lineRule="exact"/>
+              <w:jc w:val="left"/>
             </w:pPr>
             <w:r>
               <w:rPr>
-                <w:rFonts w:ascii="Microsoft YaHei" w:hAnsi="Microsoft YaHei" w:eastAsia="Microsoft YaHei"/>
-                <w:b w:val="0"/>
-                <w:color w:val="64748B"/>
-                <w:sz w:val="17"/>
                 <w:noProof/>
               </w:rPr>
-              <w:t>事件编号</w:t>
             </w:r>
-          </w:p>
-          <w:p>
-            <w:pPr>
-              <w:spacing w:before="0" w:after="0" w:line="240" w:lineRule="auto"/>
-              <w:jc w:val="center"/>
-            </w:pPr>
             <w:r>
               <w:rPr>
-                <w:rFonts w:ascii="Microsoft YaHei" w:hAnsi="Microsoft YaHei" w:eastAsia="Microsoft YaHei"/>
+                <w:rFonts w:ascii="Times New Roman" w:hAnsi="Times New Roman" w:eastAsia="经典宋体简"/>
                 <w:b/>
-                <w:color w:val="0F4C81"/>
-                <w:sz w:val="16"/>
+                <w:color w:val="000000"/>
+                <w:sz w:val="21"/>
                 <w:noProof/>
               </w:rPr>
-              <w:t>{{ instance_no_prefix }}</w:t>
-            </w:r>
-          </w:p>
-          <w:p>
-            <w:pPr>
-              <w:spacing w:before="0" w:after="0" w:line="240" w:lineRule="auto"/>
-              <w:jc w:val="center"/>
-            </w:pPr>
-            <w:r>
-              <w:rPr>
-                <w:rFonts w:ascii="Microsoft YaHei" w:hAnsi="Microsoft YaHei" w:eastAsia="Microsoft YaHei"/>
-                <w:b/>
-                <w:color w:val="0F4C81"/>
-                <w:sz w:val="16"/>
-                <w:noProof/>
-              </w:rPr>
-              <w:t>{{ instance_no_suffix }}</w:t>
+              <w:t>事件来源</w:t>
             </w:r>
           </w:p>
         </w:tc>
         <w:tc>
           <w:tcPr>
-            <w:tcW w:type="dxa" w:w="1672"/>
-            <w:shd w:fill="FCECEC"/>
-            <w:tcMar>
-              <w:top w:w="130" w:type="dxa"/>
-              <w:start w:w="80" w:type="dxa"/>
-              <w:bottom w:w="130" w:type="dxa"/>
-              <w:end w:w="80" w:type="dxa"/>
-              <w:left w:w="90" w:type="dxa"/>
-              <w:right w:w="90" w:type="dxa"/>
-            </w:tcMar>
-            <w:tcBorders>
-              <w:top w:val="single" w:sz="10" w:color="FFFFFF"/>
-              <w:bottom w:val="single" w:sz="10" w:color="FFFFFF"/>
-              <w:start w:val="single" w:sz="6" w:color="FFFFFF"/>
-              <w:end w:val="single" w:sz="6" w:color="FFFFFF"/>
-              <w:left w:val="single" w:sz="10" w:color="FFFFFF"/>
-              <w:right w:val="single" w:sz="10" w:color="FFFFFF"/>
-            </w:tcBorders>
+            <w:tcW w:type="dxa" w:w="3300"/>
             <w:vAlign w:val="center"/>
           </w:tcPr>
           <w:p>
             <w:pPr>
-              <w:spacing w:before="0" w:after="60" w:line="240" w:lineRule="auto"/>
-              <w:jc w:val="center"/>
+              <w:spacing w:before="0" w:after="0" w:line="300" w:lineRule="exact"/>
+              <w:jc w:val="left"/>
             </w:pPr>
             <w:r>
               <w:rPr>
-                <w:rFonts w:ascii="Microsoft YaHei" w:hAnsi="Microsoft YaHei" w:eastAsia="Microsoft YaHei"/>
+                <w:noProof/>
+              </w:rPr>
+            </w:r>
+            <w:r>
+              <w:rPr>
+                <w:rFonts w:ascii="Times New Roman" w:hAnsi="Times New Roman" w:eastAsia="FangSong_GB2312"/>
                 <w:b w:val="0"/>
-                <w:color w:val="64748B"/>
-                <w:sz w:val="17"/>
+                <w:color w:val="000000"/>
+                <w:sz w:val="21"/>
+                <w:noProof/>
+              </w:rPr>
+              <w:t>{{ source_trigger_label }}</w:t>
+            </w:r>
+          </w:p>
+        </w:tc>
+        <w:tc>
+          <w:tcPr>
+            <w:tcW w:type="dxa" w:w="1900"/>
+            <w:vAlign w:val="center"/>
+            <w:shd w:fill="F2F2F2"/>
+          </w:tcPr>
+          <w:p>
+            <w:pPr>
+              <w:spacing w:before="0" w:after="0" w:line="300" w:lineRule="exact"/>
+              <w:jc w:val="left"/>
+            </w:pPr>
+            <w:r>
+              <w:rPr>
+                <w:noProof/>
+              </w:rPr>
+            </w:r>
+            <w:r>
+              <w:rPr>
+                <w:rFonts w:ascii="Times New Roman" w:hAnsi="Times New Roman" w:eastAsia="经典宋体简"/>
+                <w:b/>
+                <w:color w:val="000000"/>
+                <w:sz w:val="21"/>
+                <w:noProof/>
+              </w:rPr>
+              <w:t>证据数量</w:t>
+            </w:r>
+          </w:p>
+        </w:tc>
+        <w:tc>
+          <w:tcPr>
+            <w:tcW w:type="dxa" w:w="3300"/>
+            <w:vAlign w:val="center"/>
+          </w:tcPr>
+          <w:p>
+            <w:pPr>
+              <w:spacing w:before="0" w:after="0" w:line="300" w:lineRule="exact"/>
+              <w:jc w:val="left"/>
+            </w:pPr>
+            <w:r>
+              <w:rPr>
+                <w:noProof/>
+              </w:rPr>
+            </w:r>
+            <w:r>
+              <w:rPr>
+                <w:rFonts w:ascii="Times New Roman" w:hAnsi="Times New Roman" w:eastAsia="FangSong_GB2312"/>
+                <w:b w:val="0"/>
+                <w:color w:val="000000"/>
+                <w:sz w:val="21"/>
+                <w:noProof/>
+              </w:rPr>
+              <w:t>{{ evidence_count }}</w:t>
+            </w:r>
+          </w:p>
+        </w:tc>
+      </w:tr>
+      <w:tr>
+        <w:trPr>
+          <w:trHeight w:val="442"/>
+        </w:trPr>
+        <w:tc>
+          <w:tcPr>
+            <w:tcW w:type="dxa" w:w="1900"/>
+            <w:vAlign w:val="center"/>
+            <w:shd w:fill="F2F2F2"/>
+          </w:tcPr>
+          <w:p>
+            <w:pPr>
+              <w:spacing w:before="0" w:after="0" w:line="300" w:lineRule="exact"/>
+              <w:jc w:val="left"/>
+            </w:pPr>
+            <w:r>
+              <w:rPr>
+                <w:noProof/>
+              </w:rPr>
+            </w:r>
+            <w:r>
+              <w:rPr>
+                <w:rFonts w:ascii="Times New Roman" w:hAnsi="Times New Roman" w:eastAsia="经典宋体简"/>
+                <w:b/>
+                <w:color w:val="000000"/>
+                <w:sz w:val="21"/>
+                <w:noProof/>
+              </w:rPr>
+              <w:t>发生位置</w:t>
+            </w:r>
+          </w:p>
+        </w:tc>
+        <w:tc>
+          <w:tcPr>
+            <w:tcW w:type="dxa" w:w="3300"/>
+            <w:vAlign w:val="center"/>
+          </w:tcPr>
+          <w:p>
+            <w:pPr>
+              <w:spacing w:before="0" w:after="0" w:line="300" w:lineRule="exact"/>
+              <w:jc w:val="left"/>
+            </w:pPr>
+            <w:r>
+              <w:rPr>
+                <w:noProof/>
+              </w:rPr>
+            </w:r>
+            <w:r>
+              <w:rPr>
+                <w:rFonts w:ascii="Times New Roman" w:hAnsi="Times New Roman" w:eastAsia="FangSong_GB2312"/>
+                <w:b w:val="0"/>
+                <w:color w:val="000000"/>
+                <w:sz w:val="21"/>
+                <w:noProof/>
+              </w:rPr>
+              <w:t>{{ location_short }}</w:t>
+            </w:r>
+          </w:p>
+        </w:tc>
+        <w:tc>
+          <w:tcPr>
+            <w:tcW w:type="dxa" w:w="1900"/>
+            <w:vAlign w:val="center"/>
+            <w:shd w:fill="F2F2F2"/>
+          </w:tcPr>
+          <w:p>
+            <w:pPr>
+              <w:spacing w:before="0" w:after="0" w:line="300" w:lineRule="exact"/>
+              <w:jc w:val="left"/>
+            </w:pPr>
+            <w:r>
+              <w:rPr>
+                <w:noProof/>
+              </w:rPr>
+            </w:r>
+            <w:r>
+              <w:rPr>
+                <w:rFonts w:ascii="Times New Roman" w:hAnsi="Times New Roman" w:eastAsia="经典宋体简"/>
+                <w:b/>
+                <w:color w:val="000000"/>
+                <w:sz w:val="21"/>
+                <w:noProof/>
+              </w:rPr>
+              <w:t>事件类型</w:t>
+            </w:r>
+          </w:p>
+        </w:tc>
+        <w:tc>
+          <w:tcPr>
+            <w:tcW w:type="dxa" w:w="3300"/>
+            <w:vAlign w:val="center"/>
+          </w:tcPr>
+          <w:p>
+            <w:pPr>
+              <w:spacing w:before="0" w:after="0" w:line="300" w:lineRule="exact"/>
+              <w:jc w:val="left"/>
+            </w:pPr>
+            <w:r>
+              <w:rPr>
+                <w:noProof/>
+              </w:rPr>
+            </w:r>
+            <w:r>
+              <w:rPr>
+                <w:rFonts w:ascii="Times New Roman" w:hAnsi="Times New Roman" w:eastAsia="FangSong_GB2312"/>
+                <w:b w:val="0"/>
+                <w:color w:val="000000"/>
+                <w:sz w:val="21"/>
+                <w:noProof/>
+              </w:rPr>
+              <w:t>{{ event_name }}</w:t>
+            </w:r>
+          </w:p>
+        </w:tc>
+      </w:tr>
+      <w:tr>
+        <w:trPr>
+          <w:trHeight w:val="442"/>
+        </w:trPr>
+        <w:tc>
+          <w:tcPr>
+            <w:tcW w:type="dxa" w:w="1900"/>
+            <w:vAlign w:val="center"/>
+            <w:shd w:fill="F2F2F2"/>
+          </w:tcPr>
+          <w:p>
+            <w:pPr>
+              <w:spacing w:before="0" w:after="0" w:line="300" w:lineRule="exact"/>
+              <w:jc w:val="left"/>
+            </w:pPr>
+            <w:r>
+              <w:rPr>
+                <w:noProof/>
+              </w:rPr>
+            </w:r>
+            <w:r>
+              <w:rPr>
+                <w:rFonts w:ascii="Times New Roman" w:hAnsi="Times New Roman" w:eastAsia="经典宋体简"/>
+                <w:b/>
+                <w:color w:val="000000"/>
+                <w:sz w:val="21"/>
+                <w:noProof/>
+              </w:rPr>
+              <w:t>发生时间</w:t>
+            </w:r>
+          </w:p>
+        </w:tc>
+        <w:tc>
+          <w:tcPr>
+            <w:tcW w:type="dxa" w:w="3300"/>
+            <w:vAlign w:val="center"/>
+          </w:tcPr>
+          <w:p>
+            <w:pPr>
+              <w:spacing w:before="0" w:after="0" w:line="300" w:lineRule="exact"/>
+              <w:jc w:val="left"/>
+            </w:pPr>
+            <w:r>
+              <w:rPr>
+                <w:noProof/>
+              </w:rPr>
+            </w:r>
+            <w:r>
+              <w:rPr>
+                <w:rFonts w:ascii="Times New Roman" w:hAnsi="Times New Roman" w:eastAsia="FangSong_GB2312"/>
+                <w:b w:val="0"/>
+                <w:color w:val="000000"/>
+                <w:sz w:val="21"/>
+                <w:noProof/>
+              </w:rPr>
+              <w:t>{{ occur_time }}</w:t>
+            </w:r>
+          </w:p>
+        </w:tc>
+        <w:tc>
+          <w:tcPr>
+            <w:tcW w:type="dxa" w:w="1900"/>
+            <w:vAlign w:val="center"/>
+            <w:shd w:fill="F2F2F2"/>
+          </w:tcPr>
+          <w:p>
+            <w:pPr>
+              <w:spacing w:before="0" w:after="0" w:line="300" w:lineRule="exact"/>
+              <w:jc w:val="left"/>
+            </w:pPr>
+            <w:r>
+              <w:rPr>
+                <w:noProof/>
+              </w:rPr>
+            </w:r>
+            <w:r>
+              <w:rPr>
+                <w:rFonts w:ascii="Times New Roman" w:hAnsi="Times New Roman" w:eastAsia="经典宋体简"/>
+                <w:b/>
+                <w:color w:val="000000"/>
+                <w:sz w:val="21"/>
+                <w:noProof/>
+              </w:rPr>
+              <w:t>完成时间</w:t>
+            </w:r>
+          </w:p>
+        </w:tc>
+        <w:tc>
+          <w:tcPr>
+            <w:tcW w:type="dxa" w:w="3300"/>
+            <w:vAlign w:val="center"/>
+          </w:tcPr>
+          <w:p>
+            <w:pPr>
+              <w:spacing w:before="0" w:after="0" w:line="300" w:lineRule="exact"/>
+              <w:jc w:val="left"/>
+            </w:pPr>
+            <w:r>
+              <w:rPr>
+                <w:noProof/>
+              </w:rPr>
+            </w:r>
+            <w:r>
+              <w:rPr>
+                <w:rFonts w:ascii="Times New Roman" w:hAnsi="Times New Roman" w:eastAsia="FangSong_GB2312"/>
+                <w:b w:val="0"/>
+                <w:color w:val="000000"/>
+                <w:sz w:val="21"/>
+                <w:noProof/>
+              </w:rPr>
+              <w:t>{{ completed_at }}</w:t>
+            </w:r>
+          </w:p>
+        </w:tc>
+      </w:tr>
+      <w:tr>
+        <w:trPr>
+          <w:trHeight w:val="442"/>
+        </w:trPr>
+        <w:tc>
+          <w:tcPr>
+            <w:tcW w:type="dxa" w:w="1900"/>
+            <w:vAlign w:val="center"/>
+            <w:shd w:fill="F2F2F2"/>
+          </w:tcPr>
+          <w:p>
+            <w:pPr>
+              <w:spacing w:before="0" w:after="0" w:line="300" w:lineRule="exact"/>
+              <w:jc w:val="left"/>
+            </w:pPr>
+            <w:r>
+              <w:rPr>
+                <w:noProof/>
+              </w:rPr>
+            </w:r>
+            <w:r>
+              <w:rPr>
+                <w:rFonts w:ascii="Times New Roman" w:hAnsi="Times New Roman" w:eastAsia="经典宋体简"/>
+                <w:b/>
+                <w:color w:val="000000"/>
+                <w:sz w:val="21"/>
                 <w:noProof/>
               </w:rPr>
               <w:t>风险等级</w:t>
             </w:r>
           </w:p>
+        </w:tc>
+        <w:tc>
+          <w:tcPr>
+            <w:tcW w:type="dxa" w:w="3300"/>
+            <w:vAlign w:val="center"/>
+          </w:tcPr>
           <w:p>
             <w:pPr>
-              <w:spacing w:before="0" w:after="0" w:line="240" w:lineRule="auto"/>
-              <w:jc w:val="center"/>
+              <w:spacing w:before="0" w:after="0" w:line="300" w:lineRule="exact"/>
+              <w:jc w:val="left"/>
             </w:pPr>
             <w:r>
               <w:rPr>
-                <w:rFonts w:ascii="Microsoft YaHei" w:hAnsi="Microsoft YaHei" w:eastAsia="Microsoft YaHei"/>
-                <w:b/>
-                <w:color w:val="D71920"/>
-                <w:sz w:val="24"/>
+                <w:noProof/>
+              </w:rPr>
+            </w:r>
+            <w:r>
+              <w:rPr>
+                <w:rFonts w:ascii="Times New Roman" w:hAnsi="Times New Roman" w:eastAsia="FangSong_GB2312"/>
+                <w:b w:val="0"/>
+                <w:color w:val="000000"/>
+                <w:sz w:val="21"/>
                 <w:noProof/>
               </w:rPr>
               <w:t>{{ risk_label }}</w:t>
@@ -258,921 +893,26 @@
         </w:tc>
         <w:tc>
           <w:tcPr>
-            <w:tcW w:type="dxa" w:w="1672"/>
-            <w:shd w:fill="EAF6EF"/>
-            <w:tcMar>
-              <w:top w:w="130" w:type="dxa"/>
-              <w:start w:w="80" w:type="dxa"/>
-              <w:bottom w:w="130" w:type="dxa"/>
-              <w:end w:w="80" w:type="dxa"/>
-              <w:left w:w="90" w:type="dxa"/>
-              <w:right w:w="90" w:type="dxa"/>
-            </w:tcMar>
-            <w:tcBorders>
-              <w:top w:val="single" w:sz="10" w:color="FFFFFF"/>
-              <w:bottom w:val="single" w:sz="10" w:color="FFFFFF"/>
-              <w:start w:val="single" w:sz="6" w:color="FFFFFF"/>
-              <w:end w:val="single" w:sz="6" w:color="FFFFFF"/>
-              <w:left w:val="single" w:sz="10" w:color="FFFFFF"/>
-              <w:right w:val="single" w:sz="10" w:color="FFFFFF"/>
-            </w:tcBorders>
+            <w:tcW w:type="dxa" w:w="1900"/>
             <w:vAlign w:val="center"/>
+            <w:shd w:fill="F2F2F2"/>
           </w:tcPr>
           <w:p>
             <w:pPr>
-              <w:spacing w:before="0" w:after="60" w:line="240" w:lineRule="auto"/>
-              <w:jc w:val="center"/>
+              <w:spacing w:before="0" w:after="0" w:line="300" w:lineRule="exact"/>
+              <w:jc w:val="left"/>
             </w:pPr>
             <w:r>
               <w:rPr>
-                <w:rFonts w:ascii="Microsoft YaHei" w:hAnsi="Microsoft YaHei" w:eastAsia="Microsoft YaHei"/>
-                <w:b w:val="0"/>
-                <w:color w:val="64748B"/>
-                <w:sz w:val="17"/>
                 <w:noProof/>
               </w:rPr>
-              <w:t>当前状态</w:t>
-            </w:r>
-          </w:p>
-          <w:p>
-            <w:pPr>
-              <w:spacing w:before="0" w:after="0" w:line="240" w:lineRule="auto"/>
-              <w:jc w:val="center"/>
-            </w:pPr>
-            <w:r>
-              <w:rPr>
-                <w:rFonts w:ascii="Microsoft YaHei" w:hAnsi="Microsoft YaHei" w:eastAsia="Microsoft YaHei"/>
-                <w:b/>
-                <w:color w:val="047857"/>
-                <w:sz w:val="24"/>
-                <w:noProof/>
-              </w:rPr>
-              <w:t>{{ result_label }}</w:t>
-            </w:r>
-          </w:p>
-        </w:tc>
-        <w:tc>
-          <w:tcPr>
-            <w:tcW w:type="dxa" w:w="2154"/>
-            <w:shd w:fill="F7F9FC"/>
-            <w:tcMar>
-              <w:top w:w="130" w:type="dxa"/>
-              <w:start w:w="80" w:type="dxa"/>
-              <w:bottom w:w="130" w:type="dxa"/>
-              <w:end w:w="80" w:type="dxa"/>
-              <w:left w:w="90" w:type="dxa"/>
-              <w:right w:w="90" w:type="dxa"/>
-            </w:tcMar>
-            <w:tcBorders>
-              <w:top w:val="single" w:sz="10" w:color="FFFFFF"/>
-              <w:bottom w:val="single" w:sz="10" w:color="FFFFFF"/>
-              <w:start w:val="single" w:sz="6" w:color="FFFFFF"/>
-              <w:end w:val="single" w:sz="6" w:color="FFFFFF"/>
-              <w:left w:val="single" w:sz="10" w:color="FFFFFF"/>
-              <w:right w:val="single" w:sz="10" w:color="FFFFFF"/>
-            </w:tcBorders>
-            <w:vAlign w:val="center"/>
-          </w:tcPr>
-          <w:p>
-            <w:pPr>
-              <w:spacing w:before="0" w:after="60" w:line="240" w:lineRule="auto"/>
-              <w:jc w:val="center"/>
-            </w:pPr>
-            <w:r>
-              <w:rPr>
-                <w:rFonts w:ascii="Microsoft YaHei" w:hAnsi="Microsoft YaHei" w:eastAsia="Microsoft YaHei"/>
-                <w:b w:val="0"/>
-                <w:color w:val="64748B"/>
-                <w:sz w:val="17"/>
-                <w:noProof/>
-              </w:rPr>
-              <w:t>发生时间</w:t>
-            </w:r>
-          </w:p>
-          <w:p>
-            <w:pPr>
-              <w:spacing w:before="0" w:after="0" w:line="240" w:lineRule="auto"/>
-              <w:jc w:val="center"/>
-            </w:pPr>
-            <w:r>
-              <w:rPr>
-                <w:rFonts w:ascii="Microsoft YaHei" w:hAnsi="Microsoft YaHei" w:eastAsia="Microsoft YaHei"/>
-                <w:b/>
-                <w:color w:val="111827"/>
-                <w:sz w:val="22"/>
-                <w:noProof/>
-              </w:rPr>
-              <w:t>{{ occur_time_display }}</w:t>
-            </w:r>
-          </w:p>
-        </w:tc>
-      </w:tr>
-    </w:tbl>
-    <w:p>
-      <w:pPr>
-        <w:sectPr>
-          <w:pgSz w:w="11906" w:h="16838"/>
-          <w:pgMar w:top="964" w:right="1077" w:bottom="907" w:left="1077" w:header="397" w:footer="454" w:gutter="0"/>
-          <w:cols w:space="720"/>
-          <w:titlePg/>
-          <w:docGrid w:linePitch="360"/>
-        </w:sectPr>
-      </w:pPr>
-    </w:p>
-    <w:p>
-      <w:pPr>
-        <w:spacing w:before="160" w:after="100" w:line="276" w:lineRule="auto"/>
-        <w:pBdr>
-          <w:bottom w:val="single" w:sz="12" w:color="0B4F8A" w:space="4"/>
-        </w:pBdr>
-      </w:pPr>
-      <w:r>
-        <w:rPr>
-          <w:rFonts w:ascii="Noto Serif CJK SC" w:hAnsi="Noto Serif CJK SC" w:eastAsia="Noto Serif CJK SC"/>
-          <w:color w:val="0B4F8A"/>
-          <w:sz w:val="31"/>
-          <w:lang w:val="zh-CN" w:eastAsia="zh-CN"/>
-          <w:b w:val="0"/>
-          <w:noProof/>
-        </w:rPr>
-        <w:t>01</w:t>
-      </w:r>
-      <w:r>
-        <w:rPr>
-          <w:rFonts w:ascii="Noto Serif CJK SC" w:hAnsi="Noto Serif CJK SC" w:eastAsia="Noto Serif CJK SC"/>
-          <w:color w:val="0B4F8A"/>
-          <w:sz w:val="31"/>
-          <w:lang w:val="zh-CN" w:eastAsia="zh-CN"/>
-          <w:b/>
-          <w:noProof/>
-        </w:rPr>
-        <w:t xml:space="preserve">  事件信息</w:t>
-      </w:r>
-    </w:p>
-    <w:tbl>
-      <w:tblPr>
-        <w:tblW w:type="dxa" w:w="8278"/>
-        <w:jc w:val="center"/>
-        <w:tblLayout w:type="fixed"/>
-        <w:tblLook w:firstColumn="1" w:firstRow="1" w:lastColumn="0" w:lastRow="0" w:noHBand="0" w:noVBand="1" w:val="04A0"/>
-      </w:tblPr>
-      <w:tblGrid>
-        <w:gridCol w:w="1389"/>
-        <w:gridCol w:w="2749"/>
-        <w:gridCol w:w="1389"/>
-        <w:gridCol w:w="2749"/>
-      </w:tblGrid>
-      <w:tr>
-        <w:tc>
-          <w:tcPr>
-            <w:tcW w:type="dxa" w:w="1389"/>
-            <w:vAlign w:val="center"/>
-            <w:tcMar>
-              <w:top w:w="115" w:type="dxa"/>
-              <w:start w:w="120" w:type="dxa"/>
-              <w:bottom w:w="115" w:type="dxa"/>
-              <w:end w:w="120" w:type="dxa"/>
-            </w:tcMar>
-            <w:tcBorders>
-              <w:bottom w:val="single" w:sz="6" w:color="D9E2EC"/>
-            </w:tcBorders>
-            <w:shd w:fill="F7F9FB"/>
-          </w:tcPr>
-          <w:p>
-            <w:r>
-              <w:rPr>
-                <w:rFonts w:ascii="Noto Sans CJK SC" w:hAnsi="Noto Sans CJK SC" w:eastAsia="Noto Sans CJK SC"/>
-                <w:color w:val="64748B"/>
-                <w:sz w:val="16"/>
-                <w:lang w:val="zh-CN" w:eastAsia="zh-CN"/>
-                <w:b/>
-                <w:noProof/>
-              </w:rPr>
-              <w:t>事件名称</w:t>
-            </w:r>
-          </w:p>
-        </w:tc>
-        <w:tc>
-          <w:tcPr>
-            <w:tcW w:type="dxa" w:w="2749"/>
-            <w:vAlign w:val="center"/>
-            <w:tcMar>
-              <w:top w:w="115" w:type="dxa"/>
-              <w:start w:w="120" w:type="dxa"/>
-              <w:bottom w:w="115" w:type="dxa"/>
-              <w:end w:w="120" w:type="dxa"/>
-            </w:tcMar>
-            <w:tcBorders>
-              <w:bottom w:val="single" w:sz="6" w:color="D9E2EC"/>
-            </w:tcBorders>
-          </w:tcPr>
-          <w:p>
-            <w:r>
-              <w:rPr>
-                <w:rFonts w:ascii="Noto Sans CJK SC" w:hAnsi="Noto Sans CJK SC" w:eastAsia="Noto Sans CJK SC"/>
-                <w:color w:val="243447"/>
-                <w:sz w:val="16"/>
-                <w:lang w:val="zh-CN" w:eastAsia="zh-CN"/>
-                <w:b w:val="0"/>
-                <w:noProof/>
-              </w:rPr>
-              <w:t>{{ event_name }}</w:t>
-            </w:r>
-          </w:p>
-        </w:tc>
-        <w:tc>
-          <w:tcPr>
-            <w:tcW w:type="dxa" w:w="1389"/>
-            <w:vAlign w:val="center"/>
-            <w:tcMar>
-              <w:top w:w="115" w:type="dxa"/>
-              <w:start w:w="120" w:type="dxa"/>
-              <w:bottom w:w="115" w:type="dxa"/>
-              <w:end w:w="120" w:type="dxa"/>
-            </w:tcMar>
-            <w:tcBorders>
-              <w:bottom w:val="single" w:sz="6" w:color="D9E2EC"/>
-            </w:tcBorders>
-            <w:shd w:fill="F7F9FB"/>
-          </w:tcPr>
-          <w:p>
-            <w:r>
-              <w:rPr>
-                <w:rFonts w:ascii="Noto Sans CJK SC" w:hAnsi="Noto Sans CJK SC" w:eastAsia="Noto Sans CJK SC"/>
-                <w:color w:val="64748B"/>
-                <w:sz w:val="16"/>
-                <w:lang w:val="zh-CN" w:eastAsia="zh-CN"/>
-                <w:b/>
-                <w:noProof/>
-              </w:rPr>
-              <w:t>事件编号</w:t>
-            </w:r>
-          </w:p>
-        </w:tc>
-        <w:tc>
-          <w:tcPr>
-            <w:tcW w:type="dxa" w:w="2749"/>
-            <w:vAlign w:val="center"/>
-            <w:tcMar>
-              <w:top w:w="115" w:type="dxa"/>
-              <w:start w:w="120" w:type="dxa"/>
-              <w:bottom w:w="115" w:type="dxa"/>
-              <w:end w:w="120" w:type="dxa"/>
-            </w:tcMar>
-            <w:tcBorders>
-              <w:bottom w:val="single" w:sz="6" w:color="D9E2EC"/>
-            </w:tcBorders>
-          </w:tcPr>
-          <w:p>
-            <w:r>
-              <w:rPr>
-                <w:rFonts w:ascii="Noto Sans CJK SC" w:hAnsi="Noto Sans CJK SC" w:eastAsia="Noto Sans CJK SC"/>
-                <w:color w:val="243447"/>
-                <w:sz w:val="16"/>
-                <w:lang w:val="zh-CN" w:eastAsia="zh-CN"/>
-                <w:b w:val="0"/>
-                <w:noProof/>
-              </w:rPr>
-              <w:t>{{ instance_no }}</w:t>
-            </w:r>
-          </w:p>
-        </w:tc>
-      </w:tr>
-      <w:tr>
-        <w:tc>
-          <w:tcPr>
-            <w:tcW w:type="dxa" w:w="1389"/>
-            <w:vAlign w:val="center"/>
-            <w:tcMar>
-              <w:top w:w="115" w:type="dxa"/>
-              <w:start w:w="120" w:type="dxa"/>
-              <w:bottom w:w="115" w:type="dxa"/>
-              <w:end w:w="120" w:type="dxa"/>
-            </w:tcMar>
-            <w:tcBorders>
-              <w:bottom w:val="single" w:sz="6" w:color="D9E2EC"/>
-            </w:tcBorders>
-            <w:shd w:fill="F7F9FB"/>
-          </w:tcPr>
-          <w:p>
-            <w:r>
-              <w:rPr>
-                <w:rFonts w:ascii="Noto Sans CJK SC" w:hAnsi="Noto Sans CJK SC" w:eastAsia="Noto Sans CJK SC"/>
-                <w:color w:val="64748B"/>
-                <w:sz w:val="16"/>
-                <w:lang w:val="zh-CN" w:eastAsia="zh-CN"/>
-                <w:b/>
-                <w:noProof/>
-              </w:rPr>
-              <w:t>风险等级</w:t>
-            </w:r>
-          </w:p>
-        </w:tc>
-        <w:tc>
-          <w:tcPr>
-            <w:tcW w:type="dxa" w:w="2749"/>
-            <w:vAlign w:val="center"/>
-            <w:tcMar>
-              <w:top w:w="115" w:type="dxa"/>
-              <w:start w:w="120" w:type="dxa"/>
-              <w:bottom w:w="115" w:type="dxa"/>
-              <w:end w:w="120" w:type="dxa"/>
-            </w:tcMar>
-            <w:tcBorders>
-              <w:bottom w:val="single" w:sz="6" w:color="D9E2EC"/>
-            </w:tcBorders>
-          </w:tcPr>
-          <w:p>
-            <w:r>
-              <w:rPr>
-                <w:rFonts w:ascii="Noto Sans CJK SC" w:hAnsi="Noto Sans CJK SC" w:eastAsia="Noto Sans CJK SC"/>
-                <w:color w:val="243447"/>
-                <w:sz w:val="16"/>
-                <w:lang w:val="zh-CN" w:eastAsia="zh-CN"/>
-                <w:b w:val="0"/>
-                <w:noProof/>
-              </w:rPr>
-              <w:t>{{ risk_label }}</w:t>
-            </w:r>
-          </w:p>
-        </w:tc>
-        <w:tc>
-          <w:tcPr>
-            <w:tcW w:type="dxa" w:w="1389"/>
-            <w:vAlign w:val="center"/>
-            <w:tcMar>
-              <w:top w:w="115" w:type="dxa"/>
-              <w:start w:w="120" w:type="dxa"/>
-              <w:bottom w:w="115" w:type="dxa"/>
-              <w:end w:w="120" w:type="dxa"/>
-            </w:tcMar>
-            <w:tcBorders>
-              <w:bottom w:val="single" w:sz="6" w:color="D9E2EC"/>
-            </w:tcBorders>
-            <w:shd w:fill="F7F9FB"/>
-          </w:tcPr>
-          <w:p>
-            <w:r>
-              <w:rPr>
-                <w:rFonts w:ascii="Noto Sans CJK SC" w:hAnsi="Noto Sans CJK SC" w:eastAsia="Noto Sans CJK SC"/>
-                <w:color w:val="64748B"/>
-                <w:sz w:val="16"/>
-                <w:lang w:val="zh-CN" w:eastAsia="zh-CN"/>
-                <w:b/>
-                <w:noProof/>
-              </w:rPr>
-              <w:t>当前状态</w:t>
-            </w:r>
-          </w:p>
-        </w:tc>
-        <w:tc>
-          <w:tcPr>
-            <w:tcW w:type="dxa" w:w="2749"/>
-            <w:vAlign w:val="center"/>
-            <w:tcMar>
-              <w:top w:w="115" w:type="dxa"/>
-              <w:start w:w="120" w:type="dxa"/>
-              <w:bottom w:w="115" w:type="dxa"/>
-              <w:end w:w="120" w:type="dxa"/>
-            </w:tcMar>
-            <w:tcBorders>
-              <w:bottom w:val="single" w:sz="6" w:color="D9E2EC"/>
-            </w:tcBorders>
-          </w:tcPr>
-          <w:p>
-            <w:r>
-              <w:rPr>
-                <w:rFonts w:ascii="Noto Sans CJK SC" w:hAnsi="Noto Sans CJK SC" w:eastAsia="Noto Sans CJK SC"/>
-                <w:color w:val="243447"/>
-                <w:sz w:val="16"/>
-                <w:lang w:val="zh-CN" w:eastAsia="zh-CN"/>
-                <w:b w:val="0"/>
-                <w:noProof/>
-              </w:rPr>
-              <w:t>{{ result_label }}</w:t>
-            </w:r>
-          </w:p>
-        </w:tc>
-      </w:tr>
-      <w:tr>
-        <w:tc>
-          <w:tcPr>
-            <w:tcW w:type="dxa" w:w="1389"/>
-            <w:vAlign w:val="center"/>
-            <w:tcMar>
-              <w:top w:w="115" w:type="dxa"/>
-              <w:start w:w="120" w:type="dxa"/>
-              <w:bottom w:w="115" w:type="dxa"/>
-              <w:end w:w="120" w:type="dxa"/>
-            </w:tcMar>
-            <w:tcBorders>
-              <w:bottom w:val="single" w:sz="6" w:color="D9E2EC"/>
-            </w:tcBorders>
-            <w:shd w:fill="F7F9FB"/>
-          </w:tcPr>
-          <w:p>
-            <w:r>
-              <w:rPr>
-                <w:rFonts w:ascii="Noto Sans CJK SC" w:hAnsi="Noto Sans CJK SC" w:eastAsia="Noto Sans CJK SC"/>
-                <w:color w:val="64748B"/>
-                <w:sz w:val="16"/>
-                <w:lang w:val="zh-CN" w:eastAsia="zh-CN"/>
-                <w:b/>
-                <w:noProof/>
-              </w:rPr>
-              <w:t>发生时间</w:t>
-            </w:r>
-          </w:p>
-        </w:tc>
-        <w:tc>
-          <w:tcPr>
-            <w:tcW w:type="dxa" w:w="2749"/>
-            <w:vAlign w:val="center"/>
-            <w:tcMar>
-              <w:top w:w="115" w:type="dxa"/>
-              <w:start w:w="120" w:type="dxa"/>
-              <w:bottom w:w="115" w:type="dxa"/>
-              <w:end w:w="120" w:type="dxa"/>
-            </w:tcMar>
-            <w:tcBorders>
-              <w:bottom w:val="single" w:sz="6" w:color="D9E2EC"/>
-            </w:tcBorders>
-          </w:tcPr>
-          <w:p>
-            <w:r>
-              <w:rPr>
-                <w:rFonts w:ascii="Noto Sans CJK SC" w:hAnsi="Noto Sans CJK SC" w:eastAsia="Noto Sans CJK SC"/>
-                <w:color w:val="243447"/>
-                <w:sz w:val="16"/>
-                <w:lang w:val="zh-CN" w:eastAsia="zh-CN"/>
-                <w:b w:val="0"/>
-                <w:noProof/>
-              </w:rPr>
-              <w:t>{{ occur_time }}</w:t>
-            </w:r>
-          </w:p>
-        </w:tc>
-        <w:tc>
-          <w:tcPr>
-            <w:tcW w:type="dxa" w:w="1389"/>
-            <w:vAlign w:val="center"/>
-            <w:tcMar>
-              <w:top w:w="115" w:type="dxa"/>
-              <w:start w:w="120" w:type="dxa"/>
-              <w:bottom w:w="115" w:type="dxa"/>
-              <w:end w:w="120" w:type="dxa"/>
-            </w:tcMar>
-            <w:tcBorders>
-              <w:bottom w:val="single" w:sz="6" w:color="D9E2EC"/>
-            </w:tcBorders>
-            <w:shd w:fill="F7F9FB"/>
-          </w:tcPr>
-          <w:p>
-            <w:r>
-              <w:rPr>
-                <w:rFonts w:ascii="Noto Sans CJK SC" w:hAnsi="Noto Sans CJK SC" w:eastAsia="Noto Sans CJK SC"/>
-                <w:color w:val="64748B"/>
-                <w:sz w:val="16"/>
-                <w:lang w:val="zh-CN" w:eastAsia="zh-CN"/>
-                <w:b/>
-                <w:noProof/>
-              </w:rPr>
-              <w:t>完成时间</w:t>
-            </w:r>
-          </w:p>
-        </w:tc>
-        <w:tc>
-          <w:tcPr>
-            <w:tcW w:type="dxa" w:w="2749"/>
-            <w:vAlign w:val="center"/>
-            <w:tcMar>
-              <w:top w:w="115" w:type="dxa"/>
-              <w:start w:w="120" w:type="dxa"/>
-              <w:bottom w:w="115" w:type="dxa"/>
-              <w:end w:w="120" w:type="dxa"/>
-            </w:tcMar>
-            <w:tcBorders>
-              <w:bottom w:val="single" w:sz="6" w:color="D9E2EC"/>
-            </w:tcBorders>
-          </w:tcPr>
-          <w:p>
-            <w:r>
-              <w:rPr>
-                <w:rFonts w:ascii="Noto Sans CJK SC" w:hAnsi="Noto Sans CJK SC" w:eastAsia="Noto Sans CJK SC"/>
-                <w:color w:val="243447"/>
-                <w:sz w:val="16"/>
-                <w:lang w:val="zh-CN" w:eastAsia="zh-CN"/>
-                <w:b w:val="0"/>
-                <w:noProof/>
-              </w:rPr>
-              <w:t>{{ completed_at }}</w:t>
-            </w:r>
-          </w:p>
-        </w:tc>
-      </w:tr>
-      <w:tr>
-        <w:tc>
-          <w:tcPr>
-            <w:tcW w:type="dxa" w:w="1389"/>
-            <w:vAlign w:val="center"/>
-            <w:tcMar>
-              <w:top w:w="115" w:type="dxa"/>
-              <w:start w:w="120" w:type="dxa"/>
-              <w:bottom w:w="115" w:type="dxa"/>
-              <w:end w:w="120" w:type="dxa"/>
-            </w:tcMar>
-            <w:tcBorders>
-              <w:bottom w:val="single" w:sz="6" w:color="D9E2EC"/>
-            </w:tcBorders>
-            <w:shd w:fill="F7F9FB"/>
-          </w:tcPr>
-          <w:p>
-            <w:r>
-              <w:rPr>
-                <w:rFonts w:ascii="Noto Sans CJK SC" w:hAnsi="Noto Sans CJK SC" w:eastAsia="Noto Sans CJK SC"/>
-                <w:color w:val="64748B"/>
-                <w:sz w:val="16"/>
-                <w:lang w:val="zh-CN" w:eastAsia="zh-CN"/>
-                <w:b/>
-                <w:noProof/>
-              </w:rPr>
-              <w:t>来源 / 位置</w:t>
-            </w:r>
-          </w:p>
-        </w:tc>
-        <w:tc>
-          <w:tcPr>
-            <w:tcW w:type="dxa" w:w="2749"/>
-            <w:vAlign w:val="center"/>
-            <w:tcMar>
-              <w:top w:w="115" w:type="dxa"/>
-              <w:start w:w="120" w:type="dxa"/>
-              <w:bottom w:w="115" w:type="dxa"/>
-              <w:end w:w="120" w:type="dxa"/>
-            </w:tcMar>
-            <w:tcBorders>
-              <w:bottom w:val="single" w:sz="6" w:color="D9E2EC"/>
-            </w:tcBorders>
-          </w:tcPr>
-          <w:p>
-            <w:r>
-              <w:rPr>
-                <w:rFonts w:ascii="Noto Sans CJK SC" w:hAnsi="Noto Sans CJK SC" w:eastAsia="Noto Sans CJK SC"/>
-                <w:color w:val="243447"/>
-                <w:sz w:val="16"/>
-                <w:lang w:val="zh-CN" w:eastAsia="zh-CN"/>
-                <w:b w:val="0"/>
-                <w:noProof/>
-              </w:rPr>
-              <w:t>{{ source_label }} · {{ location }}</w:t>
-            </w:r>
-          </w:p>
-        </w:tc>
-        <w:tc>
-          <w:tcPr>
-            <w:tcW w:type="dxa" w:w="1389"/>
-            <w:vAlign w:val="center"/>
-            <w:tcMar>
-              <w:top w:w="115" w:type="dxa"/>
-              <w:start w:w="120" w:type="dxa"/>
-              <w:bottom w:w="115" w:type="dxa"/>
-              <w:end w:w="120" w:type="dxa"/>
-            </w:tcMar>
-            <w:tcBorders>
-              <w:bottom w:val="single" w:sz="6" w:color="D9E2EC"/>
-            </w:tcBorders>
-            <w:shd w:fill="F7F9FB"/>
-          </w:tcPr>
-          <w:p>
-            <w:r>
-              <w:rPr>
-                <w:rFonts w:ascii="Noto Sans CJK SC" w:hAnsi="Noto Sans CJK SC" w:eastAsia="Noto Sans CJK SC"/>
-                <w:color w:val="64748B"/>
-                <w:sz w:val="16"/>
-                <w:lang w:val="zh-CN" w:eastAsia="zh-CN"/>
-                <w:b/>
-                <w:noProof/>
-              </w:rPr>
-              <w:t>图像数量</w:t>
-            </w:r>
-          </w:p>
-        </w:tc>
-        <w:tc>
-          <w:tcPr>
-            <w:tcW w:type="dxa" w:w="2749"/>
-            <w:vAlign w:val="center"/>
-            <w:tcMar>
-              <w:top w:w="115" w:type="dxa"/>
-              <w:start w:w="120" w:type="dxa"/>
-              <w:bottom w:w="115" w:type="dxa"/>
-              <w:end w:w="120" w:type="dxa"/>
-            </w:tcMar>
-            <w:tcBorders>
-              <w:bottom w:val="single" w:sz="6" w:color="D9E2EC"/>
-            </w:tcBorders>
-          </w:tcPr>
-          <w:p>
-            <w:r>
-              <w:rPr>
-                <w:rFonts w:ascii="Noto Sans CJK SC" w:hAnsi="Noto Sans CJK SC" w:eastAsia="Noto Sans CJK SC"/>
-                <w:color w:val="243447"/>
-                <w:sz w:val="16"/>
-                <w:lang w:val="zh-CN" w:eastAsia="zh-CN"/>
-                <w:b w:val="0"/>
-                <w:noProof/>
-              </w:rPr>
-              <w:t>{{ evidence_count }} 张</w:t>
-            </w:r>
-          </w:p>
-        </w:tc>
-      </w:tr>
-    </w:tbl>
-    <w:tbl>
-      <w:tblPr>
-        <w:tblW w:type="auto" w:w="0"/>
-        <w:jc w:val="center"/>
-        <w:tblLook w:firstColumn="1" w:firstRow="1" w:lastColumn="0" w:lastRow="0" w:noHBand="0" w:noVBand="1" w:val="04A0"/>
-      </w:tblPr>
-      <w:tblGrid>
-        <w:gridCol w:w="9752"/>
-      </w:tblGrid>
-      <w:tr>
-        <w:tc>
-          <w:tcPr>
-            <w:tcW w:type="dxa" w:w="9752"/>
-            <w:shd w:fill="F7F9FB"/>
-            <w:tcMar>
-              <w:top w:w="150" w:type="dxa"/>
-              <w:start w:w="160" w:type="dxa"/>
-              <w:bottom w:w="150" w:type="dxa"/>
-              <w:end w:w="160" w:type="dxa"/>
-            </w:tcMar>
-            <w:tcBorders>
-              <w:start w:val="single" w:sz="18" w:color="0B4F8A"/>
-            </w:tcBorders>
-          </w:tcPr>
-          <w:p>
-            <w:r>
-              <w:rPr>
-                <w:rFonts w:ascii="Noto Sans CJK SC" w:hAnsi="Noto Sans CJK SC" w:eastAsia="Noto Sans CJK SC"/>
-                <w:color w:val="64748B"/>
-                <w:sz w:val="17"/>
-                <w:lang w:val="zh-CN" w:eastAsia="zh-CN"/>
-                <w:b/>
-                <w:noProof/>
-              </w:rPr>
-              <w:t>事件摘要：</w:t>
             </w:r>
             <w:r>
               <w:rPr>
-                <w:rFonts w:ascii="Noto Sans CJK SC" w:hAnsi="Noto Sans CJK SC" w:eastAsia="Noto Sans CJK SC"/>
-                <w:color w:val="243447"/>
-                <w:sz w:val="18"/>
-                <w:lang w:val="zh-CN" w:eastAsia="zh-CN"/>
-                <w:b w:val="0"/>
-                <w:noProof/>
-              </w:rPr>
-              <w:t>{{ summary }}</w:t>
-            </w:r>
-          </w:p>
-          <w:p>
-            <w:pPr/>
-            <w:r>
-              <w:rPr>
-                <w:rFonts w:ascii="Noto Sans CJK SC" w:hAnsi="Noto Sans CJK SC"/>
+                <w:rFonts w:ascii="Times New Roman" w:hAnsi="Times New Roman" w:eastAsia="经典宋体简"/>
                 <w:b/>
-                <w:color w:val="64748B"/>
-                <w:sz w:val="17"/>
-              </w:rPr>
-              <w:t>处置耗时：{{ event_duration }}    报告生成：{{ report_time }}</w:t>
-            </w:r>
-          </w:p>
-        </w:tc>
-      </w:tr>
-    </w:tbl>
-    <w:p>
-      <w:pPr>
-        <w:spacing w:before="160" w:after="100" w:line="276" w:lineRule="auto"/>
-        <w:pBdr>
-          <w:bottom w:val="single" w:sz="12" w:color="0B4F8A" w:space="4"/>
-        </w:pBdr>
-      </w:pPr>
-      <w:r>
-        <w:rPr>
-          <w:rFonts w:ascii="Noto Serif CJK SC" w:hAnsi="Noto Serif CJK SC" w:eastAsia="Noto Serif CJK SC"/>
-          <w:color w:val="0B4F8A"/>
-          <w:sz w:val="31"/>
-          <w:lang w:val="zh-CN" w:eastAsia="zh-CN"/>
-          <w:b w:val="0"/>
-          <w:noProof/>
-        </w:rPr>
-        <w:t>02</w:t>
-      </w:r>
-      <w:r>
-        <w:rPr>
-          <w:rFonts w:ascii="Noto Serif CJK SC" w:hAnsi="Noto Serif CJK SC" w:eastAsia="Noto Serif CJK SC"/>
-          <w:color w:val="0B4F8A"/>
-          <w:sz w:val="31"/>
-          <w:lang w:val="zh-CN" w:eastAsia="zh-CN"/>
-          <w:b/>
-          <w:noProof/>
-        </w:rPr>
-        <w:t xml:space="preserve">  关键观测</w:t>
-      </w:r>
-    </w:p>
-    <w:tbl>
-      <w:tblPr>
-        <w:tblW w:type="auto" w:w="0"/>
-        <w:jc w:val="center"/>
-        <w:tblLook w:firstColumn="1" w:firstRow="1" w:lastColumn="0" w:lastRow="0" w:noHBand="0" w:noVBand="1" w:val="04A0"/>
-      </w:tblPr>
-      <w:tblGrid>
-        <w:gridCol w:w="9752"/>
-      </w:tblGrid>
-      <w:tr>
-        <w:tc>
-          <w:tcPr>
-            <w:tcW w:type="dxa" w:w="9752"/>
-            <w:shd w:fill="FDECEC"/>
-            <w:tcMar>
-              <w:top w:w="150" w:type="dxa"/>
-              <w:start w:w="160" w:type="dxa"/>
-              <w:bottom w:w="150" w:type="dxa"/>
-              <w:end w:w="160" w:type="dxa"/>
-            </w:tcMar>
-            <w:tcBorders>
-              <w:start w:val="single" w:sz="18" w:color="C62828"/>
-            </w:tcBorders>
-          </w:tcPr>
-          <w:p>
-            <w:r>
-              <w:rPr>
-                <w:rFonts w:ascii="Noto Sans CJK SC" w:hAnsi="Noto Sans CJK SC" w:eastAsia="Noto Sans CJK SC"/>
-                <w:color w:val="64748B"/>
-                <w:sz w:val="17"/>
-                <w:lang w:val="zh-CN" w:eastAsia="zh-CN"/>
-                <w:b/>
-                <w:noProof/>
-              </w:rPr>
-              <w:t>观测信息：</w:t>
-            </w:r>
-            <w:r>
-              <w:rPr>
-                <w:rFonts w:ascii="Noto Sans CJK SC" w:hAnsi="Noto Sans CJK SC" w:eastAsia="Noto Sans CJK SC"/>
-                <w:color w:val="243447"/>
-                <w:sz w:val="18"/>
-                <w:lang w:val="zh-CN" w:eastAsia="zh-CN"/>
-                <w:b w:val="0"/>
-                <w:noProof/>
-              </w:rPr>
-              <w:t>{{ key_observation }}</w:t>
-            </w:r>
-          </w:p>
-          <w:p>
-            <w:pPr/>
-            <w:r>
-              <w:rPr>
-                <w:rFonts w:ascii="Noto Sans CJK SC" w:hAnsi="Noto Sans CJK SC"/>
-                <w:b/>
-                <w:color w:val="64748B"/>
-                <w:sz w:val="17"/>
-              </w:rPr>
-              <w:t>初筛结论：{{ screening_summary }}</w:t>
-            </w:r>
-          </w:p>
-        </w:tc>
-      </w:tr>
-    </w:tbl>
-    <w:tbl>
-      <w:tblPr>
-        <w:tblW w:type="auto" w:w="0"/>
-        <w:jc w:val="center"/>
-        <w:tblLook w:firstColumn="1" w:firstRow="1" w:lastColumn="0" w:lastRow="0" w:noHBand="0" w:noVBand="1" w:val="04A0"/>
-      </w:tblPr>
-      <w:tblGrid>
-        <w:gridCol w:w="9752"/>
-      </w:tblGrid>
-      <w:tr>
-        <w:tc>
-          <w:tcPr>
-            <w:tcW w:type="dxa" w:w="9752"/>
-            <w:shd w:fill="F7F9FB"/>
-            <w:tcMar>
-              <w:top w:w="150" w:type="dxa"/>
-              <w:start w:w="160" w:type="dxa"/>
-              <w:bottom w:w="150" w:type="dxa"/>
-              <w:end w:w="160" w:type="dxa"/>
-            </w:tcMar>
-            <w:tcBorders>
-              <w:start w:val="single" w:sz="18" w:color="0B4F8A"/>
-            </w:tcBorders>
-          </w:tcPr>
-          <w:p>
-            <w:r>
-              <w:rPr>
-                <w:rFonts w:ascii="Noto Sans CJK SC" w:hAnsi="Noto Sans CJK SC" w:eastAsia="Noto Sans CJK SC"/>
-                <w:color w:val="64748B"/>
-                <w:sz w:val="17"/>
-                <w:lang w:val="zh-CN" w:eastAsia="zh-CN"/>
-                <w:b/>
-                <w:noProof/>
-              </w:rPr>
-              <w:t>来源说明：</w:t>
-            </w:r>
-            <w:r>
-              <w:rPr>
-                <w:rFonts w:ascii="Noto Sans CJK SC" w:hAnsi="Noto Sans CJK SC" w:eastAsia="Noto Sans CJK SC"/>
-                <w:color w:val="243447"/>
-                <w:sz w:val="18"/>
-                <w:lang w:val="zh-CN" w:eastAsia="zh-CN"/>
-                <w:b w:val="0"/>
-                <w:noProof/>
-              </w:rPr>
-              <w:t>{{ source_summary }}</w:t>
-            </w:r>
-          </w:p>
-          <w:p>
-            <w:pPr/>
-            <w:r>
-              <w:rPr>
-                <w:rFonts w:ascii="Noto Sans CJK SC" w:hAnsi="Noto Sans CJK SC"/>
-                <w:b/>
-                <w:color w:val="64748B"/>
-                <w:sz w:val="17"/>
-              </w:rPr>
-              <w:t>模型链路：{{ model_route_summary }}</w:t>
-            </w:r>
-          </w:p>
-        </w:tc>
-      </w:tr>
-    </w:tbl>
-    <w:p>
-      <w:pPr>
-        <w:spacing w:before="160" w:after="100" w:line="276" w:lineRule="auto"/>
-        <w:pBdr>
-          <w:bottom w:val="single" w:sz="12" w:color="0B4F8A" w:space="4"/>
-        </w:pBdr>
-      </w:pPr>
-      <w:r>
-        <w:rPr>
-          <w:rFonts w:ascii="Noto Serif CJK SC" w:hAnsi="Noto Serif CJK SC" w:eastAsia="Noto Serif CJK SC"/>
-          <w:color w:val="0B4F8A"/>
-          <w:sz w:val="31"/>
-          <w:lang w:val="zh-CN" w:eastAsia="zh-CN"/>
-          <w:b w:val="0"/>
-          <w:noProof/>
-        </w:rPr>
-        <w:t>03</w:t>
-      </w:r>
-      <w:r>
-        <w:rPr>
-          <w:rFonts w:ascii="Noto Serif CJK SC" w:hAnsi="Noto Serif CJK SC" w:eastAsia="Noto Serif CJK SC"/>
-          <w:color w:val="0B4F8A"/>
-          <w:sz w:val="31"/>
-          <w:lang w:val="zh-CN" w:eastAsia="zh-CN"/>
-          <w:b/>
-          <w:noProof/>
-        </w:rPr>
-        <w:t xml:space="preserve">  处置记录</w:t>
-      </w:r>
-    </w:p>
-    <w:tbl>
-      <w:tblPr>
-        <w:tblW w:type="auto" w:w="0"/>
-        <w:jc w:val="center"/>
-        <w:tblLayout w:type="fixed"/>
-        <w:tblLook w:firstColumn="1" w:firstRow="1" w:lastColumn="0" w:lastRow="0" w:noHBand="0" w:noVBand="1" w:val="04A0"/>
-      </w:tblPr>
-      <w:tblGrid>
-        <w:gridCol w:w="2438"/>
-        <w:gridCol w:w="2438"/>
-        <w:gridCol w:w="2438"/>
-        <w:gridCol w:w="2438"/>
-      </w:tblGrid>
-      <w:tr>
-        <w:tc>
-          <w:tcPr>
-            <w:tcW w:type="dxa" w:w="1701"/>
-            <w:vAlign w:val="center"/>
-            <w:tcMar>
-              <w:top w:w="115" w:type="dxa"/>
-              <w:start w:w="120" w:type="dxa"/>
-              <w:bottom w:w="115" w:type="dxa"/>
-              <w:end w:w="120" w:type="dxa"/>
-            </w:tcMar>
-            <w:tcBorders>
-              <w:bottom w:val="single" w:sz="6" w:color="D9E2EC"/>
-            </w:tcBorders>
-            <w:shd w:fill="F7F9FB"/>
-          </w:tcPr>
-          <w:p>
-            <w:r>
-              <w:rPr>
-                <w:rFonts w:ascii="Noto Sans CJK SC" w:hAnsi="Noto Sans CJK SC" w:eastAsia="Noto Sans CJK SC"/>
-                <w:color w:val="64748B"/>
-                <w:sz w:val="16"/>
-                <w:lang w:val="zh-CN" w:eastAsia="zh-CN"/>
-                <w:b/>
+                <w:color w:val="000000"/>
+                <w:sz w:val="21"/>
                 <w:noProof/>
               </w:rPr>
               <w:t>处置状态</w:t>
@@ -1181,304 +921,28 @@
         </w:tc>
         <w:tc>
           <w:tcPr>
-            <w:tcW w:type="dxa" w:w="3175"/>
+            <w:tcW w:type="dxa" w:w="3300"/>
             <w:vAlign w:val="center"/>
-            <w:tcMar>
-              <w:top w:w="115" w:type="dxa"/>
-              <w:start w:w="120" w:type="dxa"/>
-              <w:bottom w:w="115" w:type="dxa"/>
-              <w:end w:w="120" w:type="dxa"/>
-            </w:tcMar>
-            <w:tcBorders>
-              <w:bottom w:val="single" w:sz="6" w:color="D9E2EC"/>
-            </w:tcBorders>
           </w:tcPr>
           <w:p>
+            <w:pPr>
+              <w:spacing w:before="0" w:after="0" w:line="300" w:lineRule="exact"/>
+              <w:jc w:val="left"/>
+            </w:pPr>
             <w:r>
               <w:rPr>
-                <w:rFonts w:ascii="Noto Sans CJK SC" w:hAnsi="Noto Sans CJK SC" w:eastAsia="Noto Sans CJK SC"/>
-                <w:color w:val="243447"/>
-                <w:sz w:val="16"/>
-                <w:lang w:val="zh-CN" w:eastAsia="zh-CN"/>
+                <w:noProof/>
+              </w:rPr>
+            </w:r>
+            <w:r>
+              <w:rPr>
+                <w:rFonts w:ascii="Times New Roman" w:hAnsi="Times New Roman" w:eastAsia="FangSong_GB2312"/>
                 <w:b w:val="0"/>
+                <w:color w:val="000000"/>
+                <w:sz w:val="21"/>
                 <w:noProof/>
               </w:rPr>
               <w:t>{{ result_label }}</w:t>
-            </w:r>
-          </w:p>
-        </w:tc>
-        <w:tc>
-          <w:tcPr>
-            <w:tcW w:type="dxa" w:w="1701"/>
-            <w:vAlign w:val="center"/>
-            <w:tcMar>
-              <w:top w:w="115" w:type="dxa"/>
-              <w:start w:w="120" w:type="dxa"/>
-              <w:bottom w:w="115" w:type="dxa"/>
-              <w:end w:w="120" w:type="dxa"/>
-            </w:tcMar>
-            <w:tcBorders>
-              <w:bottom w:val="single" w:sz="6" w:color="D9E2EC"/>
-            </w:tcBorders>
-            <w:shd w:fill="F7F9FB"/>
-          </w:tcPr>
-          <w:p>
-            <w:r>
-              <w:rPr>
-                <w:rFonts w:ascii="Noto Sans CJK SC" w:hAnsi="Noto Sans CJK SC" w:eastAsia="Noto Sans CJK SC"/>
-                <w:color w:val="64748B"/>
-                <w:sz w:val="16"/>
-                <w:lang w:val="zh-CN" w:eastAsia="zh-CN"/>
-                <w:b/>
-                <w:noProof/>
-              </w:rPr>
-              <w:t>完成时间</w:t>
-            </w:r>
-          </w:p>
-        </w:tc>
-        <w:tc>
-          <w:tcPr>
-            <w:tcW w:type="dxa" w:w="3175"/>
-            <w:vAlign w:val="center"/>
-            <w:tcMar>
-              <w:top w:w="115" w:type="dxa"/>
-              <w:start w:w="120" w:type="dxa"/>
-              <w:bottom w:w="115" w:type="dxa"/>
-              <w:end w:w="120" w:type="dxa"/>
-            </w:tcMar>
-            <w:tcBorders>
-              <w:bottom w:val="single" w:sz="6" w:color="D9E2EC"/>
-            </w:tcBorders>
-          </w:tcPr>
-          <w:p>
-            <w:r>
-              <w:rPr>
-                <w:rFonts w:ascii="Noto Sans CJK SC" w:hAnsi="Noto Sans CJK SC" w:eastAsia="Noto Sans CJK SC"/>
-                <w:color w:val="243447"/>
-                <w:sz w:val="16"/>
-                <w:lang w:val="zh-CN" w:eastAsia="zh-CN"/>
-                <w:b w:val="0"/>
-                <w:noProof/>
-              </w:rPr>
-              <w:t>{{ completed_at }}</w:t>
-            </w:r>
-          </w:p>
-        </w:tc>
-      </w:tr>
-      <w:tr>
-        <w:tc>
-          <w:tcPr>
-            <w:tcW w:type="dxa" w:w="1701"/>
-            <w:vAlign w:val="center"/>
-            <w:tcMar>
-              <w:top w:w="115" w:type="dxa"/>
-              <w:start w:w="120" w:type="dxa"/>
-              <w:bottom w:w="115" w:type="dxa"/>
-              <w:end w:w="120" w:type="dxa"/>
-            </w:tcMar>
-            <w:tcBorders>
-              <w:bottom w:val="single" w:sz="6" w:color="D9E2EC"/>
-            </w:tcBorders>
-            <w:shd w:fill="F7F9FB"/>
-          </w:tcPr>
-          <w:p>
-            <w:r>
-              <w:rPr>
-                <w:rFonts w:ascii="Noto Sans CJK SC" w:hAnsi="Noto Sans CJK SC" w:eastAsia="Noto Sans CJK SC"/>
-                <w:color w:val="64748B"/>
-                <w:sz w:val="16"/>
-                <w:lang w:val="zh-CN" w:eastAsia="zh-CN"/>
-                <w:b/>
-                <w:noProof/>
-              </w:rPr>
-              <w:t>处置来源</w:t>
-            </w:r>
-          </w:p>
-        </w:tc>
-        <w:tc>
-          <w:tcPr>
-            <w:tcW w:type="dxa" w:w="3175"/>
-            <w:vAlign w:val="center"/>
-            <w:tcMar>
-              <w:top w:w="115" w:type="dxa"/>
-              <w:start w:w="120" w:type="dxa"/>
-              <w:bottom w:w="115" w:type="dxa"/>
-              <w:end w:w="120" w:type="dxa"/>
-            </w:tcMar>
-            <w:tcBorders>
-              <w:bottom w:val="single" w:sz="6" w:color="D9E2EC"/>
-            </w:tcBorders>
-          </w:tcPr>
-          <w:p>
-            <w:r>
-              <w:rPr>
-                <w:rFonts w:ascii="Noto Sans CJK SC" w:hAnsi="Noto Sans CJK SC" w:eastAsia="Noto Sans CJK SC"/>
-                <w:color w:val="243447"/>
-                <w:sz w:val="16"/>
-                <w:lang w:val="zh-CN" w:eastAsia="zh-CN"/>
-                <w:b w:val="0"/>
-                <w:noProof/>
-              </w:rPr>
-              <w:t>{{ handling_source }}</w:t>
-            </w:r>
-          </w:p>
-        </w:tc>
-        <w:tc>
-          <w:tcPr>
-            <w:tcW w:type="dxa" w:w="1701"/>
-            <w:vAlign w:val="center"/>
-            <w:tcMar>
-              <w:top w:w="115" w:type="dxa"/>
-              <w:start w:w="120" w:type="dxa"/>
-              <w:bottom w:w="115" w:type="dxa"/>
-              <w:end w:w="120" w:type="dxa"/>
-            </w:tcMar>
-            <w:tcBorders>
-              <w:bottom w:val="single" w:sz="6" w:color="D9E2EC"/>
-            </w:tcBorders>
-            <w:shd w:fill="F7F9FB"/>
-          </w:tcPr>
-          <w:p>
-            <w:r>
-              <w:rPr>
-                <w:rFonts w:ascii="Noto Sans CJK SC" w:hAnsi="Noto Sans CJK SC" w:eastAsia="Noto Sans CJK SC"/>
-                <w:color w:val="64748B"/>
-                <w:sz w:val="16"/>
-                <w:lang w:val="zh-CN" w:eastAsia="zh-CN"/>
-                <w:b/>
-                <w:noProof/>
-              </w:rPr>
-              <w:t>记录数量</w:t>
-            </w:r>
-          </w:p>
-        </w:tc>
-        <w:tc>
-          <w:tcPr>
-            <w:tcW w:type="dxa" w:w="3175"/>
-            <w:vAlign w:val="center"/>
-            <w:tcMar>
-              <w:top w:w="115" w:type="dxa"/>
-              <w:start w:w="120" w:type="dxa"/>
-              <w:bottom w:w="115" w:type="dxa"/>
-              <w:end w:w="120" w:type="dxa"/>
-            </w:tcMar>
-            <w:tcBorders>
-              <w:bottom w:val="single" w:sz="6" w:color="D9E2EC"/>
-            </w:tcBorders>
-          </w:tcPr>
-          <w:p>
-            <w:r>
-              <w:rPr>
-                <w:rFonts w:ascii="Noto Sans CJK SC" w:hAnsi="Noto Sans CJK SC" w:eastAsia="Noto Sans CJK SC"/>
-                <w:color w:val="243447"/>
-                <w:sz w:val="16"/>
-                <w:lang w:val="zh-CN" w:eastAsia="zh-CN"/>
-                <w:b w:val="0"/>
-                <w:noProof/>
-              </w:rPr>
-              <w:t>{{ timeline_count }} 条</w:t>
-            </w:r>
-          </w:p>
-        </w:tc>
-      </w:tr>
-    </w:tbl>
-    <w:tbl>
-      <w:tblPr>
-        <w:tblW w:type="auto" w:w="0"/>
-        <w:jc w:val="center"/>
-        <w:tblLook w:firstColumn="1" w:firstRow="1" w:lastColumn="0" w:lastRow="0" w:noHBand="0" w:noVBand="1" w:val="04A0"/>
-      </w:tblPr>
-      <w:tblGrid>
-        <w:gridCol w:w="9752"/>
-      </w:tblGrid>
-      <w:tr>
-        <w:tc>
-          <w:tcPr>
-            <w:tcW w:type="dxa" w:w="9752"/>
-            <w:shd w:fill="F7F9FB"/>
-            <w:tcMar>
-              <w:top w:w="150" w:type="dxa"/>
-              <w:start w:w="160" w:type="dxa"/>
-              <w:bottom w:w="150" w:type="dxa"/>
-              <w:end w:w="160" w:type="dxa"/>
-            </w:tcMar>
-            <w:tcBorders>
-              <w:start w:val="single" w:sz="18" w:color="0B4F8A"/>
-            </w:tcBorders>
-          </w:tcPr>
-          <w:p>
-            <w:r>
-              <w:rPr>
-                <w:rFonts w:ascii="Noto Sans CJK SC" w:hAnsi="Noto Sans CJK SC" w:eastAsia="Noto Sans CJK SC"/>
-                <w:color w:val="64748B"/>
-                <w:sz w:val="17"/>
-                <w:lang w:val="zh-CN" w:eastAsia="zh-CN"/>
-                <w:b/>
-                <w:noProof/>
-              </w:rPr>
-              <w:t>处置情况：</w:t>
-            </w:r>
-            <w:r>
-              <w:rPr>
-                <w:rFonts w:ascii="Noto Sans CJK SC" w:hAnsi="Noto Sans CJK SC" w:eastAsia="Noto Sans CJK SC"/>
-                <w:color w:val="243447"/>
-                <w:sz w:val="18"/>
-                <w:lang w:val="zh-CN" w:eastAsia="zh-CN"/>
-                <w:b w:val="0"/>
-                <w:noProof/>
-              </w:rPr>
-              <w:t>{{ handling_summary }}</w:t>
-            </w:r>
-          </w:p>
-        </w:tc>
-      </w:tr>
-    </w:tbl>
-    <w:tbl>
-      <w:tblPr>
-        <w:tblW w:type="auto" w:w="0"/>
-        <w:jc w:val="center"/>
-        <w:tblLook w:firstColumn="1" w:firstRow="1" w:lastColumn="0" w:lastRow="0" w:noHBand="0" w:noVBand="1" w:val="04A0"/>
-      </w:tblPr>
-      <w:tblGrid>
-        <w:gridCol w:w="9752"/>
-      </w:tblGrid>
-      <w:tr>
-        <w:tc>
-          <w:tcPr>
-            <w:tcW w:type="dxa" w:w="9752"/>
-            <w:shd w:fill="F7F9FB"/>
-            <w:tcMar>
-              <w:top w:w="150" w:type="dxa"/>
-              <w:start w:w="160" w:type="dxa"/>
-              <w:bottom w:w="150" w:type="dxa"/>
-              <w:end w:w="160" w:type="dxa"/>
-            </w:tcMar>
-            <w:tcBorders>
-              <w:start w:val="single" w:sz="18" w:color="0B4F8A"/>
-            </w:tcBorders>
-          </w:tcPr>
-          <w:p>
-            <w:r>
-              <w:rPr>
-                <w:rFonts w:ascii="Noto Sans CJK SC" w:hAnsi="Noto Sans CJK SC" w:eastAsia="Noto Sans CJK SC"/>
-                <w:color w:val="64748B"/>
-                <w:sz w:val="17"/>
-                <w:lang w:val="zh-CN" w:eastAsia="zh-CN"/>
-                <w:b/>
-                <w:noProof/>
-              </w:rPr>
-              <w:t>过程记录：</w:t>
-            </w:r>
-            <w:r>
-              <w:rPr>
-                <w:rFonts w:ascii="Noto Sans CJK SC" w:hAnsi="Noto Sans CJK SC" w:eastAsia="Noto Sans CJK SC"/>
-                <w:color w:val="243447"/>
-                <w:sz w:val="18"/>
-                <w:lang w:val="zh-CN" w:eastAsia="zh-CN"/>
-                <w:b w:val="0"/>
-                <w:noProof/>
-              </w:rPr>
-              <w:t>{{ timeline_summary }}</w:t>
             </w:r>
           </w:p>
         </w:tc>
@@ -1486,104 +950,335 @@
     </w:tbl>
     <w:p>
       <w:pPr>
-        <w:spacing w:before="160" w:after="100" w:line="276" w:lineRule="auto"/>
-        <w:pBdr>
-          <w:bottom w:val="single" w:sz="12" w:color="0B4F8A" w:space="4"/>
-        </w:pBdr>
+        <w:spacing w:before="280" w:after="160" w:line="400" w:lineRule="exact"/>
+        <w:jc w:val="left"/>
       </w:pPr>
       <w:r>
         <w:rPr>
-          <w:rFonts w:ascii="Noto Serif CJK SC" w:hAnsi="Noto Serif CJK SC" w:eastAsia="Noto Serif CJK SC"/>
-          <w:color w:val="0B4F8A"/>
-          <w:sz w:val="31"/>
-          <w:lang w:val="zh-CN" w:eastAsia="zh-CN"/>
-          <w:b w:val="0"/>
+          <w:rFonts w:ascii="Times New Roman" w:hAnsi="Times New Roman" w:eastAsia="经典宋体简"/>
+          <w:b/>
+          <w:color w:val="000000"/>
+          <w:sz w:val="30"/>
           <w:noProof/>
         </w:rPr>
-        <w:t>04</w:t>
+        <w:t>1  事件信息</w:t>
+      </w:r>
+    </w:p>
+    <w:p>
+      <w:pPr>
+        <w:spacing w:before="0" w:after="120" w:line="360" w:lineRule="exact"/>
+        <w:jc w:val="left"/>
+      </w:pPr>
+      <w:r>
+        <w:rPr>
+          <w:rFonts w:ascii="Times New Roman" w:hAnsi="Times New Roman" w:eastAsia="经典宋体简"/>
+          <w:b/>
+          <w:color w:val="000000"/>
+          <w:sz w:val="22"/>
+          <w:noProof/>
+        </w:rPr>
+        <w:t>发生位置：</w:t>
       </w:r>
       <w:r>
         <w:rPr>
-          <w:rFonts w:ascii="Noto Serif CJK SC" w:hAnsi="Noto Serif CJK SC" w:eastAsia="Noto Serif CJK SC"/>
-          <w:color w:val="0B4F8A"/>
-          <w:sz w:val="31"/>
-          <w:lang w:val="zh-CN" w:eastAsia="zh-CN"/>
-          <w:b/>
+          <w:rFonts w:ascii="Times New Roman" w:hAnsi="Times New Roman" w:eastAsia="FangSong_GB2312"/>
+          <w:b w:val="0"/>
+          <w:color w:val="000000"/>
+          <w:sz w:val="22"/>
           <w:noProof/>
         </w:rPr>
-        <w:t xml:space="preserve">  证据材料</w:t>
+        <w:t>{{ location_short }}</w:t>
+      </w:r>
+    </w:p>
+    <w:p>
+      <w:pPr>
+        <w:spacing w:before="0" w:after="120" w:line="360" w:lineRule="exact"/>
+        <w:jc w:val="left"/>
+      </w:pPr>
+      <w:r>
+        <w:rPr>
+          <w:rFonts w:ascii="Times New Roman" w:hAnsi="Times New Roman" w:eastAsia="经典宋体简"/>
+          <w:b/>
+          <w:color w:val="000000"/>
+          <w:sz w:val="22"/>
+          <w:noProof/>
+        </w:rPr>
+        <w:t>事件摘要：</w:t>
+      </w:r>
+      <w:r>
+        <w:rPr>
+          <w:rFonts w:ascii="Times New Roman" w:hAnsi="Times New Roman" w:eastAsia="FangSong_GB2312"/>
+          <w:b w:val="0"/>
+          <w:color w:val="000000"/>
+          <w:sz w:val="22"/>
+          <w:noProof/>
+        </w:rPr>
+        <w:t>{{ summary }}</w:t>
+      </w:r>
+    </w:p>
+    <w:p>
+      <w:pPr>
+        <w:spacing w:before="280" w:after="160" w:line="400" w:lineRule="exact"/>
+        <w:jc w:val="left"/>
+      </w:pPr>
+      <w:r>
+        <w:rPr>
+          <w:rFonts w:ascii="Times New Roman" w:hAnsi="Times New Roman" w:eastAsia="经典宋体简"/>
+          <w:b/>
+          <w:color w:val="000000"/>
+          <w:sz w:val="30"/>
+          <w:noProof/>
+        </w:rPr>
+        <w:t>2  事件复核结果</w:t>
       </w:r>
     </w:p>
     <w:tbl>
       <w:tblPr>
-        <w:tblW w:type="auto" w:w="0"/>
+        <w:tblW w:type="pct" w:w="5000"/>
         <w:jc w:val="center"/>
+        <w:tblLayout w:type="fixed"/>
         <w:tblLook w:firstColumn="1" w:firstRow="1" w:lastColumn="0" w:lastRow="0" w:noHBand="0" w:noVBand="1" w:val="04A0"/>
+        <w:tblBorders>
+          <w:top w:val="single" w:sz="8" w:space="0" w:color="000000"/>
+          <w:left w:val="single" w:sz="8" w:space="0" w:color="000000"/>
+          <w:bottom w:val="single" w:sz="8" w:space="0" w:color="000000"/>
+          <w:right w:val="single" w:sz="8" w:space="0" w:color="000000"/>
+          <w:insideH w:val="single" w:sz="8" w:space="0" w:color="000000"/>
+          <w:insideV w:val="single" w:sz="8" w:space="0" w:color="000000"/>
+        </w:tblBorders>
       </w:tblPr>
       <w:tblGrid>
-        <w:gridCol w:w="9752"/>
+        <w:gridCol w:w="2256"/>
+        <w:gridCol w:w="2256"/>
+        <w:gridCol w:w="2256"/>
+        <w:gridCol w:w="2256"/>
       </w:tblGrid>
       <w:tr>
+        <w:trPr>
+          <w:trHeight w:val="482"/>
+        </w:trPr>
         <w:tc>
           <w:tcPr>
-            <w:tcW w:type="dxa" w:w="9752"/>
-            <w:shd w:fill="F7F9FB"/>
-            <w:tcMar>
-              <w:top w:w="150" w:type="dxa"/>
-              <w:start w:w="160" w:type="dxa"/>
-              <w:bottom w:w="150" w:type="dxa"/>
-              <w:end w:w="160" w:type="dxa"/>
-            </w:tcMar>
-            <w:tcBorders>
-              <w:start w:val="single" w:sz="18" w:color="0B4F8A"/>
-            </w:tcBorders>
+            <w:tcW w:type="dxa" w:w="2000"/>
+            <w:vAlign w:val="center"/>
+            <w:shd w:fill="F2F2F2"/>
           </w:tcPr>
           <w:p>
+            <w:pPr>
+              <w:spacing w:before="0" w:after="0" w:line="300" w:lineRule="exact"/>
+              <w:jc w:val="left"/>
+            </w:pPr>
             <w:r>
               <w:rPr>
-                <w:rFonts w:ascii="Noto Sans CJK SC" w:hAnsi="Noto Sans CJK SC" w:eastAsia="Noto Sans CJK SC"/>
-                <w:color w:val="64748B"/>
-                <w:sz w:val="17"/>
-                <w:lang w:val="zh-CN" w:eastAsia="zh-CN"/>
-                <w:b/>
                 <w:noProof/>
               </w:rPr>
-              <w:t>证据说明：</w:t>
             </w:r>
             <w:r>
               <w:rPr>
-                <w:rFonts w:ascii="Noto Sans CJK SC" w:hAnsi="Noto Sans CJK SC" w:eastAsia="Noto Sans CJK SC"/>
-                <w:color w:val="243447"/>
-                <w:sz w:val="18"/>
-                <w:lang w:val="zh-CN" w:eastAsia="zh-CN"/>
-                <w:b w:val="0"/>
+                <w:rFonts w:ascii="Times New Roman" w:hAnsi="Times New Roman" w:eastAsia="经典宋体简"/>
+                <w:b/>
+                <w:color w:val="000000"/>
+                <w:sz w:val="20"/>
                 <w:noProof/>
               </w:rPr>
-              <w:t>{{ evidence_summary }}</w:t>
+              <w:t>模型链路</w:t>
             </w:r>
           </w:p>
+        </w:tc>
+        <w:tc>
+          <w:tcPr>
+            <w:tcW w:type="dxa" w:w="3000"/>
+            <w:vAlign w:val="center"/>
+          </w:tcPr>
           <w:p>
-            <w:pPr/>
+            <w:pPr>
+              <w:spacing w:before="0" w:after="0" w:line="300" w:lineRule="exact"/>
+              <w:jc w:val="left"/>
+            </w:pPr>
             <w:r>
               <w:rPr>
-                <w:rFonts w:ascii="Noto Sans CJK SC" w:hAnsi="Noto Sans CJK SC"/>
-                <w:b/>
-                <w:color w:val="64748B"/>
-                <w:sz w:val="17"/>
+                <w:noProof/>
               </w:rPr>
-              <w:t>抽帧证据：{{ frame_evidence_summary }}</w:t>
+            </w:r>
+            <w:r>
+              <w:rPr>
+                <w:rFonts w:ascii="Times New Roman" w:hAnsi="Times New Roman" w:eastAsia="FangSong_GB2312"/>
+                <w:b w:val="0"/>
+                <w:color w:val="000000"/>
+                <w:sz w:val="20"/>
+                <w:noProof/>
+              </w:rPr>
+              <w:t>{{ model_route_summary }}</w:t>
             </w:r>
           </w:p>
+        </w:tc>
+        <w:tc>
+          <w:tcPr>
+            <w:tcW w:type="dxa" w:w="2000"/>
+            <w:vAlign w:val="center"/>
+            <w:shd w:fill="F2F2F2"/>
+          </w:tcPr>
           <w:p>
-            <w:pPr/>
+            <w:pPr>
+              <w:spacing w:before="0" w:after="0" w:line="300" w:lineRule="exact"/>
+              <w:jc w:val="left"/>
+            </w:pPr>
             <w:r>
               <w:rPr>
-                <w:rFonts w:ascii="Noto Sans CJK SC" w:hAnsi="Noto Sans CJK SC"/>
+                <w:noProof/>
+              </w:rPr>
+            </w:r>
+            <w:r>
+              <w:rPr>
+                <w:rFonts w:ascii="Times New Roman" w:hAnsi="Times New Roman" w:eastAsia="经典宋体简"/>
                 <w:b/>
-                <w:color w:val="64748B"/>
-                <w:sz w:val="17"/>
+                <w:color w:val="000000"/>
+                <w:sz w:val="20"/>
+                <w:noProof/>
               </w:rPr>
-              <w:t>联动取证：{{ linkage_evidence_summary }}</w:t>
+              <w:t>处置耗时</w:t>
+            </w:r>
+          </w:p>
+        </w:tc>
+        <w:tc>
+          <w:tcPr>
+            <w:tcW w:type="dxa" w:w="3000"/>
+            <w:vAlign w:val="center"/>
+          </w:tcPr>
+          <w:p>
+            <w:pPr>
+              <w:spacing w:before="0" w:after="0" w:line="300" w:lineRule="exact"/>
+              <w:jc w:val="left"/>
+            </w:pPr>
+            <w:r>
+              <w:rPr>
+                <w:noProof/>
+              </w:rPr>
+            </w:r>
+            <w:r>
+              <w:rPr>
+                <w:rFonts w:ascii="Times New Roman" w:hAnsi="Times New Roman" w:eastAsia="FangSong_GB2312"/>
+                <w:b w:val="0"/>
+                <w:color w:val="000000"/>
+                <w:sz w:val="20"/>
+                <w:noProof/>
+              </w:rPr>
+              <w:t>{{ event_duration }}</w:t>
+            </w:r>
+          </w:p>
+        </w:tc>
+      </w:tr>
+      <w:tr>
+        <w:trPr>
+          <w:trHeight w:val="482"/>
+        </w:trPr>
+        <w:tc>
+          <w:tcPr>
+            <w:tcW w:type="dxa" w:w="2000"/>
+            <w:vAlign w:val="center"/>
+            <w:shd w:fill="F2F2F2"/>
+          </w:tcPr>
+          <w:p>
+            <w:pPr>
+              <w:spacing w:before="0" w:after="0" w:line="300" w:lineRule="exact"/>
+              <w:jc w:val="left"/>
+            </w:pPr>
+            <w:r>
+              <w:rPr>
+                <w:noProof/>
+              </w:rPr>
+            </w:r>
+            <w:r>
+              <w:rPr>
+                <w:rFonts w:ascii="Times New Roman" w:hAnsi="Times New Roman" w:eastAsia="经典宋体简"/>
+                <w:b/>
+                <w:color w:val="000000"/>
+                <w:sz w:val="20"/>
+                <w:noProof/>
+              </w:rPr>
+              <w:t>初筛结论</w:t>
+            </w:r>
+          </w:p>
+        </w:tc>
+        <w:tc>
+          <w:tcPr>
+            <w:tcW w:type="dxa" w:w="3000"/>
+            <w:vAlign w:val="center"/>
+          </w:tcPr>
+          <w:p>
+            <w:pPr>
+              <w:spacing w:before="0" w:after="0" w:line="300" w:lineRule="exact"/>
+              <w:jc w:val="left"/>
+            </w:pPr>
+            <w:r>
+              <w:rPr>
+                <w:noProof/>
+              </w:rPr>
+            </w:r>
+            <w:r>
+              <w:rPr>
+                <w:rFonts w:ascii="Times New Roman" w:hAnsi="Times New Roman" w:eastAsia="FangSong_GB2312"/>
+                <w:b w:val="0"/>
+                <w:color w:val="000000"/>
+                <w:sz w:val="20"/>
+                <w:noProof/>
+              </w:rPr>
+              <w:t>{{ screening_summary }}</w:t>
+            </w:r>
+          </w:p>
+        </w:tc>
+        <w:tc>
+          <w:tcPr>
+            <w:tcW w:type="dxa" w:w="2000"/>
+            <w:vAlign w:val="center"/>
+            <w:shd w:fill="F2F2F2"/>
+          </w:tcPr>
+          <w:p>
+            <w:pPr>
+              <w:spacing w:before="0" w:after="0" w:line="300" w:lineRule="exact"/>
+              <w:jc w:val="left"/>
+            </w:pPr>
+            <w:r>
+              <w:rPr>
+                <w:noProof/>
+              </w:rPr>
+            </w:r>
+            <w:r>
+              <w:rPr>
+                <w:rFonts w:ascii="Times New Roman" w:hAnsi="Times New Roman" w:eastAsia="经典宋体简"/>
+                <w:b/>
+                <w:color w:val="000000"/>
+                <w:sz w:val="20"/>
+                <w:noProof/>
+              </w:rPr>
+              <w:t>联动记录</w:t>
+            </w:r>
+          </w:p>
+        </w:tc>
+        <w:tc>
+          <w:tcPr>
+            <w:tcW w:type="dxa" w:w="3000"/>
+            <w:vAlign w:val="center"/>
+          </w:tcPr>
+          <w:p>
+            <w:pPr>
+              <w:spacing w:before="0" w:after="0" w:line="300" w:lineRule="exact"/>
+              <w:jc w:val="left"/>
+            </w:pPr>
+            <w:r>
+              <w:rPr>
+                <w:noProof/>
+              </w:rPr>
+            </w:r>
+            <w:r>
+              <w:rPr>
+                <w:rFonts w:ascii="Times New Roman" w:hAnsi="Times New Roman" w:eastAsia="FangSong_GB2312"/>
+                <w:b w:val="0"/>
+                <w:color w:val="000000"/>
+                <w:sz w:val="20"/>
+                <w:noProof/>
+              </w:rPr>
+              <w:t>{{ linkage_evidence_summary }}</w:t>
             </w:r>
           </w:p>
         </w:tc>
@@ -1591,105 +1286,475 @@
     </w:tbl>
     <w:p>
       <w:pPr>
-        <w:spacing w:before="80" w:after="40"/>
-        <w:jc w:val="center"/>
+        <w:spacing w:before="0" w:after="120" w:line="360" w:lineRule="exact"/>
+        <w:jc w:val="left"/>
       </w:pPr>
       <w:r>
         <w:rPr>
-          <w:rFonts w:ascii="Microsoft YaHei" w:hAnsi="Microsoft YaHei" w:eastAsia="Microsoft YaHei"/>
+          <w:rFonts w:ascii="Times New Roman" w:hAnsi="Times New Roman" w:eastAsia="经典宋体简"/>
+          <w:b/>
+          <w:color w:val="000000"/>
+          <w:sz w:val="22"/>
+          <w:noProof/>
+        </w:rPr>
+        <w:t>关键观测：</w:t>
+      </w:r>
+      <w:r>
+        <w:rPr>
+          <w:rFonts w:ascii="Times New Roman" w:hAnsi="Times New Roman" w:eastAsia="FangSong_GB2312"/>
           <w:b w:val="0"/>
-          <w:color w:val="1F2937"/>
-          <w:sz w:val="20"/>
+          <w:color w:val="000000"/>
+          <w:sz w:val="22"/>
+          <w:noProof/>
         </w:rPr>
-        <w:t>{{ evidence_image }}</w:t>
+        <w:t>{{ key_observation }}</w:t>
       </w:r>
     </w:p>
     <w:p>
       <w:pPr>
-        <w:spacing w:before="160" w:after="100" w:line="276" w:lineRule="auto"/>
-        <w:pBdr>
-          <w:bottom w:val="single" w:sz="12" w:color="0B4F8A" w:space="4"/>
-        </w:pBdr>
+        <w:spacing w:before="0" w:after="120" w:line="360" w:lineRule="exact"/>
+        <w:jc w:val="left"/>
       </w:pPr>
       <w:r>
         <w:rPr>
-          <w:rFonts w:ascii="Noto Serif CJK SC" w:hAnsi="Noto Serif CJK SC" w:eastAsia="Noto Serif CJK SC"/>
-          <w:color w:val="0B4F8A"/>
-          <w:sz w:val="31"/>
-          <w:lang w:val="zh-CN" w:eastAsia="zh-CN"/>
-          <w:b w:val="0"/>
+          <w:rFonts w:ascii="Times New Roman" w:hAnsi="Times New Roman" w:eastAsia="经典宋体简"/>
+          <w:b/>
+          <w:color w:val="000000"/>
+          <w:sz w:val="22"/>
           <w:noProof/>
         </w:rPr>
-        <w:t>05</w:t>
+        <w:t>场景细节：</w:t>
       </w:r>
       <w:r>
         <w:rPr>
-          <w:rFonts w:ascii="Noto Serif CJK SC" w:hAnsi="Noto Serif CJK SC" w:eastAsia="Noto Serif CJK SC"/>
-          <w:color w:val="0B4F8A"/>
-          <w:sz w:val="31"/>
-          <w:lang w:val="zh-CN" w:eastAsia="zh-CN"/>
-          <w:b/>
+          <w:rFonts w:ascii="Times New Roman" w:hAnsi="Times New Roman" w:eastAsia="FangSong_GB2312"/>
+          <w:b w:val="0"/>
+          <w:color w:val="000000"/>
+          <w:sz w:val="22"/>
           <w:noProof/>
         </w:rPr>
-        <w:t xml:space="preserve">  处置结论</w:t>
+        <w:t>{{ scene_detail }}</w:t>
+      </w:r>
+    </w:p>
+    <w:p>
+      <w:pPr>
+        <w:spacing w:before="0" w:after="120" w:line="360" w:lineRule="exact"/>
+        <w:jc w:val="left"/>
+      </w:pPr>
+      <w:r>
+        <w:rPr>
+          <w:rFonts w:ascii="Times New Roman" w:hAnsi="Times New Roman" w:eastAsia="经典宋体简"/>
+          <w:b/>
+          <w:color w:val="000000"/>
+          <w:sz w:val="22"/>
+          <w:noProof/>
+        </w:rPr>
+        <w:t>风险研判：</w:t>
+      </w:r>
+      <w:r>
+        <w:rPr>
+          <w:rFonts w:ascii="Times New Roman" w:hAnsi="Times New Roman" w:eastAsia="FangSong_GB2312"/>
+          <w:b w:val="0"/>
+          <w:color w:val="000000"/>
+          <w:sz w:val="22"/>
+          <w:noProof/>
+        </w:rPr>
+        <w:t>{{ risk_assessment_detail }}</w:t>
+      </w:r>
+    </w:p>
+    <w:p>
+      <w:pPr>
+        <w:spacing w:before="0" w:after="120" w:line="360" w:lineRule="exact"/>
+        <w:jc w:val="left"/>
+      </w:pPr>
+      <w:r>
+        <w:rPr>
+          <w:rFonts w:ascii="Times New Roman" w:hAnsi="Times New Roman" w:eastAsia="经典宋体简"/>
+          <w:b/>
+          <w:color w:val="000000"/>
+          <w:sz w:val="22"/>
+          <w:noProof/>
+        </w:rPr>
+        <w:t>影响评估：</w:t>
+      </w:r>
+      <w:r>
+        <w:rPr>
+          <w:rFonts w:ascii="Times New Roman" w:hAnsi="Times New Roman" w:eastAsia="FangSong_GB2312"/>
+          <w:b w:val="0"/>
+          <w:color w:val="000000"/>
+          <w:sz w:val="22"/>
+          <w:noProof/>
+        </w:rPr>
+        <w:t>{{ impact_assessment }}</w:t>
+      </w:r>
+    </w:p>
+    <w:p>
+      <w:pPr>
+        <w:spacing w:before="0" w:after="120" w:line="360" w:lineRule="exact"/>
+        <w:jc w:val="left"/>
+      </w:pPr>
+      <w:r>
+        <w:rPr>
+          <w:rFonts w:ascii="Times New Roman" w:hAnsi="Times New Roman" w:eastAsia="经典宋体简"/>
+          <w:b/>
+          <w:color w:val="000000"/>
+          <w:sz w:val="22"/>
+          <w:noProof/>
+        </w:rPr>
+        <w:t>处置建议：</w:t>
+      </w:r>
+      <w:r>
+        <w:rPr>
+          <w:rFonts w:ascii="Times New Roman" w:hAnsi="Times New Roman" w:eastAsia="FangSong_GB2312"/>
+          <w:b w:val="0"/>
+          <w:color w:val="000000"/>
+          <w:sz w:val="22"/>
+          <w:noProof/>
+        </w:rPr>
+        <w:t>{{ response_plan }}</w:t>
+      </w:r>
+    </w:p>
+    <w:p>
+      <w:pPr>
+        <w:spacing w:before="0" w:after="120" w:line="360" w:lineRule="exact"/>
+        <w:jc w:val="left"/>
+      </w:pPr>
+      <w:r>
+        <w:rPr>
+          <w:rFonts w:ascii="Times New Roman" w:hAnsi="Times New Roman" w:eastAsia="经典宋体简"/>
+          <w:b/>
+          <w:color w:val="000000"/>
+          <w:sz w:val="22"/>
+          <w:noProof/>
+        </w:rPr>
+        <w:t>持续监测：</w:t>
+      </w:r>
+      <w:r>
+        <w:rPr>
+          <w:rFonts w:ascii="Times New Roman" w:hAnsi="Times New Roman" w:eastAsia="FangSong_GB2312"/>
+          <w:b w:val="0"/>
+          <w:color w:val="000000"/>
+          <w:sz w:val="22"/>
+          <w:noProof/>
+        </w:rPr>
+        <w:t>{{ monitoring_suggestions }}</w:t>
+      </w:r>
+    </w:p>
+    <w:p>
+      <w:pPr>
+        <w:spacing w:before="280" w:after="160" w:line="400" w:lineRule="exact"/>
+        <w:jc w:val="left"/>
+      </w:pPr>
+      <w:r>
+        <w:rPr>
+          <w:rFonts w:ascii="Times New Roman" w:hAnsi="Times New Roman" w:eastAsia="经典宋体简"/>
+          <w:b/>
+          <w:color w:val="000000"/>
+          <w:sz w:val="30"/>
+          <w:noProof/>
+        </w:rPr>
+        <w:t>3  处置过程记录</w:t>
+      </w:r>
+    </w:p>
+    <w:p>
+      <w:pPr>
+        <w:spacing w:before="0" w:after="120" w:line="360" w:lineRule="exact"/>
+        <w:jc w:val="left"/>
+      </w:pPr>
+      <w:r>
+        <w:rPr>
+          <w:rFonts w:ascii="Times New Roman" w:hAnsi="Times New Roman" w:eastAsia="经典宋体简"/>
+          <w:b/>
+          <w:color w:val="000000"/>
+          <w:sz w:val="22"/>
+          <w:noProof/>
+        </w:rPr>
+        <w:t>处置情况：</w:t>
+      </w:r>
+      <w:r>
+        <w:rPr>
+          <w:rFonts w:ascii="Times New Roman" w:hAnsi="Times New Roman" w:eastAsia="FangSong_GB2312"/>
+          <w:b w:val="0"/>
+          <w:color w:val="000000"/>
+          <w:sz w:val="22"/>
+          <w:noProof/>
+        </w:rPr>
+        <w:t>{{ handling_summary }}</w:t>
+      </w:r>
+    </w:p>
+    <w:p>
+      <w:pPr>
+        <w:spacing w:before="0" w:after="120" w:line="360" w:lineRule="exact"/>
+        <w:jc w:val="left"/>
+      </w:pPr>
+      <w:r>
+        <w:rPr>
+          <w:rFonts w:ascii="Times New Roman" w:hAnsi="Times New Roman" w:eastAsia="经典宋体简"/>
+          <w:b/>
+          <w:color w:val="000000"/>
+          <w:sz w:val="22"/>
+          <w:noProof/>
+        </w:rPr>
+        <w:t>过程记录：</w:t>
+      </w:r>
+      <w:r>
+        <w:rPr>
+          <w:rFonts w:ascii="Times New Roman" w:hAnsi="Times New Roman" w:eastAsia="FangSong_GB2312"/>
+          <w:b w:val="0"/>
+          <w:color w:val="000000"/>
+          <w:sz w:val="22"/>
+          <w:noProof/>
+        </w:rPr>
+        <w:t>{{ timeline_summary }}</w:t>
+      </w:r>
+    </w:p>
+    <w:p>
+      <w:pPr>
+        <w:spacing w:before="0" w:after="120" w:line="360" w:lineRule="exact"/>
+        <w:jc w:val="left"/>
+      </w:pPr>
+      <w:r>
+        <w:rPr>
+          <w:rFonts w:ascii="Times New Roman" w:hAnsi="Times New Roman" w:eastAsia="经典宋体简"/>
+          <w:b/>
+          <w:color w:val="000000"/>
+          <w:sz w:val="22"/>
+          <w:noProof/>
+        </w:rPr>
+        <w:t>后续动作：</w:t>
+      </w:r>
+      <w:r>
+        <w:rPr>
+          <w:rFonts w:ascii="Times New Roman" w:hAnsi="Times New Roman" w:eastAsia="FangSong_GB2312"/>
+          <w:b w:val="0"/>
+          <w:color w:val="000000"/>
+          <w:sz w:val="22"/>
+          <w:noProof/>
+        </w:rPr>
+        <w:t>{{ follow_up_actions }}</w:t>
+      </w:r>
+    </w:p>
+    <w:p>
+      <w:pPr>
+        <w:spacing w:before="280" w:after="160" w:line="400" w:lineRule="exact"/>
+        <w:jc w:val="left"/>
+      </w:pPr>
+      <w:r>
+        <w:rPr>
+          <w:rFonts w:ascii="Times New Roman" w:hAnsi="Times New Roman" w:eastAsia="经典宋体简"/>
+          <w:b/>
+          <w:color w:val="000000"/>
+          <w:sz w:val="30"/>
+          <w:noProof/>
+        </w:rPr>
+        <w:t>4  证据材料</w:t>
       </w:r>
     </w:p>
     <w:tbl>
       <w:tblPr>
-        <w:tblW w:type="auto" w:w="0"/>
+        <w:tblW w:type="pct" w:w="5000"/>
         <w:jc w:val="center"/>
+        <w:tblLayout w:type="fixed"/>
         <w:tblLook w:firstColumn="1" w:firstRow="1" w:lastColumn="0" w:lastRow="0" w:noHBand="0" w:noVBand="1" w:val="04A0"/>
+        <w:tblBorders>
+          <w:top w:val="single" w:sz="8" w:space="0" w:color="000000"/>
+          <w:left w:val="single" w:sz="8" w:space="0" w:color="000000"/>
+          <w:bottom w:val="single" w:sz="8" w:space="0" w:color="000000"/>
+          <w:right w:val="single" w:sz="8" w:space="0" w:color="000000"/>
+          <w:insideH w:val="single" w:sz="8" w:space="0" w:color="000000"/>
+          <w:insideV w:val="single" w:sz="8" w:space="0" w:color="000000"/>
+        </w:tblBorders>
       </w:tblPr>
       <w:tblGrid>
-        <w:gridCol w:w="9752"/>
+        <w:gridCol w:w="9026"/>
       </w:tblGrid>
       <w:tr>
         <w:tc>
           <w:tcPr>
-            <w:tcW w:type="dxa" w:w="9752"/>
-            <w:shd w:fill="EAF6EF"/>
-            <w:tcMar>
-              <w:top w:w="150" w:type="dxa"/>
-              <w:start w:w="160" w:type="dxa"/>
-              <w:bottom w:w="150" w:type="dxa"/>
-              <w:end w:w="160" w:type="dxa"/>
-            </w:tcMar>
-            <w:tcBorders>
-              <w:start w:val="single" w:sz="18" w:color="1B7F4B"/>
-            </w:tcBorders>
+            <w:tcW w:type="dxa" w:w="9026"/>
+            <w:vAlign w:val="center"/>
+            <w:shd w:fill="F2F2F2"/>
           </w:tcPr>
           <w:p>
+            <w:pPr>
+              <w:spacing w:before="0" w:after="0" w:line="300" w:lineRule="exact"/>
+              <w:jc w:val="center"/>
+            </w:pPr>
             <w:r>
               <w:rPr>
-                <w:rFonts w:ascii="Noto Sans CJK SC" w:hAnsi="Noto Sans CJK SC" w:eastAsia="Noto Sans CJK SC"/>
-                <w:color w:val="64748B"/>
-                <w:sz w:val="17"/>
-                <w:lang w:val="zh-CN" w:eastAsia="zh-CN"/>
-                <w:b/>
                 <w:noProof/>
               </w:rPr>
-              <w:t>结论：</w:t>
             </w:r>
             <w:r>
               <w:rPr>
-                <w:rFonts w:ascii="Noto Sans CJK SC" w:hAnsi="Noto Sans CJK SC" w:eastAsia="Noto Sans CJK SC"/>
-                <w:color w:val="243447"/>
-                <w:sz w:val="18"/>
-                <w:lang w:val="zh-CN" w:eastAsia="zh-CN"/>
-                <w:b w:val="0"/>
+                <w:rFonts w:ascii="Times New Roman" w:hAnsi="Times New Roman" w:eastAsia="经典宋体简"/>
+                <w:b/>
+                <w:color w:val="000000"/>
+                <w:sz w:val="21"/>
                 <w:noProof/>
               </w:rPr>
-              <w:t>{{ conclusion }}</w:t>
+              <w:t>代表性证据图像</w:t>
+            </w:r>
+          </w:p>
+        </w:tc>
+      </w:tr>
+      <w:tr>
+        <w:trPr>
+          <w:trHeight w:val="4082"/>
+        </w:trPr>
+        <w:tc>
+          <w:tcPr>
+            <w:tcW w:type="dxa" w:w="9026"/>
+            <w:vAlign w:val="center"/>
+          </w:tcPr>
+          <w:p>
+            <w:pPr>
+              <w:spacing w:before="120" w:after="120"/>
+              <w:jc w:val="center"/>
+            </w:pPr>
+            <w:r>
+              <w:rPr>
+                <w:noProof/>
+              </w:rPr>
+            </w:r>
+            <w:r>
+              <w:rPr>
+                <w:rFonts w:ascii="Times New Roman" w:hAnsi="Times New Roman" w:eastAsia="FangSong_GB2312"/>
+                <w:b w:val="0"/>
+                <w:color w:val="000000"/>
+                <w:sz w:val="20"/>
+                <w:noProof/>
+              </w:rPr>
+              <w:t>{{ evidence_image }}</w:t>
             </w:r>
           </w:p>
         </w:tc>
       </w:tr>
     </w:tbl>
+    <w:p>
+      <w:pPr>
+        <w:spacing w:before="0" w:after="120" w:line="360" w:lineRule="exact"/>
+        <w:jc w:val="left"/>
+      </w:pPr>
+      <w:r>
+        <w:rPr>
+          <w:rFonts w:ascii="Times New Roman" w:hAnsi="Times New Roman" w:eastAsia="经典宋体简"/>
+          <w:b/>
+          <w:color w:val="000000"/>
+          <w:sz w:val="22"/>
+          <w:noProof/>
+        </w:rPr>
+        <w:t>证据说明：</w:t>
+      </w:r>
+      <w:r>
+        <w:rPr>
+          <w:rFonts w:ascii="Times New Roman" w:hAnsi="Times New Roman" w:eastAsia="FangSong_GB2312"/>
+          <w:b w:val="0"/>
+          <w:color w:val="000000"/>
+          <w:sz w:val="22"/>
+          <w:noProof/>
+        </w:rPr>
+        <w:t>{{ evidence_summary }}</w:t>
+      </w:r>
+    </w:p>
+    <w:p>
+      <w:pPr>
+        <w:spacing w:before="0" w:after="120" w:line="360" w:lineRule="exact"/>
+        <w:jc w:val="left"/>
+      </w:pPr>
+      <w:r>
+        <w:rPr>
+          <w:rFonts w:ascii="Times New Roman" w:hAnsi="Times New Roman" w:eastAsia="经典宋体简"/>
+          <w:b/>
+          <w:color w:val="000000"/>
+          <w:sz w:val="22"/>
+          <w:noProof/>
+        </w:rPr>
+        <w:t>抽帧证据：</w:t>
+      </w:r>
+      <w:r>
+        <w:rPr>
+          <w:rFonts w:ascii="Times New Roman" w:hAnsi="Times New Roman" w:eastAsia="FangSong_GB2312"/>
+          <w:b w:val="0"/>
+          <w:color w:val="000000"/>
+          <w:sz w:val="22"/>
+          <w:noProof/>
+        </w:rPr>
+        <w:t>{{ frame_evidence_summary }}</w:t>
+      </w:r>
+    </w:p>
+    <w:p>
+      <w:pPr>
+        <w:spacing w:before="280" w:after="160" w:line="400" w:lineRule="exact"/>
+        <w:jc w:val="left"/>
+      </w:pPr>
+      <w:r>
+        <w:rPr>
+          <w:rFonts w:ascii="Times New Roman" w:hAnsi="Times New Roman" w:eastAsia="经典宋体简"/>
+          <w:b/>
+          <w:color w:val="000000"/>
+          <w:sz w:val="30"/>
+          <w:noProof/>
+        </w:rPr>
+        <w:t>5  处置结论</w:t>
+      </w:r>
+    </w:p>
+    <w:p>
+      <w:pPr>
+        <w:spacing w:before="0" w:after="120" w:line="360" w:lineRule="exact"/>
+        <w:jc w:val="left"/>
+      </w:pPr>
+      <w:r>
+        <w:rPr>
+          <w:rFonts w:ascii="Times New Roman" w:hAnsi="Times New Roman" w:eastAsia="经典宋体简"/>
+          <w:b/>
+          <w:color w:val="000000"/>
+          <w:sz w:val="22"/>
+          <w:noProof/>
+        </w:rPr>
+        <w:t>结论：</w:t>
+      </w:r>
+      <w:r>
+        <w:rPr>
+          <w:rFonts w:ascii="Times New Roman" w:hAnsi="Times New Roman" w:eastAsia="FangSong_GB2312"/>
+          <w:b w:val="0"/>
+          <w:color w:val="000000"/>
+          <w:sz w:val="22"/>
+          <w:noProof/>
+        </w:rPr>
+        <w:t>{{ conclusion }}</w:t>
+      </w:r>
+    </w:p>
+    <w:p>
+      <w:pPr>
+        <w:spacing w:before="0" w:after="120" w:line="360" w:lineRule="exact"/>
+        <w:jc w:val="left"/>
+      </w:pPr>
+      <w:r>
+        <w:rPr>
+          <w:rFonts w:ascii="Times New Roman" w:hAnsi="Times New Roman" w:eastAsia="经典宋体简"/>
+          <w:b/>
+          <w:color w:val="000000"/>
+          <w:sz w:val="22"/>
+          <w:noProof/>
+        </w:rPr>
+        <w:t>分析局限：</w:t>
+      </w:r>
+      <w:r>
+        <w:rPr>
+          <w:rFonts w:ascii="Times New Roman" w:hAnsi="Times New Roman" w:eastAsia="FangSong_GB2312"/>
+          <w:b w:val="0"/>
+          <w:color w:val="000000"/>
+          <w:sz w:val="22"/>
+          <w:noProof/>
+        </w:rPr>
+        <w:t>{{ analysis_limitations }}</w:t>
+      </w:r>
+    </w:p>
     <w:sectPr>
-      <w:headerReference w:type="default" r:id="rId11"/>
-      <w:footerReference w:type="default" r:id="rId12"/>
+      <w:footerReference w:type="default" r:id="rId9"/>
       <w:pgSz w:w="11906" w:h="16838"/>
-      <w:pgMar w:top="964" w:right="1077" w:bottom="907" w:left="1077" w:header="397" w:footer="454" w:gutter="0"/>
+      <w:pgMar w:top="1440" w:right="1440" w:bottom="1440" w:left="1440" w:header="720" w:footer="720" w:gutter="0"/>
       <w:cols w:space="720"/>
       <w:titlePg/>
       <w:docGrid w:linePitch="360"/>
@@ -1703,133 +1768,69 @@
   <w:p>
     <w:pPr>
       <w:pStyle w:val="Footer"/>
-      <w:spacing w:before="0" w:after="0" w:line="276" w:lineRule="auto"/>
+      <w:spacing w:before="0" w:after="0" w:line="240" w:lineRule="exact"/>
       <w:jc w:val="center"/>
     </w:pPr>
     <w:r>
       <w:rPr>
-        <w:rFonts w:ascii="Noto Sans CJK SC" w:hAnsi="Noto Sans CJK SC" w:eastAsia="Noto Sans CJK SC"/>
-        <w:color w:val="64748B"/>
-        <w:sz w:val="15"/>
-        <w:lang w:val="zh-CN" w:eastAsia="zh-CN"/>
+        <w:rFonts w:ascii="Times New Roman" w:hAnsi="Times New Roman" w:eastAsia="FangSong_GB2312"/>
         <w:b w:val="0"/>
+        <w:color w:val="000000"/>
+        <w:sz w:val="18"/>
         <w:noProof/>
       </w:rPr>
-      <w:t>事件处置报告 · {{ instance_no }}</w:t>
+      <w:t xml:space="preserve">第 </w:t>
+    </w:r>
+    <w:r>
+      <w:rPr>
+        <w:rFonts w:ascii="Times New Roman" w:hAnsi="Times New Roman" w:eastAsia="FangSong_GB2312"/>
+        <w:b w:val="0"/>
+        <w:color w:val="000000"/>
+        <w:sz w:val="18"/>
+        <w:noProof/>
+      </w:rPr>
+      <w:fldChar w:fldCharType="begin"/>
+      <w:instrText xml:space="preserve"> PAGE </w:instrText>
+      <w:fldChar w:fldCharType="separate"/>
+      <w:t>1</w:t>
+      <w:fldChar w:fldCharType="end"/>
+    </w:r>
+    <w:r>
+      <w:rPr>
+        <w:rFonts w:ascii="Times New Roman" w:hAnsi="Times New Roman" w:eastAsia="FangSong_GB2312"/>
+        <w:b w:val="0"/>
+        <w:color w:val="000000"/>
+        <w:sz w:val="18"/>
+        <w:noProof/>
+      </w:rPr>
+      <w:t xml:space="preserve"> 页 / 共 </w:t>
+    </w:r>
+    <w:r>
+      <w:rPr>
+        <w:rFonts w:ascii="Times New Roman" w:hAnsi="Times New Roman" w:eastAsia="FangSong_GB2312"/>
+        <w:b w:val="0"/>
+        <w:color w:val="000000"/>
+        <w:sz w:val="18"/>
+        <w:noProof/>
+      </w:rPr>
+      <w:fldChar w:fldCharType="begin"/>
+      <w:instrText xml:space="preserve"> NUMPAGES </w:instrText>
+      <w:fldChar w:fldCharType="separate"/>
+      <w:t>1</w:t>
+      <w:fldChar w:fldCharType="end"/>
+    </w:r>
+    <w:r>
+      <w:rPr>
+        <w:rFonts w:ascii="Times New Roman" w:hAnsi="Times New Roman" w:eastAsia="FangSong_GB2312"/>
+        <w:b w:val="0"/>
+        <w:color w:val="000000"/>
+        <w:sz w:val="18"/>
+        <w:noProof/>
+      </w:rPr>
+      <w:t xml:space="preserve"> 页</w:t>
     </w:r>
   </w:p>
 </w:ftr>
-</file>
-
-<file path=word/header1.xml><?xml version="1.0" encoding="utf-8"?>
-<w:hdr xmlns:m="http://schemas.openxmlformats.org/officeDocument/2006/math" xmlns:mc="http://schemas.openxmlformats.org/markup-compatibility/2006" xmlns:mo="http://schemas.microsoft.com/office/mac/office/2008/main" xmlns:mv="urn:schemas-microsoft-com:mac:vml" xmlns:o="urn:schemas-microsoft-com:office:office" xmlns:r="http://schemas.openxmlformats.org/officeDocument/2006/relationships" xmlns:v="urn:schemas-microsoft-com:vml" xmlns:w10="urn:schemas-microsoft-com:office:word" xmlns:w14="http://schemas.microsoft.com/office/word/2010/wordml" xmlns:w="http://schemas.openxmlformats.org/wordprocessingml/2006/main" xmlns:wne="http://schemas.microsoft.com/office/word/2006/wordml" xmlns:wp14="http://schemas.microsoft.com/office/word/2010/wordprocessingDrawing" xmlns:wp="http://schemas.openxmlformats.org/drawingml/2006/wordprocessingDrawing" xmlns:wpc="http://schemas.microsoft.com/office/word/2010/wordprocessingCanvas" xmlns:wpg="http://schemas.microsoft.com/office/word/2010/wordprocessingGroup" xmlns:wpi="http://schemas.microsoft.com/office/word/2010/wordprocessingInk" xmlns:wps="http://schemas.microsoft.com/office/word/2010/wordprocessingShape" mc:Ignorable="w14 wp14">
-  <w:p>
-    <w:pPr>
-      <w:pStyle w:val="Header"/>
-    </w:pPr>
-  </w:p>
-  <w:tbl>
-    <w:tblPr>
-      <w:tblW w:type="auto" w:w="0"/>
-      <w:jc w:val="center"/>
-      <w:tblLook w:firstColumn="1" w:firstRow="1" w:lastColumn="0" w:lastRow="0" w:noHBand="0" w:noVBand="1" w:val="04A0"/>
-    </w:tblPr>
-    <w:tblGrid>
-      <w:gridCol w:w="4876"/>
-      <w:gridCol w:w="4876"/>
-    </w:tblGrid>
-    <w:tr>
-      <w:tc>
-        <w:tcPr>
-          <w:tcW w:type="dxa" w:w="4876"/>
-          <w:tcBorders>
-            <w:top w:val="nil"/>
-            <w:bottom w:val="single" w:sz="8" w:color="0B4F8A"/>
-            <w:start w:val="nil"/>
-            <w:end w:val="nil"/>
-          </w:tcBorders>
-          <w:vAlign w:val="bottom"/>
-        </w:tcPr>
-        <w:p>
-          <w:r>
-            <w:drawing>
-              <wp:inline xmlns:a="http://schemas.openxmlformats.org/drawingml/2006/main" xmlns:pic="http://schemas.openxmlformats.org/drawingml/2006/picture">
-                <wp:extent cx="1116000" cy="594000"/>
-                <wp:docPr id="1" name="Picture 1"/>
-                <wp:cNvGraphicFramePr>
-                  <a:graphicFrameLocks noChangeAspect="1"/>
-                </wp:cNvGraphicFramePr>
-                <a:graphic>
-                  <a:graphicData uri="http://schemas.openxmlformats.org/drawingml/2006/picture">
-                    <pic:pic>
-                      <pic:nvPicPr>
-                        <pic:cNvPr id="0" name="report_logo.png"/>
-                        <pic:cNvPicPr/>
-                      </pic:nvPicPr>
-                      <pic:blipFill>
-                        <a:blip r:embed="rId1"/>
-                        <a:stretch>
-                          <a:fillRect/>
-                        </a:stretch>
-                      </pic:blipFill>
-                      <pic:spPr>
-                        <a:xfrm>
-                          <a:off x="0" y="0"/>
-                          <a:ext cx="1116000" cy="594000"/>
-                        </a:xfrm>
-                        <a:prstGeom prst="rect"/>
-                      </pic:spPr>
-                    </pic:pic>
-                  </a:graphicData>
-                </a:graphic>
-              </wp:inline>
-            </w:drawing>
-          </w:r>
-        </w:p>
-      </w:tc>
-      <w:tc>
-        <w:tcPr>
-          <w:tcW w:type="dxa" w:w="4876"/>
-          <w:tcBorders>
-            <w:top w:val="nil"/>
-            <w:bottom w:val="single" w:sz="8" w:color="0B4F8A"/>
-            <w:start w:val="nil"/>
-            <w:end w:val="nil"/>
-          </w:tcBorders>
-          <w:vAlign w:val="bottom"/>
-        </w:tcPr>
-        <w:p>
-          <w:pPr>
-            <w:spacing w:before="0" w:after="0" w:line="240" w:lineRule="auto"/>
-            <w:jc w:val="right"/>
-          </w:pPr>
-          <w:r>
-            <w:rPr>
-              <w:rFonts w:ascii="Noto Sans CJK SC" w:hAnsi="Noto Sans CJK SC" w:eastAsia="Noto Sans CJK SC"/>
-              <w:color w:val="64748B"/>
-              <w:sz w:val="16"/>
-              <w:lang w:val="zh-CN" w:eastAsia="zh-CN"/>
-              <w:b w:val="0"/>
-              <w:noProof/>
-            </w:rPr>
-            <w:t>大藤峡工程空地联动事件处置报告</w:t>
-          </w:r>
-          <w:r>
-            <w:rPr>
-              <w:rFonts w:ascii="Noto Sans CJK SC" w:hAnsi="Noto Sans CJK SC" w:eastAsia="Noto Sans CJK SC"/>
-              <w:color w:val="0B4F8A"/>
-              <w:sz w:val="16"/>
-              <w:lang w:val="zh-CN" w:eastAsia="zh-CN"/>
-              <w:b/>
-              <w:noProof/>
-            </w:rPr>
-            <w:t xml:space="preserve">   {{ instance_no }}</w:t>
-          </w:r>
-        </w:p>
-      </w:tc>
-    </w:tr>
-  </w:tbl>
-</w:hdr>
 </file>
 
 <file path=word/numbering.xml><?xml version="1.0" encoding="utf-8"?>
@@ -2196,8 +2197,8 @@
     <w:qFormat/>
     <w:rsid w:val="00FC693F"/>
     <w:rPr>
-      <w:rFonts w:ascii="Noto Sans CJK SC" w:hAnsi="Noto Sans CJK SC" w:eastAsia="Noto Sans CJK SC"/>
-      <w:sz w:val="18"/>
+      <w:rFonts w:ascii="Times New Roman" w:hAnsi="Times New Roman" w:eastAsia="FangSong_GB2312"/>
+      <w:sz w:val="22"/>
     </w:rPr>
   </w:style>
   <w:style w:type="paragraph" w:styleId="Header">

--- a/dam-backend/app/templates/dam_event_handling_report_template.docx
+++ b/dam-backend/app/templates/dam_event_handling_report_template.docx
@@ -4,16 +4,14 @@
   <w:body>
     <w:p>
       <w:pPr>
-        <w:spacing w:before="80" w:after="80"/>
-        <w:jc w:val="center"/>
+        <w:spacing w:before="0" w:after="680"/>
+        <w:ind w:left="0"/>
+        <w:jc w:val="left"/>
       </w:pPr>
       <w:r>
-        <w:rPr>
-          <w:noProof/>
-        </w:rPr>
         <w:drawing>
           <wp:inline xmlns:a="http://schemas.openxmlformats.org/drawingml/2006/main" xmlns:pic="http://schemas.openxmlformats.org/drawingml/2006/picture">
-            <wp:extent cx="1620000" cy="866310"/>
+            <wp:extent cx="1980000" cy="924064"/>
             <wp:docPr id="1" name="Picture 1"/>
             <wp:cNvGraphicFramePr>
               <a:graphicFrameLocks noChangeAspect="1"/>
@@ -26,7 +24,7 @@
                     <pic:cNvPicPr/>
                   </pic:nvPicPr>
                   <pic:blipFill>
-                    <a:blip r:embed="rId10"/>
+                    <a:blip r:embed="rId11"/>
                     <a:stretch>
                       <a:fillRect/>
                     </a:stretch>
@@ -34,7 +32,7 @@
                   <pic:spPr>
                     <a:xfrm>
                       <a:off x="0" y="0"/>
-                      <a:ext cx="1620000" cy="866310"/>
+                      <a:ext cx="1980000" cy="924064"/>
                     </a:xfrm>
                     <a:prstGeom prst="rect"/>
                   </pic:spPr>
@@ -47,7 +45,7 @@
     </w:p>
     <w:p>
       <w:pPr>
-        <w:spacing w:before="0" w:after="0" w:line="280" w:lineRule="exact"/>
+        <w:spacing w:before="0" w:after="40" w:line="200" w:lineRule="exact"/>
         <w:jc w:val="left"/>
       </w:pPr>
       <w:r>
@@ -62,7 +60,7 @@
     </w:p>
     <w:p>
       <w:pPr>
-        <w:spacing w:before="0" w:after="0" w:line="280" w:lineRule="exact"/>
+        <w:spacing w:before="0" w:after="40" w:line="200" w:lineRule="exact"/>
         <w:jc w:val="left"/>
       </w:pPr>
       <w:r>
@@ -77,7 +75,7 @@
     </w:p>
     <w:p>
       <w:pPr>
-        <w:spacing w:before="0" w:after="0" w:line="280" w:lineRule="exact"/>
+        <w:spacing w:before="0" w:after="40" w:line="200" w:lineRule="exact"/>
         <w:jc w:val="left"/>
       </w:pPr>
       <w:r>
@@ -92,7 +90,7 @@
     </w:p>
     <w:p>
       <w:pPr>
-        <w:spacing w:before="0" w:after="0" w:line="280" w:lineRule="exact"/>
+        <w:spacing w:before="0" w:after="40" w:line="200" w:lineRule="exact"/>
         <w:jc w:val="left"/>
       </w:pPr>
       <w:r>
@@ -107,7 +105,7 @@
     </w:p>
     <w:p>
       <w:pPr>
-        <w:spacing w:before="0" w:after="0" w:line="280" w:lineRule="exact"/>
+        <w:spacing w:before="0" w:after="40" w:line="200" w:lineRule="exact"/>
         <w:jc w:val="left"/>
       </w:pPr>
       <w:r>
@@ -122,7 +120,7 @@
     </w:p>
     <w:p>
       <w:pPr>
-        <w:spacing w:before="0" w:after="0" w:line="280" w:lineRule="exact"/>
+        <w:spacing w:before="0" w:after="40" w:line="200" w:lineRule="exact"/>
         <w:jc w:val="left"/>
       </w:pPr>
       <w:r>
@@ -137,42 +135,12 @@
     </w:p>
     <w:p>
       <w:pPr>
-        <w:spacing w:before="0" w:after="0" w:line="280" w:lineRule="exact"/>
-        <w:jc w:val="left"/>
-      </w:pPr>
-      <w:r>
-        <w:rPr>
-          <w:rFonts w:ascii="Times New Roman" w:hAnsi="Times New Roman" w:eastAsia="FangSong_GB2312"/>
-          <w:b w:val="0"/>
-          <w:color w:val="000000"/>
-          <w:sz w:val="22"/>
-          <w:noProof/>
-        </w:rPr>
-      </w:r>
-    </w:p>
-    <w:p>
-      <w:pPr>
-        <w:spacing w:before="0" w:after="0" w:line="280" w:lineRule="exact"/>
-        <w:jc w:val="left"/>
-      </w:pPr>
-      <w:r>
-        <w:rPr>
-          <w:rFonts w:ascii="Times New Roman" w:hAnsi="Times New Roman" w:eastAsia="FangSong_GB2312"/>
-          <w:b w:val="0"/>
-          <w:color w:val="000000"/>
-          <w:sz w:val="22"/>
-          <w:noProof/>
-        </w:rPr>
-      </w:r>
-    </w:p>
-    <w:p>
-      <w:pPr>
-        <w:spacing w:before="0" w:after="200" w:line="760" w:lineRule="exact"/>
+        <w:spacing w:before="720" w:after="240" w:line="760" w:lineRule="exact"/>
         <w:jc w:val="center"/>
       </w:pPr>
       <w:r>
         <w:rPr>
-          <w:rFonts w:ascii="Times New Roman" w:hAnsi="Times New Roman" w:eastAsia="经典宋体简"/>
+          <w:rFonts w:ascii="Times New Roman" w:hAnsi="Times New Roman" w:eastAsia="SimSun"/>
           <w:b/>
           <w:color w:val="000000"/>
           <w:sz w:val="56"/>
@@ -183,12 +151,12 @@
     </w:p>
     <w:p>
       <w:pPr>
-        <w:spacing w:before="0" w:after="0" w:line="480" w:lineRule="exact"/>
+        <w:spacing w:before="0" w:after="360" w:line="480" w:lineRule="exact"/>
         <w:jc w:val="center"/>
       </w:pPr>
       <w:r>
         <w:rPr>
-          <w:rFonts w:ascii="Times New Roman" w:hAnsi="Times New Roman" w:eastAsia="经典宋体简"/>
+          <w:rFonts w:ascii="Times New Roman" w:hAnsi="Times New Roman" w:eastAsia="FangSong_GB2312"/>
           <w:b w:val="0"/>
           <w:color w:val="000000"/>
           <w:sz w:val="30"/>
@@ -199,31 +167,13 @@
     </w:p>
     <w:p>
       <w:pPr>
-        <w:spacing w:before="0" w:after="0" w:line="360" w:lineRule="exact"/>
-        <w:jc w:val="left"/>
-      </w:pPr>
-      <w:r>
-        <w:rPr>
-          <w:rFonts w:ascii="Times New Roman" w:hAnsi="Times New Roman" w:eastAsia="FangSong_GB2312"/>
-          <w:b w:val="0"/>
-          <w:color w:val="000000"/>
-          <w:sz w:val="22"/>
-          <w:noProof/>
-        </w:rPr>
-      </w:r>
-    </w:p>
-    <w:p>
-      <w:pPr>
-        <w:spacing w:before="80" w:after="80"/>
+        <w:spacing w:before="80" w:after="880"/>
         <w:jc w:val="center"/>
       </w:pPr>
       <w:r>
-        <w:rPr>
-          <w:noProof/>
-        </w:rPr>
         <w:drawing>
           <wp:inline xmlns:a="http://schemas.openxmlformats.org/drawingml/2006/main" xmlns:pic="http://schemas.openxmlformats.org/drawingml/2006/picture">
-            <wp:extent cx="3420000" cy="1924773"/>
+            <wp:extent cx="5220000" cy="2836507"/>
             <wp:docPr id="2" name="Picture 2"/>
             <wp:cNvGraphicFramePr>
               <a:graphicFrameLocks noChangeAspect="1"/>
@@ -236,7 +186,7 @@
                     <pic:cNvPicPr/>
                   </pic:nvPicPr>
                   <pic:blipFill>
-                    <a:blip r:embed="rId11"/>
+                    <a:blip r:embed="rId12"/>
                     <a:stretch>
                       <a:fillRect/>
                     </a:stretch>
@@ -244,7 +194,7 @@
                   <pic:spPr>
                     <a:xfrm>
                       <a:off x="0" y="0"/>
-                      <a:ext cx="3420000" cy="1924773"/>
+                      <a:ext cx="5220000" cy="2836507"/>
                     </a:xfrm>
                     <a:prstGeom prst="rect"/>
                   </pic:spPr>
@@ -256,71 +206,7 @@
       </w:r>
     </w:p>
     <w:p>
-      <w:pPr>
-        <w:spacing w:before="0" w:after="0" w:line="360" w:lineRule="exact"/>
-        <w:jc w:val="left"/>
-      </w:pPr>
       <w:r>
-        <w:rPr>
-          <w:rFonts w:ascii="Times New Roman" w:hAnsi="Times New Roman" w:eastAsia="FangSong_GB2312"/>
-          <w:b w:val="0"/>
-          <w:color w:val="000000"/>
-          <w:sz w:val="22"/>
-          <w:noProof/>
-        </w:rPr>
-      </w:r>
-    </w:p>
-    <w:p>
-      <w:pPr>
-        <w:spacing w:before="0" w:after="0" w:line="360" w:lineRule="exact"/>
-        <w:jc w:val="left"/>
-      </w:pPr>
-      <w:r>
-        <w:rPr>
-          <w:rFonts w:ascii="Times New Roman" w:hAnsi="Times New Roman" w:eastAsia="FangSong_GB2312"/>
-          <w:b w:val="0"/>
-          <w:color w:val="000000"/>
-          <w:sz w:val="22"/>
-          <w:noProof/>
-        </w:rPr>
-      </w:r>
-    </w:p>
-    <w:p>
-      <w:pPr>
-        <w:spacing w:before="0" w:after="0" w:line="360" w:lineRule="exact"/>
-        <w:jc w:val="left"/>
-      </w:pPr>
-      <w:r>
-        <w:rPr>
-          <w:rFonts w:ascii="Times New Roman" w:hAnsi="Times New Roman" w:eastAsia="FangSong_GB2312"/>
-          <w:b w:val="0"/>
-          <w:color w:val="000000"/>
-          <w:sz w:val="22"/>
-          <w:noProof/>
-        </w:rPr>
-      </w:r>
-    </w:p>
-    <w:p>
-      <w:pPr>
-        <w:spacing w:before="0" w:after="0" w:line="560" w:lineRule="exact"/>
-        <w:jc w:val="center"/>
-      </w:pPr>
-      <w:r>
-        <w:rPr>
-          <w:rFonts w:ascii="Times New Roman" w:hAnsi="Times New Roman" w:eastAsia="经典宋体简"/>
-          <w:b w:val="0"/>
-          <w:color w:val="000000"/>
-          <w:sz w:val="36"/>
-          <w:noProof/>
-        </w:rPr>
-        <w:t>{{ report_date }}</w:t>
-      </w:r>
-    </w:p>
-    <w:p>
-      <w:r>
-        <w:rPr>
-          <w:noProof/>
-        </w:rPr>
         <w:br w:type="page"/>
       </w:r>
     </w:p>
@@ -334,7 +220,7 @@
           <w:rFonts w:ascii="Times New Roman" w:hAnsi="Times New Roman" w:eastAsia="经典宋体简"/>
           <w:b/>
           <w:color w:val="000000"/>
-          <w:sz w:val="44"/>
+          <w:sz w:val="52"/>
           <w:noProof/>
         </w:rPr>
         <w:t>目录</w:t>
@@ -342,111 +228,142 @@
     </w:p>
     <w:p>
       <w:pPr>
-        <w:spacing w:before="0" w:after="160" w:line="400" w:lineRule="exact"/>
-        <w:ind w:left="567"/>
+        <w:tabs>
+          <w:tab w:pos="8787" w:val="right" w:leader="dot"/>
+        </w:tabs>
+        <w:spacing w:before="0" w:after="160" w:line="520" w:lineRule="exact"/>
+        <w:ind w:left="113" w:right="0"/>
         <w:jc w:val="left"/>
       </w:pPr>
       <w:r>
         <w:rPr>
           <w:rFonts w:ascii="Times New Roman" w:hAnsi="Times New Roman" w:eastAsia="FangSong_GB2312"/>
-          <w:b w:val="0"/>
-          <w:color w:val="000000"/>
-          <w:sz w:val="26"/>
+          <w:sz w:val="30"/>
           <w:noProof/>
         </w:rPr>
-        <w:t>1 事件信息</w:t>
+        <w:fldChar w:fldCharType="begin" w:dirty="true"/>
+        <w:instrText xml:space="preserve"> TOC \o "1-1" \h \z \u </w:instrText>
+        <w:fldChar w:fldCharType="separate"/>
+      </w:r>
+      <w:r>
+        <w:rPr>
+          <w:rFonts w:ascii="Times New Roman" w:hAnsi="Times New Roman" w:eastAsia="FangSong_GB2312"/>
+          <w:sz w:val="30"/>
+          <w:noProof/>
+        </w:rPr>
+        <w:t>1  事件信息</w:t>
+        <w:tab/>
+        <w:t>3</w:t>
       </w:r>
     </w:p>
     <w:p>
       <w:pPr>
-        <w:spacing w:before="0" w:after="160" w:line="400" w:lineRule="exact"/>
-        <w:ind w:left="567"/>
+        <w:tabs>
+          <w:tab w:pos="8787" w:val="right" w:leader="dot"/>
+        </w:tabs>
+        <w:spacing w:before="0" w:after="160" w:line="520" w:lineRule="exact"/>
+        <w:ind w:left="113" w:right="0"/>
         <w:jc w:val="left"/>
       </w:pPr>
       <w:r>
         <w:rPr>
           <w:rFonts w:ascii="Times New Roman" w:hAnsi="Times New Roman" w:eastAsia="FangSong_GB2312"/>
-          <w:b w:val="0"/>
-          <w:color w:val="000000"/>
-          <w:sz w:val="26"/>
+          <w:sz w:val="30"/>
           <w:noProof/>
         </w:rPr>
-        <w:t>2 事件复核结果</w:t>
+        <w:t>2  事件复核结果</w:t>
+        <w:tab/>
+        <w:t>3</w:t>
       </w:r>
     </w:p>
     <w:p>
       <w:pPr>
-        <w:spacing w:before="0" w:after="160" w:line="400" w:lineRule="exact"/>
-        <w:ind w:left="567"/>
+        <w:tabs>
+          <w:tab w:pos="8787" w:val="right" w:leader="dot"/>
+        </w:tabs>
+        <w:spacing w:before="0" w:after="160" w:line="520" w:lineRule="exact"/>
+        <w:ind w:left="113" w:right="0"/>
         <w:jc w:val="left"/>
       </w:pPr>
       <w:r>
         <w:rPr>
           <w:rFonts w:ascii="Times New Roman" w:hAnsi="Times New Roman" w:eastAsia="FangSong_GB2312"/>
-          <w:b w:val="0"/>
-          <w:color w:val="000000"/>
-          <w:sz w:val="26"/>
+          <w:sz w:val="30"/>
           <w:noProof/>
         </w:rPr>
-        <w:t>3 处置过程记录</w:t>
+        <w:t>3  研判与处置记录</w:t>
+        <w:tab/>
+        <w:t>4</w:t>
       </w:r>
     </w:p>
     <w:p>
       <w:pPr>
-        <w:spacing w:before="0" w:after="160" w:line="400" w:lineRule="exact"/>
-        <w:ind w:left="567"/>
+        <w:tabs>
+          <w:tab w:pos="8787" w:val="right" w:leader="dot"/>
+        </w:tabs>
+        <w:spacing w:before="0" w:after="160" w:line="520" w:lineRule="exact"/>
+        <w:ind w:left="113" w:right="0"/>
         <w:jc w:val="left"/>
       </w:pPr>
       <w:r>
         <w:rPr>
           <w:rFonts w:ascii="Times New Roman" w:hAnsi="Times New Roman" w:eastAsia="FangSong_GB2312"/>
-          <w:b w:val="0"/>
-          <w:color w:val="000000"/>
-          <w:sz w:val="26"/>
+          <w:sz w:val="30"/>
           <w:noProof/>
         </w:rPr>
-        <w:t>4 证据材料</w:t>
+        <w:t>4  证据材料</w:t>
+        <w:tab/>
+        <w:t>5</w:t>
       </w:r>
     </w:p>
     <w:p>
       <w:pPr>
-        <w:spacing w:before="0" w:after="160" w:line="400" w:lineRule="exact"/>
-        <w:ind w:left="567"/>
+        <w:tabs>
+          <w:tab w:pos="8787" w:val="right" w:leader="dot"/>
+        </w:tabs>
+        <w:spacing w:before="0" w:after="160" w:line="520" w:lineRule="exact"/>
+        <w:ind w:left="113" w:right="0"/>
         <w:jc w:val="left"/>
       </w:pPr>
       <w:r>
         <w:rPr>
           <w:rFonts w:ascii="Times New Roman" w:hAnsi="Times New Roman" w:eastAsia="FangSong_GB2312"/>
-          <w:b w:val="0"/>
-          <w:color w:val="000000"/>
-          <w:sz w:val="26"/>
+          <w:sz w:val="30"/>
           <w:noProof/>
         </w:rPr>
-        <w:t>5 处置结论</w:t>
+        <w:t>5  处置结论</w:t>
+        <w:tab/>
+        <w:t>5</w:t>
+      </w:r>
+      <w:r>
+        <w:rPr>
+          <w:rFonts w:ascii="Times New Roman" w:hAnsi="Times New Roman" w:eastAsia="FangSong_GB2312"/>
+          <w:sz w:val="30"/>
+          <w:noProof/>
+        </w:rPr>
+        <w:fldChar w:fldCharType="end"/>
       </w:r>
     </w:p>
     <w:p>
       <w:pPr>
-        <w:spacing w:before="0" w:after="160" w:line="400" w:lineRule="exact"/>
-        <w:ind w:left="567"/>
+        <w:tabs>
+          <w:tab w:pos="8787" w:val="right" w:leader="dot"/>
+        </w:tabs>
+        <w:spacing w:before="0" w:after="160" w:line="520" w:lineRule="exact"/>
+        <w:ind w:left="113" w:right="0"/>
         <w:jc w:val="left"/>
       </w:pPr>
       <w:r>
         <w:rPr>
           <w:rFonts w:ascii="Times New Roman" w:hAnsi="Times New Roman" w:eastAsia="FangSong_GB2312"/>
-          <w:b w:val="0"/>
-          <w:color w:val="000000"/>
-          <w:sz w:val="26"/>
+          <w:sz w:val="30"/>
           <w:noProof/>
         </w:rPr>
-        <w:t>6 知识依据</w:t>
+        <w:t>6  知识依据	5</w:t>
       </w:r>
     </w:p>
     <w:p>
       <w:r>
-        <w:rPr>
-          <w:noProof/>
-        </w:rPr>
         <w:br w:type="page"/>
       </w:r>
     </w:p>
@@ -502,11 +419,7 @@
               <w:spacing w:before="0" w:after="0" w:line="300" w:lineRule="exact"/>
               <w:jc w:val="left"/>
             </w:pPr>
-            <w:r>
-              <w:rPr>
-                <w:noProof/>
-              </w:rPr>
-            </w:r>
+            <w:r/>
             <w:r>
               <w:rPr>
                 <w:rFonts w:ascii="Times New Roman" w:hAnsi="Times New Roman" w:eastAsia="经典宋体简"/>
@@ -529,11 +442,7 @@
               <w:spacing w:before="0" w:after="0" w:line="300" w:lineRule="exact"/>
               <w:jc w:val="left"/>
             </w:pPr>
-            <w:r>
-              <w:rPr>
-                <w:noProof/>
-              </w:rPr>
-            </w:r>
+            <w:r/>
             <w:r>
               <w:rPr>
                 <w:rFonts w:ascii="Times New Roman" w:hAnsi="Times New Roman" w:eastAsia="FangSong_GB2312"/>
@@ -557,11 +466,7 @@
               <w:spacing w:before="0" w:after="0" w:line="300" w:lineRule="exact"/>
               <w:jc w:val="left"/>
             </w:pPr>
-            <w:r>
-              <w:rPr>
-                <w:noProof/>
-              </w:rPr>
-            </w:r>
+            <w:r/>
             <w:r>
               <w:rPr>
                 <w:rFonts w:ascii="Times New Roman" w:hAnsi="Times New Roman" w:eastAsia="经典宋体简"/>
@@ -584,11 +489,7 @@
               <w:spacing w:before="0" w:after="0" w:line="300" w:lineRule="exact"/>
               <w:jc w:val="left"/>
             </w:pPr>
-            <w:r>
-              <w:rPr>
-                <w:noProof/>
-              </w:rPr>
-            </w:r>
+            <w:r/>
             <w:r>
               <w:rPr>
                 <w:rFonts w:ascii="Times New Roman" w:hAnsi="Times New Roman" w:eastAsia="FangSong_GB2312"/>
@@ -617,11 +518,7 @@
               <w:spacing w:before="0" w:after="0" w:line="300" w:lineRule="exact"/>
               <w:jc w:val="left"/>
             </w:pPr>
-            <w:r>
-              <w:rPr>
-                <w:noProof/>
-              </w:rPr>
-            </w:r>
+            <w:r/>
             <w:r>
               <w:rPr>
                 <w:rFonts w:ascii="Times New Roman" w:hAnsi="Times New Roman" w:eastAsia="经典宋体简"/>
@@ -644,11 +541,7 @@
               <w:spacing w:before="0" w:after="0" w:line="300" w:lineRule="exact"/>
               <w:jc w:val="left"/>
             </w:pPr>
-            <w:r>
-              <w:rPr>
-                <w:noProof/>
-              </w:rPr>
-            </w:r>
+            <w:r/>
             <w:r>
               <w:rPr>
                 <w:rFonts w:ascii="Times New Roman" w:hAnsi="Times New Roman" w:eastAsia="FangSong_GB2312"/>
@@ -672,11 +565,7 @@
               <w:spacing w:before="0" w:after="0" w:line="300" w:lineRule="exact"/>
               <w:jc w:val="left"/>
             </w:pPr>
-            <w:r>
-              <w:rPr>
-                <w:noProof/>
-              </w:rPr>
-            </w:r>
+            <w:r/>
             <w:r>
               <w:rPr>
                 <w:rFonts w:ascii="Times New Roman" w:hAnsi="Times New Roman" w:eastAsia="经典宋体简"/>
@@ -699,11 +588,7 @@
               <w:spacing w:before="0" w:after="0" w:line="300" w:lineRule="exact"/>
               <w:jc w:val="left"/>
             </w:pPr>
-            <w:r>
-              <w:rPr>
-                <w:noProof/>
-              </w:rPr>
-            </w:r>
+            <w:r/>
             <w:r>
               <w:rPr>
                 <w:rFonts w:ascii="Times New Roman" w:hAnsi="Times New Roman" w:eastAsia="FangSong_GB2312"/>
@@ -732,11 +617,7 @@
               <w:spacing w:before="0" w:after="0" w:line="300" w:lineRule="exact"/>
               <w:jc w:val="left"/>
             </w:pPr>
-            <w:r>
-              <w:rPr>
-                <w:noProof/>
-              </w:rPr>
-            </w:r>
+            <w:r/>
             <w:r>
               <w:rPr>
                 <w:rFonts w:ascii="Times New Roman" w:hAnsi="Times New Roman" w:eastAsia="经典宋体简"/>
@@ -759,11 +640,7 @@
               <w:spacing w:before="0" w:after="0" w:line="300" w:lineRule="exact"/>
               <w:jc w:val="left"/>
             </w:pPr>
-            <w:r>
-              <w:rPr>
-                <w:noProof/>
-              </w:rPr>
-            </w:r>
+            <w:r/>
             <w:r>
               <w:rPr>
                 <w:rFonts w:ascii="Times New Roman" w:hAnsi="Times New Roman" w:eastAsia="FangSong_GB2312"/>
@@ -787,11 +664,7 @@
               <w:spacing w:before="0" w:after="0" w:line="300" w:lineRule="exact"/>
               <w:jc w:val="left"/>
             </w:pPr>
-            <w:r>
-              <w:rPr>
-                <w:noProof/>
-              </w:rPr>
-            </w:r>
+            <w:r/>
             <w:r>
               <w:rPr>
                 <w:rFonts w:ascii="Times New Roman" w:hAnsi="Times New Roman" w:eastAsia="经典宋体简"/>
@@ -814,11 +687,7 @@
               <w:spacing w:before="0" w:after="0" w:line="300" w:lineRule="exact"/>
               <w:jc w:val="left"/>
             </w:pPr>
-            <w:r>
-              <w:rPr>
-                <w:noProof/>
-              </w:rPr>
-            </w:r>
+            <w:r/>
             <w:r>
               <w:rPr>
                 <w:rFonts w:ascii="Times New Roman" w:hAnsi="Times New Roman" w:eastAsia="FangSong_GB2312"/>
@@ -847,11 +716,7 @@
               <w:spacing w:before="0" w:after="0" w:line="300" w:lineRule="exact"/>
               <w:jc w:val="left"/>
             </w:pPr>
-            <w:r>
-              <w:rPr>
-                <w:noProof/>
-              </w:rPr>
-            </w:r>
+            <w:r/>
             <w:r>
               <w:rPr>
                 <w:rFonts w:ascii="Times New Roman" w:hAnsi="Times New Roman" w:eastAsia="经典宋体简"/>
@@ -874,11 +739,7 @@
               <w:spacing w:before="0" w:after="0" w:line="300" w:lineRule="exact"/>
               <w:jc w:val="left"/>
             </w:pPr>
-            <w:r>
-              <w:rPr>
-                <w:noProof/>
-              </w:rPr>
-            </w:r>
+            <w:r/>
             <w:r>
               <w:rPr>
                 <w:rFonts w:ascii="Times New Roman" w:hAnsi="Times New Roman" w:eastAsia="FangSong_GB2312"/>
@@ -902,11 +763,7 @@
               <w:spacing w:before="0" w:after="0" w:line="300" w:lineRule="exact"/>
               <w:jc w:val="left"/>
             </w:pPr>
-            <w:r>
-              <w:rPr>
-                <w:noProof/>
-              </w:rPr>
-            </w:r>
+            <w:r/>
             <w:r>
               <w:rPr>
                 <w:rFonts w:ascii="Times New Roman" w:hAnsi="Times New Roman" w:eastAsia="经典宋体简"/>
@@ -929,11 +786,7 @@
               <w:spacing w:before="0" w:after="0" w:line="300" w:lineRule="exact"/>
               <w:jc w:val="left"/>
             </w:pPr>
-            <w:r>
-              <w:rPr>
-                <w:noProof/>
-              </w:rPr>
-            </w:r>
+            <w:r/>
             <w:r>
               <w:rPr>
                 <w:rFonts w:ascii="Times New Roman" w:hAnsi="Times New Roman" w:eastAsia="FangSong_GB2312"/>
@@ -950,6 +803,7 @@
     </w:tbl>
     <w:p>
       <w:pPr>
+        <w:pStyle w:val="Heading1"/>
         <w:spacing w:before="280" w:after="160" w:line="400" w:lineRule="exact"/>
         <w:jc w:val="left"/>
       </w:pPr>
@@ -1018,6 +872,7 @@
     </w:p>
     <w:p>
       <w:pPr>
+        <w:pStyle w:val="Heading1"/>
         <w:spacing w:before="280" w:after="160" w:line="400" w:lineRule="exact"/>
         <w:jc w:val="left"/>
       </w:pPr>
@@ -1068,11 +923,7 @@
               <w:spacing w:before="0" w:after="0" w:line="300" w:lineRule="exact"/>
               <w:jc w:val="left"/>
             </w:pPr>
-            <w:r>
-              <w:rPr>
-                <w:noProof/>
-              </w:rPr>
-            </w:r>
+            <w:r/>
             <w:r>
               <w:rPr>
                 <w:rFonts w:ascii="Times New Roman" w:hAnsi="Times New Roman" w:eastAsia="经典宋体简"/>
@@ -1095,11 +946,7 @@
               <w:spacing w:before="0" w:after="0" w:line="300" w:lineRule="exact"/>
               <w:jc w:val="left"/>
             </w:pPr>
-            <w:r>
-              <w:rPr>
-                <w:noProof/>
-              </w:rPr>
-            </w:r>
+            <w:r/>
             <w:r>
               <w:rPr>
                 <w:rFonts w:ascii="Times New Roman" w:hAnsi="Times New Roman" w:eastAsia="FangSong_GB2312"/>
@@ -1123,11 +970,7 @@
               <w:spacing w:before="0" w:after="0" w:line="300" w:lineRule="exact"/>
               <w:jc w:val="left"/>
             </w:pPr>
-            <w:r>
-              <w:rPr>
-                <w:noProof/>
-              </w:rPr>
-            </w:r>
+            <w:r/>
             <w:r>
               <w:rPr>
                 <w:rFonts w:ascii="Times New Roman" w:hAnsi="Times New Roman" w:eastAsia="经典宋体简"/>
@@ -1150,11 +993,7 @@
               <w:spacing w:before="0" w:after="0" w:line="300" w:lineRule="exact"/>
               <w:jc w:val="left"/>
             </w:pPr>
-            <w:r>
-              <w:rPr>
-                <w:noProof/>
-              </w:rPr>
-            </w:r>
+            <w:r/>
             <w:r>
               <w:rPr>
                 <w:rFonts w:ascii="Times New Roman" w:hAnsi="Times New Roman" w:eastAsia="FangSong_GB2312"/>
@@ -1183,11 +1022,7 @@
               <w:spacing w:before="0" w:after="0" w:line="300" w:lineRule="exact"/>
               <w:jc w:val="left"/>
             </w:pPr>
-            <w:r>
-              <w:rPr>
-                <w:noProof/>
-              </w:rPr>
-            </w:r>
+            <w:r/>
             <w:r>
               <w:rPr>
                 <w:rFonts w:ascii="Times New Roman" w:hAnsi="Times New Roman" w:eastAsia="经典宋体简"/>
@@ -1210,11 +1045,7 @@
               <w:spacing w:before="0" w:after="0" w:line="300" w:lineRule="exact"/>
               <w:jc w:val="left"/>
             </w:pPr>
-            <w:r>
-              <w:rPr>
-                <w:noProof/>
-              </w:rPr>
-            </w:r>
+            <w:r/>
             <w:r>
               <w:rPr>
                 <w:rFonts w:ascii="Times New Roman" w:hAnsi="Times New Roman" w:eastAsia="FangSong_GB2312"/>
@@ -1238,11 +1069,7 @@
               <w:spacing w:before="0" w:after="0" w:line="300" w:lineRule="exact"/>
               <w:jc w:val="left"/>
             </w:pPr>
-            <w:r>
-              <w:rPr>
-                <w:noProof/>
-              </w:rPr>
-            </w:r>
+            <w:r/>
             <w:r>
               <w:rPr>
                 <w:rFonts w:ascii="Times New Roman" w:hAnsi="Times New Roman" w:eastAsia="经典宋体简"/>
@@ -1265,11 +1092,7 @@
               <w:spacing w:before="0" w:after="0" w:line="300" w:lineRule="exact"/>
               <w:jc w:val="left"/>
             </w:pPr>
-            <w:r>
-              <w:rPr>
-                <w:noProof/>
-              </w:rPr>
-            </w:r>
+            <w:r/>
             <w:r>
               <w:rPr>
                 <w:rFonts w:ascii="Times New Roman" w:hAnsi="Times New Roman" w:eastAsia="FangSong_GB2312"/>
@@ -1286,7 +1109,8 @@
     </w:tbl>
     <w:p>
       <w:pPr>
-        <w:spacing w:before="0" w:after="120" w:line="360" w:lineRule="exact"/>
+        <w:pStyle w:val="Heading1"/>
+        <w:spacing w:before="280" w:after="160" w:line="400" w:lineRule="exact"/>
         <w:jc w:val="left"/>
       </w:pPr>
       <w:r>
@@ -1294,8 +1118,22 @@
           <w:rFonts w:ascii="Times New Roman" w:hAnsi="Times New Roman" w:eastAsia="经典宋体简"/>
           <w:b/>
           <w:color w:val="000000"/>
+          <w:sz w:val="30"/>
+          <w:noProof/>
+        </w:rPr>
+        <w:t>3  研判与处置记录</w:t>
+      </w:r>
+    </w:p>
+    <w:p>
+      <w:pPr>
+        <w:spacing w:before="0" w:after="120" w:line="360" w:lineRule="exact"/>
+        <w:jc w:val="left"/>
+      </w:pPr>
+      <w:r>
+        <w:rPr>
+          <w:rFonts w:ascii="Times New Roman" w:hAnsi="Times New Roman" w:eastAsia="FangSong_GB2312"/>
+          <w:b/>
           <w:sz w:val="22"/>
-          <w:noProof/>
         </w:rPr>
         <w:t>关键观测：</w:t>
       </w:r>
@@ -1303,9 +1141,7 @@
         <w:rPr>
           <w:rFonts w:ascii="Times New Roman" w:hAnsi="Times New Roman" w:eastAsia="FangSong_GB2312"/>
           <w:b w:val="0"/>
-          <w:color w:val="000000"/>
           <w:sz w:val="22"/>
-          <w:noProof/>
         </w:rPr>
         <w:t>{{ key_observation }}</w:t>
       </w:r>
@@ -1317,11 +1153,9 @@
       </w:pPr>
       <w:r>
         <w:rPr>
-          <w:rFonts w:ascii="Times New Roman" w:hAnsi="Times New Roman" w:eastAsia="经典宋体简"/>
+          <w:rFonts w:ascii="Times New Roman" w:hAnsi="Times New Roman" w:eastAsia="FangSong_GB2312"/>
           <w:b/>
-          <w:color w:val="000000"/>
           <w:sz w:val="22"/>
-          <w:noProof/>
         </w:rPr>
         <w:t>场景细节：</w:t>
       </w:r>
@@ -1329,9 +1163,7 @@
         <w:rPr>
           <w:rFonts w:ascii="Times New Roman" w:hAnsi="Times New Roman" w:eastAsia="FangSong_GB2312"/>
           <w:b w:val="0"/>
-          <w:color w:val="000000"/>
           <w:sz w:val="22"/>
-          <w:noProof/>
         </w:rPr>
         <w:t>{{ scene_detail }}</w:t>
       </w:r>
@@ -1343,11 +1175,9 @@
       </w:pPr>
       <w:r>
         <w:rPr>
-          <w:rFonts w:ascii="Times New Roman" w:hAnsi="Times New Roman" w:eastAsia="经典宋体简"/>
+          <w:rFonts w:ascii="Times New Roman" w:hAnsi="Times New Roman" w:eastAsia="FangSong_GB2312"/>
           <w:b/>
-          <w:color w:val="000000"/>
           <w:sz w:val="22"/>
-          <w:noProof/>
         </w:rPr>
         <w:t>风险研判：</w:t>
       </w:r>
@@ -1355,9 +1185,7 @@
         <w:rPr>
           <w:rFonts w:ascii="Times New Roman" w:hAnsi="Times New Roman" w:eastAsia="FangSong_GB2312"/>
           <w:b w:val="0"/>
-          <w:color w:val="000000"/>
           <w:sz w:val="22"/>
-          <w:noProof/>
         </w:rPr>
         <w:t>{{ risk_assessment_detail }}</w:t>
       </w:r>
@@ -1369,11 +1197,9 @@
       </w:pPr>
       <w:r>
         <w:rPr>
-          <w:rFonts w:ascii="Times New Roman" w:hAnsi="Times New Roman" w:eastAsia="经典宋体简"/>
+          <w:rFonts w:ascii="Times New Roman" w:hAnsi="Times New Roman" w:eastAsia="FangSong_GB2312"/>
           <w:b/>
-          <w:color w:val="000000"/>
           <w:sz w:val="22"/>
-          <w:noProof/>
         </w:rPr>
         <w:t>影响评估：</w:t>
       </w:r>
@@ -1381,9 +1207,7 @@
         <w:rPr>
           <w:rFonts w:ascii="Times New Roman" w:hAnsi="Times New Roman" w:eastAsia="FangSong_GB2312"/>
           <w:b w:val="0"/>
-          <w:color w:val="000000"/>
           <w:sz w:val="22"/>
-          <w:noProof/>
         </w:rPr>
         <w:t>{{ impact_assessment }}</w:t>
       </w:r>
@@ -1395,11 +1219,9 @@
       </w:pPr>
       <w:r>
         <w:rPr>
-          <w:rFonts w:ascii="Times New Roman" w:hAnsi="Times New Roman" w:eastAsia="经典宋体简"/>
+          <w:rFonts w:ascii="Times New Roman" w:hAnsi="Times New Roman" w:eastAsia="FangSong_GB2312"/>
           <w:b/>
-          <w:color w:val="000000"/>
           <w:sz w:val="22"/>
-          <w:noProof/>
         </w:rPr>
         <w:t>处置建议：</w:t>
       </w:r>
@@ -1407,9 +1229,7 @@
         <w:rPr>
           <w:rFonts w:ascii="Times New Roman" w:hAnsi="Times New Roman" w:eastAsia="FangSong_GB2312"/>
           <w:b w:val="0"/>
-          <w:color w:val="000000"/>
           <w:sz w:val="22"/>
-          <w:noProof/>
         </w:rPr>
         <w:t>{{ response_plan }}</w:t>
       </w:r>
@@ -1421,11 +1241,9 @@
       </w:pPr>
       <w:r>
         <w:rPr>
-          <w:rFonts w:ascii="Times New Roman" w:hAnsi="Times New Roman" w:eastAsia="经典宋体简"/>
+          <w:rFonts w:ascii="Times New Roman" w:hAnsi="Times New Roman" w:eastAsia="FangSong_GB2312"/>
           <w:b/>
-          <w:color w:val="000000"/>
           <w:sz w:val="22"/>
-          <w:noProof/>
         </w:rPr>
         <w:t>持续监测：</w:t>
       </w:r>
@@ -1433,109 +1251,14 @@
         <w:rPr>
           <w:rFonts w:ascii="Times New Roman" w:hAnsi="Times New Roman" w:eastAsia="FangSong_GB2312"/>
           <w:b w:val="0"/>
-          <w:color w:val="000000"/>
           <w:sz w:val="22"/>
-          <w:noProof/>
         </w:rPr>
         <w:t>{{ monitoring_suggestions }}</w:t>
       </w:r>
     </w:p>
     <w:p>
       <w:pPr>
-        <w:spacing w:before="280" w:after="160" w:line="400" w:lineRule="exact"/>
-        <w:jc w:val="left"/>
-      </w:pPr>
-      <w:r>
-        <w:rPr>
-          <w:rFonts w:ascii="Times New Roman" w:hAnsi="Times New Roman" w:eastAsia="经典宋体简"/>
-          <w:b/>
-          <w:color w:val="000000"/>
-          <w:sz w:val="30"/>
-          <w:noProof/>
-        </w:rPr>
-        <w:t>3  处置过程记录</w:t>
-      </w:r>
-    </w:p>
-    <w:p>
-      <w:pPr>
-        <w:spacing w:before="0" w:after="120" w:line="360" w:lineRule="exact"/>
-        <w:jc w:val="left"/>
-      </w:pPr>
-      <w:r>
-        <w:rPr>
-          <w:rFonts w:ascii="Times New Roman" w:hAnsi="Times New Roman" w:eastAsia="经典宋体简"/>
-          <w:b/>
-          <w:color w:val="000000"/>
-          <w:sz w:val="22"/>
-          <w:noProof/>
-        </w:rPr>
-        <w:t>处置情况：</w:t>
-      </w:r>
-      <w:r>
-        <w:rPr>
-          <w:rFonts w:ascii="Times New Roman" w:hAnsi="Times New Roman" w:eastAsia="FangSong_GB2312"/>
-          <w:b w:val="0"/>
-          <w:color w:val="000000"/>
-          <w:sz w:val="22"/>
-          <w:noProof/>
-        </w:rPr>
-        <w:t>{{ handling_summary }}</w:t>
-      </w:r>
-    </w:p>
-    <w:p>
-      <w:pPr>
-        <w:spacing w:before="0" w:after="120" w:line="360" w:lineRule="exact"/>
-        <w:jc w:val="left"/>
-      </w:pPr>
-      <w:r>
-        <w:rPr>
-          <w:rFonts w:ascii="Times New Roman" w:hAnsi="Times New Roman" w:eastAsia="经典宋体简"/>
-          <w:b/>
-          <w:color w:val="000000"/>
-          <w:sz w:val="22"/>
-          <w:noProof/>
-        </w:rPr>
-        <w:t>过程记录：</w:t>
-      </w:r>
-      <w:r>
-        <w:rPr>
-          <w:rFonts w:ascii="Times New Roman" w:hAnsi="Times New Roman" w:eastAsia="FangSong_GB2312"/>
-          <w:b w:val="0"/>
-          <w:color w:val="000000"/>
-          <w:sz w:val="22"/>
-          <w:noProof/>
-        </w:rPr>
-        <w:t>{{ timeline_summary }}</w:t>
-      </w:r>
-    </w:p>
-    <w:p>
-      <w:pPr>
-        <w:spacing w:before="0" w:after="120" w:line="360" w:lineRule="exact"/>
-        <w:jc w:val="left"/>
-      </w:pPr>
-      <w:r>
-        <w:rPr>
-          <w:rFonts w:ascii="Times New Roman" w:hAnsi="Times New Roman" w:eastAsia="经典宋体简"/>
-          <w:b/>
-          <w:color w:val="000000"/>
-          <w:sz w:val="22"/>
-          <w:noProof/>
-        </w:rPr>
-        <w:t>后续动作：</w:t>
-      </w:r>
-      <w:r>
-        <w:rPr>
-          <w:rFonts w:ascii="Times New Roman" w:hAnsi="Times New Roman" w:eastAsia="FangSong_GB2312"/>
-          <w:b w:val="0"/>
-          <w:color w:val="000000"/>
-          <w:sz w:val="22"/>
-          <w:noProof/>
-        </w:rPr>
-        <w:t>{{ follow_up_actions }}</w:t>
-      </w:r>
-    </w:p>
-    <w:p>
-      <w:pPr>
+        <w:pStyle w:val="Heading1"/>
         <w:spacing w:before="280" w:after="160" w:line="400" w:lineRule="exact"/>
         <w:jc w:val="left"/>
       </w:pPr>
@@ -1580,11 +1303,7 @@
               <w:spacing w:before="0" w:after="0" w:line="300" w:lineRule="exact"/>
               <w:jc w:val="center"/>
             </w:pPr>
-            <w:r>
-              <w:rPr>
-                <w:noProof/>
-              </w:rPr>
-            </w:r>
+            <w:r/>
             <w:r>
               <w:rPr>
                 <w:rFonts w:ascii="Times New Roman" w:hAnsi="Times New Roman" w:eastAsia="经典宋体简"/>
@@ -1612,11 +1331,7 @@
               <w:spacing w:before="120" w:after="120"/>
               <w:jc w:val="center"/>
             </w:pPr>
-            <w:r>
-              <w:rPr>
-                <w:noProof/>
-              </w:rPr>
-            </w:r>
+            <w:r/>
             <w:r>
               <w:rPr>
                 <w:rFonts w:ascii="Times New Roman" w:hAnsi="Times New Roman" w:eastAsia="FangSong_GB2312"/>
@@ -1685,6 +1400,7 @@
     </w:p>
     <w:p>
       <w:pPr>
+        <w:pStyle w:val="Heading1"/>
         <w:spacing w:before="280" w:after="160" w:line="400" w:lineRule="exact"/>
         <w:jc w:val="left"/>
       </w:pPr>
@@ -1752,7 +1468,9 @@
       </w:r>
     </w:p>
     <w:sectPr>
-      <w:footerReference w:type="default" r:id="rId9"/>
+      <w:footerReference w:type="first" r:id="rId9"/>
+      <w:footerReference w:type="default" r:id="rId10"/>
+      <w:headerReference w:type="default" r:id="rId13"/>
       <w:pgSz w:w="11906" w:h="16838"/>
       <w:pgMar w:top="1440" w:right="1440" w:bottom="1440" w:left="1440" w:header="720" w:footer="720" w:gutter="0"/>
       <w:cols w:space="720"/>
@@ -1768,6 +1486,27 @@
   <w:p>
     <w:pPr>
       <w:pStyle w:val="Footer"/>
+      <w:spacing w:before="0" w:after="0" w:line="400" w:lineRule="exact"/>
+      <w:jc w:val="center"/>
+    </w:pPr>
+    <w:r/>
+    <w:r>
+      <w:rPr>
+        <w:rFonts w:ascii="Times New Roman" w:hAnsi="Times New Roman" w:eastAsia="FangSong_GB2312"/>
+        <w:color w:val="000000"/>
+        <w:sz w:val="36"/>
+      </w:rPr>
+      <w:t>{{ report_date_cn }}</w:t>
+    </w:r>
+  </w:p>
+</w:ftr>
+</file>
+
+<file path=word/footer2.xml><?xml version="1.0" encoding="utf-8"?>
+<w:ftr xmlns:m="http://schemas.openxmlformats.org/officeDocument/2006/math" xmlns:mc="http://schemas.openxmlformats.org/markup-compatibility/2006" xmlns:mo="http://schemas.microsoft.com/office/mac/office/2008/main" xmlns:mv="urn:schemas-microsoft-com:mac:vml" xmlns:o="urn:schemas-microsoft-com:office:office" xmlns:r="http://schemas.openxmlformats.org/officeDocument/2006/relationships" xmlns:v="urn:schemas-microsoft-com:vml" xmlns:w10="urn:schemas-microsoft-com:office:word" xmlns:w14="http://schemas.microsoft.com/office/word/2010/wordml" xmlns:w="http://schemas.openxmlformats.org/wordprocessingml/2006/main" xmlns:wne="http://schemas.microsoft.com/office/word/2006/wordml" xmlns:wp14="http://schemas.microsoft.com/office/word/2010/wordprocessingDrawing" xmlns:wp="http://schemas.openxmlformats.org/drawingml/2006/wordprocessingDrawing" xmlns:wpc="http://schemas.microsoft.com/office/word/2010/wordprocessingCanvas" xmlns:wpg="http://schemas.microsoft.com/office/word/2010/wordprocessingGroup" xmlns:wpi="http://schemas.microsoft.com/office/word/2010/wordprocessingInk" xmlns:wps="http://schemas.microsoft.com/office/word/2010/wordprocessingShape" mc:Ignorable="w14 wp14">
+  <w:p>
+    <w:pPr>
+      <w:pStyle w:val="Footer"/>
       <w:spacing w:before="0" w:after="0" w:line="240" w:lineRule="exact"/>
       <w:jc w:val="center"/>
     </w:pPr>
@@ -1831,6 +1570,30 @@
     </w:r>
   </w:p>
 </w:ftr>
+</file>
+
+<file path=word/header1.xml><?xml version="1.0" encoding="utf-8"?>
+<w:hdr xmlns:m="http://schemas.openxmlformats.org/officeDocument/2006/math" xmlns:mc="http://schemas.openxmlformats.org/markup-compatibility/2006" xmlns:mo="http://schemas.microsoft.com/office/mac/office/2008/main" xmlns:mv="urn:schemas-microsoft-com:mac:vml" xmlns:o="urn:schemas-microsoft-com:office:office" xmlns:r="http://schemas.openxmlformats.org/officeDocument/2006/relationships" xmlns:v="urn:schemas-microsoft-com:vml" xmlns:w10="urn:schemas-microsoft-com:office:word" xmlns:w14="http://schemas.microsoft.com/office/word/2010/wordml" xmlns:w="http://schemas.openxmlformats.org/wordprocessingml/2006/main" xmlns:wne="http://schemas.microsoft.com/office/word/2006/wordml" xmlns:wp14="http://schemas.microsoft.com/office/word/2010/wordprocessingDrawing" xmlns:wp="http://schemas.openxmlformats.org/drawingml/2006/wordprocessingDrawing" xmlns:wpc="http://schemas.microsoft.com/office/word/2010/wordprocessingCanvas" xmlns:wpg="http://schemas.microsoft.com/office/word/2010/wordprocessingGroup" xmlns:wpi="http://schemas.microsoft.com/office/word/2010/wordprocessingInk" xmlns:wps="http://schemas.microsoft.com/office/word/2010/wordprocessingShape" mc:Ignorable="w14 wp14">
+  <w:p>
+    <w:pPr>
+      <w:pStyle w:val="Header"/>
+      <w:spacing w:after="0"/>
+      <w:jc w:val="center"/>
+      <w:pBdr>
+        <w:bottom w:val="single" w:sz="6" w:space="1" w:color="000000"/>
+      </w:pBdr>
+    </w:pPr>
+    <w:r/>
+    <w:r>
+      <w:rPr>
+        <w:rFonts w:ascii="Times New Roman" w:hAnsi="Times New Roman" w:eastAsia="经典宋体简"/>
+        <w:sz w:val="21"/>
+        <w:noProof/>
+      </w:rPr>
+      <w:t>{{ event_name }}处置报告</w:t>
+    </w:r>
+  </w:p>
+</w:hdr>
 </file>
 
 <file path=word/numbering.xml><?xml version="1.0" encoding="utf-8"?>
@@ -2260,11 +2023,11 @@
       <w:outlineLvl w:val="0"/>
     </w:pPr>
     <w:rPr>
-      <w:rFonts w:asciiTheme="majorHAnsi" w:eastAsiaTheme="majorEastAsia" w:hAnsiTheme="majorHAnsi" w:cstheme="majorBidi"/>
+      <w:rFonts w:asciiTheme="majorHAnsi" w:eastAsiaTheme="majorEastAsia" w:hAnsiTheme="majorHAnsi" w:cstheme="majorBidi" w:ascii="Times New Roman" w:hAnsi="Times New Roman" w:eastAsia="经典宋体简"/>
       <w:b/>
       <w:bCs/>
       <w:color w:val="365F91" w:themeColor="accent1" w:themeShade="BF"/>
-      <w:sz w:val="28"/>
+      <w:sz w:val="30"/>
       <w:szCs w:val="28"/>
     </w:rPr>
   </w:style>

--- a/dam-backend/app/templates/dam_event_handling_report_template.docx
+++ b/dam-backend/app/templates/dam_event_handling_report_template.docx
@@ -9,6 +9,10 @@
         <w:jc w:val="left"/>
       </w:pPr>
       <w:r>
+        <w:rPr>
+          <w:rFonts w:ascii="Times New Roman" w:hAnsi="Times New Roman" w:eastAsia="经典宋体简" w:cs="经典宋体简"/>
+          <w:sz w:val="22"/>
+        </w:rPr>
         <w:drawing>
           <wp:inline xmlns:a="http://schemas.openxmlformats.org/drawingml/2006/main" xmlns:pic="http://schemas.openxmlformats.org/drawingml/2006/picture">
             <wp:extent cx="1980000" cy="924064"/>
@@ -50,7 +54,7 @@
       </w:pPr>
       <w:r>
         <w:rPr>
-          <w:rFonts w:ascii="Times New Roman" w:hAnsi="Times New Roman" w:eastAsia="FangSong_GB2312"/>
+          <w:rFonts w:ascii="Times New Roman" w:hAnsi="Times New Roman" w:eastAsia="经典宋体简" w:cs="经典宋体简"/>
           <w:b w:val="0"/>
           <w:color w:val="000000"/>
           <w:sz w:val="22"/>
@@ -65,7 +69,7 @@
       </w:pPr>
       <w:r>
         <w:rPr>
-          <w:rFonts w:ascii="Times New Roman" w:hAnsi="Times New Roman" w:eastAsia="FangSong_GB2312"/>
+          <w:rFonts w:ascii="Times New Roman" w:hAnsi="Times New Roman" w:eastAsia="经典宋体简" w:cs="经典宋体简"/>
           <w:b w:val="0"/>
           <w:color w:val="000000"/>
           <w:sz w:val="22"/>
@@ -80,7 +84,7 @@
       </w:pPr>
       <w:r>
         <w:rPr>
-          <w:rFonts w:ascii="Times New Roman" w:hAnsi="Times New Roman" w:eastAsia="FangSong_GB2312"/>
+          <w:rFonts w:ascii="Times New Roman" w:hAnsi="Times New Roman" w:eastAsia="经典宋体简" w:cs="经典宋体简"/>
           <w:b w:val="0"/>
           <w:color w:val="000000"/>
           <w:sz w:val="22"/>
@@ -95,7 +99,7 @@
       </w:pPr>
       <w:r>
         <w:rPr>
-          <w:rFonts w:ascii="Times New Roman" w:hAnsi="Times New Roman" w:eastAsia="FangSong_GB2312"/>
+          <w:rFonts w:ascii="Times New Roman" w:hAnsi="Times New Roman" w:eastAsia="经典宋体简" w:cs="经典宋体简"/>
           <w:b w:val="0"/>
           <w:color w:val="000000"/>
           <w:sz w:val="22"/>
@@ -110,7 +114,7 @@
       </w:pPr>
       <w:r>
         <w:rPr>
-          <w:rFonts w:ascii="Times New Roman" w:hAnsi="Times New Roman" w:eastAsia="FangSong_GB2312"/>
+          <w:rFonts w:ascii="Times New Roman" w:hAnsi="Times New Roman" w:eastAsia="经典宋体简" w:cs="经典宋体简"/>
           <w:b w:val="0"/>
           <w:color w:val="000000"/>
           <w:sz w:val="22"/>
@@ -125,7 +129,7 @@
       </w:pPr>
       <w:r>
         <w:rPr>
-          <w:rFonts w:ascii="Times New Roman" w:hAnsi="Times New Roman" w:eastAsia="FangSong_GB2312"/>
+          <w:rFonts w:ascii="Times New Roman" w:hAnsi="Times New Roman" w:eastAsia="经典宋体简" w:cs="经典宋体简"/>
           <w:b w:val="0"/>
           <w:color w:val="000000"/>
           <w:sz w:val="22"/>
@@ -135,15 +139,15 @@
     </w:p>
     <w:p>
       <w:pPr>
-        <w:spacing w:before="720" w:after="240" w:line="760" w:lineRule="exact"/>
+        <w:spacing w:before="600" w:after="280" w:line="760" w:lineRule="exact"/>
         <w:jc w:val="center"/>
       </w:pPr>
       <w:r>
         <w:rPr>
-          <w:rFonts w:ascii="Times New Roman" w:hAnsi="Times New Roman" w:eastAsia="SimSun"/>
+          <w:rFonts w:ascii="Times New Roman" w:hAnsi="Times New Roman" w:eastAsia="黑体" w:cs="黑体"/>
           <w:b/>
           <w:color w:val="000000"/>
-          <w:sz w:val="56"/>
+          <w:sz w:val="72"/>
           <w:noProof/>
         </w:rPr>
         <w:t>{{ event_name }}处置报告</w:t>
@@ -151,15 +155,15 @@
     </w:p>
     <w:p>
       <w:pPr>
-        <w:spacing w:before="0" w:after="360" w:line="480" w:lineRule="exact"/>
+        <w:spacing w:before="0" w:after="400" w:line="480" w:lineRule="exact"/>
         <w:jc w:val="center"/>
       </w:pPr>
       <w:r>
         <w:rPr>
-          <w:rFonts w:ascii="Times New Roman" w:hAnsi="Times New Roman" w:eastAsia="FangSong_GB2312"/>
+          <w:rFonts w:ascii="Times New Roman" w:hAnsi="Times New Roman" w:eastAsia="经典宋体简" w:cs="经典宋体简"/>
           <w:b w:val="0"/>
           <w:color w:val="000000"/>
-          <w:sz w:val="30"/>
+          <w:sz w:val="40"/>
           <w:noProof/>
         </w:rPr>
         <w:t>事件编号：{{ instance_no }}</w:t>
@@ -171,6 +175,10 @@
         <w:jc w:val="center"/>
       </w:pPr>
       <w:r>
+        <w:rPr>
+          <w:rFonts w:ascii="Times New Roman" w:hAnsi="Times New Roman" w:eastAsia="经典宋体简" w:cs="经典宋体简"/>
+          <w:sz w:val="22"/>
+        </w:rPr>
         <w:drawing>
           <wp:inline xmlns:a="http://schemas.openxmlformats.org/drawingml/2006/main" xmlns:pic="http://schemas.openxmlformats.org/drawingml/2006/picture">
             <wp:extent cx="5220000" cy="2836507"/>
@@ -207,6 +215,10 @@
     </w:p>
     <w:p>
       <w:r>
+        <w:rPr>
+          <w:rFonts w:ascii="Times New Roman" w:hAnsi="Times New Roman" w:eastAsia="经典宋体简" w:cs="经典宋体简"/>
+          <w:sz w:val="22"/>
+        </w:rPr>
         <w:br w:type="page"/>
       </w:r>
     </w:p>
@@ -217,7 +229,7 @@
       </w:pPr>
       <w:r>
         <w:rPr>
-          <w:rFonts w:ascii="Times New Roman" w:hAnsi="Times New Roman" w:eastAsia="经典宋体简"/>
+          <w:rFonts w:ascii="Times New Roman" w:hAnsi="Times New Roman" w:eastAsia="黑体" w:cs="黑体"/>
           <w:b/>
           <w:color w:val="000000"/>
           <w:sz w:val="52"/>
@@ -237,7 +249,7 @@
       </w:pPr>
       <w:r>
         <w:rPr>
-          <w:rFonts w:ascii="Times New Roman" w:hAnsi="Times New Roman" w:eastAsia="FangSong_GB2312"/>
+          <w:rFonts w:ascii="Times New Roman" w:hAnsi="Times New Roman" w:eastAsia="经典宋体简" w:cs="经典宋体简"/>
           <w:sz w:val="30"/>
           <w:noProof/>
         </w:rPr>
@@ -247,7 +259,7 @@
       </w:r>
       <w:r>
         <w:rPr>
-          <w:rFonts w:ascii="Times New Roman" w:hAnsi="Times New Roman" w:eastAsia="FangSong_GB2312"/>
+          <w:rFonts w:ascii="Times New Roman" w:hAnsi="Times New Roman" w:eastAsia="经典宋体简" w:cs="经典宋体简"/>
           <w:sz w:val="30"/>
           <w:noProof/>
         </w:rPr>
@@ -267,7 +279,7 @@
       </w:pPr>
       <w:r>
         <w:rPr>
-          <w:rFonts w:ascii="Times New Roman" w:hAnsi="Times New Roman" w:eastAsia="FangSong_GB2312"/>
+          <w:rFonts w:ascii="Times New Roman" w:hAnsi="Times New Roman" w:eastAsia="经典宋体简" w:cs="经典宋体简"/>
           <w:sz w:val="30"/>
           <w:noProof/>
         </w:rPr>
@@ -287,7 +299,7 @@
       </w:pPr>
       <w:r>
         <w:rPr>
-          <w:rFonts w:ascii="Times New Roman" w:hAnsi="Times New Roman" w:eastAsia="FangSong_GB2312"/>
+          <w:rFonts w:ascii="Times New Roman" w:hAnsi="Times New Roman" w:eastAsia="经典宋体简" w:cs="经典宋体简"/>
           <w:sz w:val="30"/>
           <w:noProof/>
         </w:rPr>
@@ -307,7 +319,7 @@
       </w:pPr>
       <w:r>
         <w:rPr>
-          <w:rFonts w:ascii="Times New Roman" w:hAnsi="Times New Roman" w:eastAsia="FangSong_GB2312"/>
+          <w:rFonts w:ascii="Times New Roman" w:hAnsi="Times New Roman" w:eastAsia="经典宋体简" w:cs="经典宋体简"/>
           <w:sz w:val="30"/>
           <w:noProof/>
         </w:rPr>
@@ -327,7 +339,7 @@
       </w:pPr>
       <w:r>
         <w:rPr>
-          <w:rFonts w:ascii="Times New Roman" w:hAnsi="Times New Roman" w:eastAsia="FangSong_GB2312"/>
+          <w:rFonts w:ascii="Times New Roman" w:hAnsi="Times New Roman" w:eastAsia="经典宋体简" w:cs="经典宋体简"/>
           <w:sz w:val="30"/>
           <w:noProof/>
         </w:rPr>
@@ -337,7 +349,7 @@
       </w:r>
       <w:r>
         <w:rPr>
-          <w:rFonts w:ascii="Times New Roman" w:hAnsi="Times New Roman" w:eastAsia="FangSong_GB2312"/>
+          <w:rFonts w:ascii="Times New Roman" w:hAnsi="Times New Roman" w:eastAsia="经典宋体简" w:cs="经典宋体简"/>
           <w:sz w:val="30"/>
           <w:noProof/>
         </w:rPr>
@@ -355,7 +367,7 @@
       </w:pPr>
       <w:r>
         <w:rPr>
-          <w:rFonts w:ascii="Times New Roman" w:hAnsi="Times New Roman" w:eastAsia="FangSong_GB2312"/>
+          <w:rFonts w:ascii="Times New Roman" w:hAnsi="Times New Roman" w:eastAsia="经典宋体简" w:cs="经典宋体简"/>
           <w:sz w:val="30"/>
           <w:noProof/>
         </w:rPr>
@@ -364,23 +376,11 @@
     </w:p>
     <w:p>
       <w:r>
+        <w:rPr>
+          <w:rFonts w:ascii="Times New Roman" w:hAnsi="Times New Roman" w:eastAsia="经典宋体简" w:cs="经典宋体简"/>
+          <w:sz w:val="22"/>
+        </w:rPr>
         <w:br w:type="page"/>
-      </w:r>
-    </w:p>
-    <w:p>
-      <w:pPr>
-        <w:spacing w:before="0" w:after="280" w:line="480" w:lineRule="exact"/>
-        <w:jc w:val="center"/>
-      </w:pPr>
-      <w:r>
-        <w:rPr>
-          <w:rFonts w:ascii="Times New Roman" w:hAnsi="Times New Roman" w:eastAsia="经典宋体简"/>
-          <w:b/>
-          <w:color w:val="000000"/>
-          <w:sz w:val="32"/>
-          <w:noProof/>
-        </w:rPr>
-        <w:t>{{ event_name }}处置报告</w:t>
       </w:r>
     </w:p>
     <w:tbl>
@@ -419,10 +419,15 @@
               <w:spacing w:before="0" w:after="0" w:line="300" w:lineRule="exact"/>
               <w:jc w:val="left"/>
             </w:pPr>
-            <w:r/>
             <w:r>
               <w:rPr>
-                <w:rFonts w:ascii="Times New Roman" w:hAnsi="Times New Roman" w:eastAsia="经典宋体简"/>
+                <w:rFonts w:ascii="Times New Roman" w:hAnsi="Times New Roman" w:eastAsia="经典宋体简" w:cs="经典宋体简"/>
+                <w:sz w:val="21"/>
+              </w:rPr>
+            </w:r>
+            <w:r>
+              <w:rPr>
+                <w:rFonts w:ascii="Times New Roman" w:hAnsi="Times New Roman" w:eastAsia="黑体" w:cs="黑体"/>
                 <w:b/>
                 <w:color w:val="000000"/>
                 <w:sz w:val="21"/>
@@ -442,10 +447,15 @@
               <w:spacing w:before="0" w:after="0" w:line="300" w:lineRule="exact"/>
               <w:jc w:val="left"/>
             </w:pPr>
-            <w:r/>
             <w:r>
               <w:rPr>
-                <w:rFonts w:ascii="Times New Roman" w:hAnsi="Times New Roman" w:eastAsia="FangSong_GB2312"/>
+                <w:rFonts w:ascii="Times New Roman" w:hAnsi="Times New Roman" w:eastAsia="经典宋体简" w:cs="经典宋体简"/>
+                <w:sz w:val="21"/>
+              </w:rPr>
+            </w:r>
+            <w:r>
+              <w:rPr>
+                <w:rFonts w:ascii="Times New Roman" w:hAnsi="Times New Roman" w:eastAsia="经典宋体简" w:cs="经典宋体简"/>
                 <w:b w:val="0"/>
                 <w:color w:val="000000"/>
                 <w:sz w:val="21"/>
@@ -466,10 +476,15 @@
               <w:spacing w:before="0" w:after="0" w:line="300" w:lineRule="exact"/>
               <w:jc w:val="left"/>
             </w:pPr>
-            <w:r/>
             <w:r>
               <w:rPr>
-                <w:rFonts w:ascii="Times New Roman" w:hAnsi="Times New Roman" w:eastAsia="经典宋体简"/>
+                <w:rFonts w:ascii="Times New Roman" w:hAnsi="Times New Roman" w:eastAsia="经典宋体简" w:cs="经典宋体简"/>
+                <w:sz w:val="21"/>
+              </w:rPr>
+            </w:r>
+            <w:r>
+              <w:rPr>
+                <w:rFonts w:ascii="Times New Roman" w:hAnsi="Times New Roman" w:eastAsia="黑体" w:cs="黑体"/>
                 <w:b/>
                 <w:color w:val="000000"/>
                 <w:sz w:val="21"/>
@@ -489,10 +504,15 @@
               <w:spacing w:before="0" w:after="0" w:line="300" w:lineRule="exact"/>
               <w:jc w:val="left"/>
             </w:pPr>
-            <w:r/>
             <w:r>
               <w:rPr>
-                <w:rFonts w:ascii="Times New Roman" w:hAnsi="Times New Roman" w:eastAsia="FangSong_GB2312"/>
+                <w:rFonts w:ascii="Times New Roman" w:hAnsi="Times New Roman" w:eastAsia="经典宋体简" w:cs="经典宋体简"/>
+                <w:sz w:val="21"/>
+              </w:rPr>
+            </w:r>
+            <w:r>
+              <w:rPr>
+                <w:rFonts w:ascii="Times New Roman" w:hAnsi="Times New Roman" w:eastAsia="经典宋体简" w:cs="经典宋体简"/>
                 <w:b w:val="0"/>
                 <w:color w:val="000000"/>
                 <w:sz w:val="21"/>
@@ -518,10 +538,15 @@
               <w:spacing w:before="0" w:after="0" w:line="300" w:lineRule="exact"/>
               <w:jc w:val="left"/>
             </w:pPr>
-            <w:r/>
             <w:r>
               <w:rPr>
-                <w:rFonts w:ascii="Times New Roman" w:hAnsi="Times New Roman" w:eastAsia="经典宋体简"/>
+                <w:rFonts w:ascii="Times New Roman" w:hAnsi="Times New Roman" w:eastAsia="经典宋体简" w:cs="经典宋体简"/>
+                <w:sz w:val="21"/>
+              </w:rPr>
+            </w:r>
+            <w:r>
+              <w:rPr>
+                <w:rFonts w:ascii="Times New Roman" w:hAnsi="Times New Roman" w:eastAsia="黑体" w:cs="黑体"/>
                 <w:b/>
                 <w:color w:val="000000"/>
                 <w:sz w:val="21"/>
@@ -541,10 +566,15 @@
               <w:spacing w:before="0" w:after="0" w:line="300" w:lineRule="exact"/>
               <w:jc w:val="left"/>
             </w:pPr>
-            <w:r/>
             <w:r>
               <w:rPr>
-                <w:rFonts w:ascii="Times New Roman" w:hAnsi="Times New Roman" w:eastAsia="FangSong_GB2312"/>
+                <w:rFonts w:ascii="Times New Roman" w:hAnsi="Times New Roman" w:eastAsia="经典宋体简" w:cs="经典宋体简"/>
+                <w:sz w:val="21"/>
+              </w:rPr>
+            </w:r>
+            <w:r>
+              <w:rPr>
+                <w:rFonts w:ascii="Times New Roman" w:hAnsi="Times New Roman" w:eastAsia="经典宋体简" w:cs="经典宋体简"/>
                 <w:b w:val="0"/>
                 <w:color w:val="000000"/>
                 <w:sz w:val="21"/>
@@ -565,10 +595,15 @@
               <w:spacing w:before="0" w:after="0" w:line="300" w:lineRule="exact"/>
               <w:jc w:val="left"/>
             </w:pPr>
-            <w:r/>
             <w:r>
               <w:rPr>
-                <w:rFonts w:ascii="Times New Roman" w:hAnsi="Times New Roman" w:eastAsia="经典宋体简"/>
+                <w:rFonts w:ascii="Times New Roman" w:hAnsi="Times New Roman" w:eastAsia="经典宋体简" w:cs="经典宋体简"/>
+                <w:sz w:val="21"/>
+              </w:rPr>
+            </w:r>
+            <w:r>
+              <w:rPr>
+                <w:rFonts w:ascii="Times New Roman" w:hAnsi="Times New Roman" w:eastAsia="黑体" w:cs="黑体"/>
                 <w:b/>
                 <w:color w:val="000000"/>
                 <w:sz w:val="21"/>
@@ -588,10 +623,15 @@
               <w:spacing w:before="0" w:after="0" w:line="300" w:lineRule="exact"/>
               <w:jc w:val="left"/>
             </w:pPr>
-            <w:r/>
             <w:r>
               <w:rPr>
-                <w:rFonts w:ascii="Times New Roman" w:hAnsi="Times New Roman" w:eastAsia="FangSong_GB2312"/>
+                <w:rFonts w:ascii="Times New Roman" w:hAnsi="Times New Roman" w:eastAsia="经典宋体简" w:cs="经典宋体简"/>
+                <w:sz w:val="21"/>
+              </w:rPr>
+            </w:r>
+            <w:r>
+              <w:rPr>
+                <w:rFonts w:ascii="Times New Roman" w:hAnsi="Times New Roman" w:eastAsia="经典宋体简" w:cs="经典宋体简"/>
                 <w:b w:val="0"/>
                 <w:color w:val="000000"/>
                 <w:sz w:val="21"/>
@@ -617,10 +657,15 @@
               <w:spacing w:before="0" w:after="0" w:line="300" w:lineRule="exact"/>
               <w:jc w:val="left"/>
             </w:pPr>
-            <w:r/>
             <w:r>
               <w:rPr>
-                <w:rFonts w:ascii="Times New Roman" w:hAnsi="Times New Roman" w:eastAsia="经典宋体简"/>
+                <w:rFonts w:ascii="Times New Roman" w:hAnsi="Times New Roman" w:eastAsia="经典宋体简" w:cs="经典宋体简"/>
+                <w:sz w:val="21"/>
+              </w:rPr>
+            </w:r>
+            <w:r>
+              <w:rPr>
+                <w:rFonts w:ascii="Times New Roman" w:hAnsi="Times New Roman" w:eastAsia="黑体" w:cs="黑体"/>
                 <w:b/>
                 <w:color w:val="000000"/>
                 <w:sz w:val="21"/>
@@ -640,10 +685,15 @@
               <w:spacing w:before="0" w:after="0" w:line="300" w:lineRule="exact"/>
               <w:jc w:val="left"/>
             </w:pPr>
-            <w:r/>
             <w:r>
               <w:rPr>
-                <w:rFonts w:ascii="Times New Roman" w:hAnsi="Times New Roman" w:eastAsia="FangSong_GB2312"/>
+                <w:rFonts w:ascii="Times New Roman" w:hAnsi="Times New Roman" w:eastAsia="经典宋体简" w:cs="经典宋体简"/>
+                <w:sz w:val="21"/>
+              </w:rPr>
+            </w:r>
+            <w:r>
+              <w:rPr>
+                <w:rFonts w:ascii="Times New Roman" w:hAnsi="Times New Roman" w:eastAsia="经典宋体简" w:cs="经典宋体简"/>
                 <w:b w:val="0"/>
                 <w:color w:val="000000"/>
                 <w:sz w:val="21"/>
@@ -664,10 +714,15 @@
               <w:spacing w:before="0" w:after="0" w:line="300" w:lineRule="exact"/>
               <w:jc w:val="left"/>
             </w:pPr>
-            <w:r/>
             <w:r>
               <w:rPr>
-                <w:rFonts w:ascii="Times New Roman" w:hAnsi="Times New Roman" w:eastAsia="经典宋体简"/>
+                <w:rFonts w:ascii="Times New Roman" w:hAnsi="Times New Roman" w:eastAsia="经典宋体简" w:cs="经典宋体简"/>
+                <w:sz w:val="21"/>
+              </w:rPr>
+            </w:r>
+            <w:r>
+              <w:rPr>
+                <w:rFonts w:ascii="Times New Roman" w:hAnsi="Times New Roman" w:eastAsia="黑体" w:cs="黑体"/>
                 <w:b/>
                 <w:color w:val="000000"/>
                 <w:sz w:val="21"/>
@@ -687,10 +742,15 @@
               <w:spacing w:before="0" w:after="0" w:line="300" w:lineRule="exact"/>
               <w:jc w:val="left"/>
             </w:pPr>
-            <w:r/>
             <w:r>
               <w:rPr>
-                <w:rFonts w:ascii="Times New Roman" w:hAnsi="Times New Roman" w:eastAsia="FangSong_GB2312"/>
+                <w:rFonts w:ascii="Times New Roman" w:hAnsi="Times New Roman" w:eastAsia="经典宋体简" w:cs="经典宋体简"/>
+                <w:sz w:val="21"/>
+              </w:rPr>
+            </w:r>
+            <w:r>
+              <w:rPr>
+                <w:rFonts w:ascii="Times New Roman" w:hAnsi="Times New Roman" w:eastAsia="经典宋体简" w:cs="经典宋体简"/>
                 <w:b w:val="0"/>
                 <w:color w:val="000000"/>
                 <w:sz w:val="21"/>
@@ -716,10 +776,15 @@
               <w:spacing w:before="0" w:after="0" w:line="300" w:lineRule="exact"/>
               <w:jc w:val="left"/>
             </w:pPr>
-            <w:r/>
             <w:r>
               <w:rPr>
-                <w:rFonts w:ascii="Times New Roman" w:hAnsi="Times New Roman" w:eastAsia="经典宋体简"/>
+                <w:rFonts w:ascii="Times New Roman" w:hAnsi="Times New Roman" w:eastAsia="经典宋体简" w:cs="经典宋体简"/>
+                <w:sz w:val="21"/>
+              </w:rPr>
+            </w:r>
+            <w:r>
+              <w:rPr>
+                <w:rFonts w:ascii="Times New Roman" w:hAnsi="Times New Roman" w:eastAsia="黑体" w:cs="黑体"/>
                 <w:b/>
                 <w:color w:val="000000"/>
                 <w:sz w:val="21"/>
@@ -739,10 +804,15 @@
               <w:spacing w:before="0" w:after="0" w:line="300" w:lineRule="exact"/>
               <w:jc w:val="left"/>
             </w:pPr>
-            <w:r/>
             <w:r>
               <w:rPr>
-                <w:rFonts w:ascii="Times New Roman" w:hAnsi="Times New Roman" w:eastAsia="FangSong_GB2312"/>
+                <w:rFonts w:ascii="Times New Roman" w:hAnsi="Times New Roman" w:eastAsia="经典宋体简" w:cs="经典宋体简"/>
+                <w:sz w:val="21"/>
+              </w:rPr>
+            </w:r>
+            <w:r>
+              <w:rPr>
+                <w:rFonts w:ascii="Times New Roman" w:hAnsi="Times New Roman" w:eastAsia="经典宋体简" w:cs="经典宋体简"/>
                 <w:b w:val="0"/>
                 <w:color w:val="000000"/>
                 <w:sz w:val="21"/>
@@ -763,10 +833,15 @@
               <w:spacing w:before="0" w:after="0" w:line="300" w:lineRule="exact"/>
               <w:jc w:val="left"/>
             </w:pPr>
-            <w:r/>
             <w:r>
               <w:rPr>
-                <w:rFonts w:ascii="Times New Roman" w:hAnsi="Times New Roman" w:eastAsia="经典宋体简"/>
+                <w:rFonts w:ascii="Times New Roman" w:hAnsi="Times New Roman" w:eastAsia="经典宋体简" w:cs="经典宋体简"/>
+                <w:sz w:val="21"/>
+              </w:rPr>
+            </w:r>
+            <w:r>
+              <w:rPr>
+                <w:rFonts w:ascii="Times New Roman" w:hAnsi="Times New Roman" w:eastAsia="黑体" w:cs="黑体"/>
                 <w:b/>
                 <w:color w:val="000000"/>
                 <w:sz w:val="21"/>
@@ -786,10 +861,15 @@
               <w:spacing w:before="0" w:after="0" w:line="300" w:lineRule="exact"/>
               <w:jc w:val="left"/>
             </w:pPr>
-            <w:r/>
             <w:r>
               <w:rPr>
-                <w:rFonts w:ascii="Times New Roman" w:hAnsi="Times New Roman" w:eastAsia="FangSong_GB2312"/>
+                <w:rFonts w:ascii="Times New Roman" w:hAnsi="Times New Roman" w:eastAsia="经典宋体简" w:cs="经典宋体简"/>
+                <w:sz w:val="21"/>
+              </w:rPr>
+            </w:r>
+            <w:r>
+              <w:rPr>
+                <w:rFonts w:ascii="Times New Roman" w:hAnsi="Times New Roman" w:eastAsia="经典宋体简" w:cs="经典宋体简"/>
                 <w:b w:val="0"/>
                 <w:color w:val="000000"/>
                 <w:sz w:val="21"/>
@@ -809,7 +889,7 @@
       </w:pPr>
       <w:r>
         <w:rPr>
-          <w:rFonts w:ascii="Times New Roman" w:hAnsi="Times New Roman" w:eastAsia="经典宋体简"/>
+          <w:rFonts w:ascii="Times New Roman" w:hAnsi="Times New Roman" w:eastAsia="黑体" w:cs="黑体"/>
           <w:b/>
           <w:color w:val="000000"/>
           <w:sz w:val="30"/>
@@ -825,7 +905,7 @@
       </w:pPr>
       <w:r>
         <w:rPr>
-          <w:rFonts w:ascii="Times New Roman" w:hAnsi="Times New Roman" w:eastAsia="经典宋体简"/>
+          <w:rFonts w:ascii="Times New Roman" w:hAnsi="Times New Roman" w:eastAsia="黑体" w:cs="黑体"/>
           <w:b/>
           <w:color w:val="000000"/>
           <w:sz w:val="22"/>
@@ -835,7 +915,7 @@
       </w:r>
       <w:r>
         <w:rPr>
-          <w:rFonts w:ascii="Times New Roman" w:hAnsi="Times New Roman" w:eastAsia="FangSong_GB2312"/>
+          <w:rFonts w:ascii="Times New Roman" w:hAnsi="Times New Roman" w:eastAsia="经典宋体简" w:cs="经典宋体简"/>
           <w:b w:val="0"/>
           <w:color w:val="000000"/>
           <w:sz w:val="22"/>
@@ -851,7 +931,7 @@
       </w:pPr>
       <w:r>
         <w:rPr>
-          <w:rFonts w:ascii="Times New Roman" w:hAnsi="Times New Roman" w:eastAsia="经典宋体简"/>
+          <w:rFonts w:ascii="Times New Roman" w:hAnsi="Times New Roman" w:eastAsia="黑体" w:cs="黑体"/>
           <w:b/>
           <w:color w:val="000000"/>
           <w:sz w:val="22"/>
@@ -861,7 +941,7 @@
       </w:r>
       <w:r>
         <w:rPr>
-          <w:rFonts w:ascii="Times New Roman" w:hAnsi="Times New Roman" w:eastAsia="FangSong_GB2312"/>
+          <w:rFonts w:ascii="Times New Roman" w:hAnsi="Times New Roman" w:eastAsia="经典宋体简" w:cs="经典宋体简"/>
           <w:b w:val="0"/>
           <w:color w:val="000000"/>
           <w:sz w:val="22"/>
@@ -878,7 +958,7 @@
       </w:pPr>
       <w:r>
         <w:rPr>
-          <w:rFonts w:ascii="Times New Roman" w:hAnsi="Times New Roman" w:eastAsia="经典宋体简"/>
+          <w:rFonts w:ascii="Times New Roman" w:hAnsi="Times New Roman" w:eastAsia="黑体" w:cs="黑体"/>
           <w:b/>
           <w:color w:val="000000"/>
           <w:sz w:val="30"/>
@@ -923,10 +1003,15 @@
               <w:spacing w:before="0" w:after="0" w:line="300" w:lineRule="exact"/>
               <w:jc w:val="left"/>
             </w:pPr>
-            <w:r/>
             <w:r>
               <w:rPr>
-                <w:rFonts w:ascii="Times New Roman" w:hAnsi="Times New Roman" w:eastAsia="经典宋体简"/>
+                <w:rFonts w:ascii="Times New Roman" w:hAnsi="Times New Roman" w:eastAsia="经典宋体简" w:cs="经典宋体简"/>
+                <w:sz w:val="21"/>
+              </w:rPr>
+            </w:r>
+            <w:r>
+              <w:rPr>
+                <w:rFonts w:ascii="Times New Roman" w:hAnsi="Times New Roman" w:eastAsia="黑体" w:cs="黑体"/>
                 <w:b/>
                 <w:color w:val="000000"/>
                 <w:sz w:val="20"/>
@@ -946,10 +1031,15 @@
               <w:spacing w:before="0" w:after="0" w:line="300" w:lineRule="exact"/>
               <w:jc w:val="left"/>
             </w:pPr>
-            <w:r/>
             <w:r>
               <w:rPr>
-                <w:rFonts w:ascii="Times New Roman" w:hAnsi="Times New Roman" w:eastAsia="FangSong_GB2312"/>
+                <w:rFonts w:ascii="Times New Roman" w:hAnsi="Times New Roman" w:eastAsia="经典宋体简" w:cs="经典宋体简"/>
+                <w:sz w:val="21"/>
+              </w:rPr>
+            </w:r>
+            <w:r>
+              <w:rPr>
+                <w:rFonts w:ascii="Times New Roman" w:hAnsi="Times New Roman" w:eastAsia="经典宋体简" w:cs="经典宋体简"/>
                 <w:b w:val="0"/>
                 <w:color w:val="000000"/>
                 <w:sz w:val="20"/>
@@ -970,10 +1060,15 @@
               <w:spacing w:before="0" w:after="0" w:line="300" w:lineRule="exact"/>
               <w:jc w:val="left"/>
             </w:pPr>
-            <w:r/>
             <w:r>
               <w:rPr>
-                <w:rFonts w:ascii="Times New Roman" w:hAnsi="Times New Roman" w:eastAsia="经典宋体简"/>
+                <w:rFonts w:ascii="Times New Roman" w:hAnsi="Times New Roman" w:eastAsia="经典宋体简" w:cs="经典宋体简"/>
+                <w:sz w:val="21"/>
+              </w:rPr>
+            </w:r>
+            <w:r>
+              <w:rPr>
+                <w:rFonts w:ascii="Times New Roman" w:hAnsi="Times New Roman" w:eastAsia="黑体" w:cs="黑体"/>
                 <w:b/>
                 <w:color w:val="000000"/>
                 <w:sz w:val="20"/>
@@ -993,10 +1088,15 @@
               <w:spacing w:before="0" w:after="0" w:line="300" w:lineRule="exact"/>
               <w:jc w:val="left"/>
             </w:pPr>
-            <w:r/>
             <w:r>
               <w:rPr>
-                <w:rFonts w:ascii="Times New Roman" w:hAnsi="Times New Roman" w:eastAsia="FangSong_GB2312"/>
+                <w:rFonts w:ascii="Times New Roman" w:hAnsi="Times New Roman" w:eastAsia="经典宋体简" w:cs="经典宋体简"/>
+                <w:sz w:val="21"/>
+              </w:rPr>
+            </w:r>
+            <w:r>
+              <w:rPr>
+                <w:rFonts w:ascii="Times New Roman" w:hAnsi="Times New Roman" w:eastAsia="经典宋体简" w:cs="经典宋体简"/>
                 <w:b w:val="0"/>
                 <w:color w:val="000000"/>
                 <w:sz w:val="20"/>
@@ -1022,10 +1122,15 @@
               <w:spacing w:before="0" w:after="0" w:line="300" w:lineRule="exact"/>
               <w:jc w:val="left"/>
             </w:pPr>
-            <w:r/>
             <w:r>
               <w:rPr>
-                <w:rFonts w:ascii="Times New Roman" w:hAnsi="Times New Roman" w:eastAsia="经典宋体简"/>
+                <w:rFonts w:ascii="Times New Roman" w:hAnsi="Times New Roman" w:eastAsia="经典宋体简" w:cs="经典宋体简"/>
+                <w:sz w:val="21"/>
+              </w:rPr>
+            </w:r>
+            <w:r>
+              <w:rPr>
+                <w:rFonts w:ascii="Times New Roman" w:hAnsi="Times New Roman" w:eastAsia="黑体" w:cs="黑体"/>
                 <w:b/>
                 <w:color w:val="000000"/>
                 <w:sz w:val="20"/>
@@ -1045,10 +1150,15 @@
               <w:spacing w:before="0" w:after="0" w:line="300" w:lineRule="exact"/>
               <w:jc w:val="left"/>
             </w:pPr>
-            <w:r/>
             <w:r>
               <w:rPr>
-                <w:rFonts w:ascii="Times New Roman" w:hAnsi="Times New Roman" w:eastAsia="FangSong_GB2312"/>
+                <w:rFonts w:ascii="Times New Roman" w:hAnsi="Times New Roman" w:eastAsia="经典宋体简" w:cs="经典宋体简"/>
+                <w:sz w:val="21"/>
+              </w:rPr>
+            </w:r>
+            <w:r>
+              <w:rPr>
+                <w:rFonts w:ascii="Times New Roman" w:hAnsi="Times New Roman" w:eastAsia="经典宋体简" w:cs="经典宋体简"/>
                 <w:b w:val="0"/>
                 <w:color w:val="000000"/>
                 <w:sz w:val="20"/>
@@ -1069,10 +1179,15 @@
               <w:spacing w:before="0" w:after="0" w:line="300" w:lineRule="exact"/>
               <w:jc w:val="left"/>
             </w:pPr>
-            <w:r/>
             <w:r>
               <w:rPr>
-                <w:rFonts w:ascii="Times New Roman" w:hAnsi="Times New Roman" w:eastAsia="经典宋体简"/>
+                <w:rFonts w:ascii="Times New Roman" w:hAnsi="Times New Roman" w:eastAsia="经典宋体简" w:cs="经典宋体简"/>
+                <w:sz w:val="21"/>
+              </w:rPr>
+            </w:r>
+            <w:r>
+              <w:rPr>
+                <w:rFonts w:ascii="Times New Roman" w:hAnsi="Times New Roman" w:eastAsia="黑体" w:cs="黑体"/>
                 <w:b/>
                 <w:color w:val="000000"/>
                 <w:sz w:val="20"/>
@@ -1092,10 +1207,15 @@
               <w:spacing w:before="0" w:after="0" w:line="300" w:lineRule="exact"/>
               <w:jc w:val="left"/>
             </w:pPr>
-            <w:r/>
             <w:r>
               <w:rPr>
-                <w:rFonts w:ascii="Times New Roman" w:hAnsi="Times New Roman" w:eastAsia="FangSong_GB2312"/>
+                <w:rFonts w:ascii="Times New Roman" w:hAnsi="Times New Roman" w:eastAsia="经典宋体简" w:cs="经典宋体简"/>
+                <w:sz w:val="21"/>
+              </w:rPr>
+            </w:r>
+            <w:r>
+              <w:rPr>
+                <w:rFonts w:ascii="Times New Roman" w:hAnsi="Times New Roman" w:eastAsia="经典宋体简" w:cs="经典宋体简"/>
                 <w:b w:val="0"/>
                 <w:color w:val="000000"/>
                 <w:sz w:val="20"/>
@@ -1115,7 +1235,7 @@
       </w:pPr>
       <w:r>
         <w:rPr>
-          <w:rFonts w:ascii="Times New Roman" w:hAnsi="Times New Roman" w:eastAsia="经典宋体简"/>
+          <w:rFonts w:ascii="Times New Roman" w:hAnsi="Times New Roman" w:eastAsia="黑体" w:cs="黑体"/>
           <w:b/>
           <w:color w:val="000000"/>
           <w:sz w:val="30"/>
@@ -1131,7 +1251,7 @@
       </w:pPr>
       <w:r>
         <w:rPr>
-          <w:rFonts w:ascii="Times New Roman" w:hAnsi="Times New Roman" w:eastAsia="FangSong_GB2312"/>
+          <w:rFonts w:ascii="Times New Roman" w:hAnsi="Times New Roman" w:eastAsia="黑体" w:cs="黑体"/>
           <w:b/>
           <w:sz w:val="22"/>
         </w:rPr>
@@ -1139,7 +1259,7 @@
       </w:r>
       <w:r>
         <w:rPr>
-          <w:rFonts w:ascii="Times New Roman" w:hAnsi="Times New Roman" w:eastAsia="FangSong_GB2312"/>
+          <w:rFonts w:ascii="Times New Roman" w:hAnsi="Times New Roman" w:eastAsia="经典宋体简" w:cs="经典宋体简"/>
           <w:b w:val="0"/>
           <w:sz w:val="22"/>
         </w:rPr>
@@ -1153,7 +1273,7 @@
       </w:pPr>
       <w:r>
         <w:rPr>
-          <w:rFonts w:ascii="Times New Roman" w:hAnsi="Times New Roman" w:eastAsia="FangSong_GB2312"/>
+          <w:rFonts w:ascii="Times New Roman" w:hAnsi="Times New Roman" w:eastAsia="黑体" w:cs="黑体"/>
           <w:b/>
           <w:sz w:val="22"/>
         </w:rPr>
@@ -1161,7 +1281,7 @@
       </w:r>
       <w:r>
         <w:rPr>
-          <w:rFonts w:ascii="Times New Roman" w:hAnsi="Times New Roman" w:eastAsia="FangSong_GB2312"/>
+          <w:rFonts w:ascii="Times New Roman" w:hAnsi="Times New Roman" w:eastAsia="经典宋体简" w:cs="经典宋体简"/>
           <w:b w:val="0"/>
           <w:sz w:val="22"/>
         </w:rPr>
@@ -1175,7 +1295,7 @@
       </w:pPr>
       <w:r>
         <w:rPr>
-          <w:rFonts w:ascii="Times New Roman" w:hAnsi="Times New Roman" w:eastAsia="FangSong_GB2312"/>
+          <w:rFonts w:ascii="Times New Roman" w:hAnsi="Times New Roman" w:eastAsia="黑体" w:cs="黑体"/>
           <w:b/>
           <w:sz w:val="22"/>
         </w:rPr>
@@ -1183,7 +1303,7 @@
       </w:r>
       <w:r>
         <w:rPr>
-          <w:rFonts w:ascii="Times New Roman" w:hAnsi="Times New Roman" w:eastAsia="FangSong_GB2312"/>
+          <w:rFonts w:ascii="Times New Roman" w:hAnsi="Times New Roman" w:eastAsia="经典宋体简" w:cs="经典宋体简"/>
           <w:b w:val="0"/>
           <w:sz w:val="22"/>
         </w:rPr>
@@ -1197,7 +1317,7 @@
       </w:pPr>
       <w:r>
         <w:rPr>
-          <w:rFonts w:ascii="Times New Roman" w:hAnsi="Times New Roman" w:eastAsia="FangSong_GB2312"/>
+          <w:rFonts w:ascii="Times New Roman" w:hAnsi="Times New Roman" w:eastAsia="黑体" w:cs="黑体"/>
           <w:b/>
           <w:sz w:val="22"/>
         </w:rPr>
@@ -1205,7 +1325,7 @@
       </w:r>
       <w:r>
         <w:rPr>
-          <w:rFonts w:ascii="Times New Roman" w:hAnsi="Times New Roman" w:eastAsia="FangSong_GB2312"/>
+          <w:rFonts w:ascii="Times New Roman" w:hAnsi="Times New Roman" w:eastAsia="经典宋体简" w:cs="经典宋体简"/>
           <w:b w:val="0"/>
           <w:sz w:val="22"/>
         </w:rPr>
@@ -1219,7 +1339,7 @@
       </w:pPr>
       <w:r>
         <w:rPr>
-          <w:rFonts w:ascii="Times New Roman" w:hAnsi="Times New Roman" w:eastAsia="FangSong_GB2312"/>
+          <w:rFonts w:ascii="Times New Roman" w:hAnsi="Times New Roman" w:eastAsia="黑体" w:cs="黑体"/>
           <w:b/>
           <w:sz w:val="22"/>
         </w:rPr>
@@ -1227,7 +1347,7 @@
       </w:r>
       <w:r>
         <w:rPr>
-          <w:rFonts w:ascii="Times New Roman" w:hAnsi="Times New Roman" w:eastAsia="FangSong_GB2312"/>
+          <w:rFonts w:ascii="Times New Roman" w:hAnsi="Times New Roman" w:eastAsia="经典宋体简" w:cs="经典宋体简"/>
           <w:b w:val="0"/>
           <w:sz w:val="22"/>
         </w:rPr>
@@ -1241,7 +1361,7 @@
       </w:pPr>
       <w:r>
         <w:rPr>
-          <w:rFonts w:ascii="Times New Roman" w:hAnsi="Times New Roman" w:eastAsia="FangSong_GB2312"/>
+          <w:rFonts w:ascii="Times New Roman" w:hAnsi="Times New Roman" w:eastAsia="黑体" w:cs="黑体"/>
           <w:b/>
           <w:sz w:val="22"/>
         </w:rPr>
@@ -1249,7 +1369,7 @@
       </w:r>
       <w:r>
         <w:rPr>
-          <w:rFonts w:ascii="Times New Roman" w:hAnsi="Times New Roman" w:eastAsia="FangSong_GB2312"/>
+          <w:rFonts w:ascii="Times New Roman" w:hAnsi="Times New Roman" w:eastAsia="经典宋体简" w:cs="经典宋体简"/>
           <w:b w:val="0"/>
           <w:sz w:val="22"/>
         </w:rPr>
@@ -1264,7 +1384,7 @@
       </w:pPr>
       <w:r>
         <w:rPr>
-          <w:rFonts w:ascii="Times New Roman" w:hAnsi="Times New Roman" w:eastAsia="经典宋体简"/>
+          <w:rFonts w:ascii="Times New Roman" w:hAnsi="Times New Roman" w:eastAsia="黑体" w:cs="黑体"/>
           <w:b/>
           <w:color w:val="000000"/>
           <w:sz w:val="30"/>
@@ -1303,10 +1423,15 @@
               <w:spacing w:before="0" w:after="0" w:line="300" w:lineRule="exact"/>
               <w:jc w:val="center"/>
             </w:pPr>
-            <w:r/>
             <w:r>
               <w:rPr>
-                <w:rFonts w:ascii="Times New Roman" w:hAnsi="Times New Roman" w:eastAsia="经典宋体简"/>
+                <w:rFonts w:ascii="Times New Roman" w:hAnsi="Times New Roman" w:eastAsia="经典宋体简" w:cs="经典宋体简"/>
+                <w:sz w:val="21"/>
+              </w:rPr>
+            </w:r>
+            <w:r>
+              <w:rPr>
+                <w:rFonts w:ascii="Times New Roman" w:hAnsi="Times New Roman" w:eastAsia="黑体" w:cs="黑体"/>
                 <w:b/>
                 <w:color w:val="000000"/>
                 <w:sz w:val="21"/>
@@ -1331,10 +1456,15 @@
               <w:spacing w:before="120" w:after="120"/>
               <w:jc w:val="center"/>
             </w:pPr>
-            <w:r/>
             <w:r>
               <w:rPr>
-                <w:rFonts w:ascii="Times New Roman" w:hAnsi="Times New Roman" w:eastAsia="FangSong_GB2312"/>
+                <w:rFonts w:ascii="Times New Roman" w:hAnsi="Times New Roman" w:eastAsia="经典宋体简" w:cs="经典宋体简"/>
+                <w:sz w:val="21"/>
+              </w:rPr>
+            </w:r>
+            <w:r>
+              <w:rPr>
+                <w:rFonts w:ascii="Times New Roman" w:hAnsi="Times New Roman" w:eastAsia="经典宋体简" w:cs="经典宋体简"/>
                 <w:b w:val="0"/>
                 <w:color w:val="000000"/>
                 <w:sz w:val="20"/>
@@ -1353,7 +1483,7 @@
       </w:pPr>
       <w:r>
         <w:rPr>
-          <w:rFonts w:ascii="Times New Roman" w:hAnsi="Times New Roman" w:eastAsia="经典宋体简"/>
+          <w:rFonts w:ascii="Times New Roman" w:hAnsi="Times New Roman" w:eastAsia="黑体" w:cs="黑体"/>
           <w:b/>
           <w:color w:val="000000"/>
           <w:sz w:val="22"/>
@@ -1363,7 +1493,7 @@
       </w:r>
       <w:r>
         <w:rPr>
-          <w:rFonts w:ascii="Times New Roman" w:hAnsi="Times New Roman" w:eastAsia="FangSong_GB2312"/>
+          <w:rFonts w:ascii="Times New Roman" w:hAnsi="Times New Roman" w:eastAsia="经典宋体简" w:cs="经典宋体简"/>
           <w:b w:val="0"/>
           <w:color w:val="000000"/>
           <w:sz w:val="22"/>
@@ -1379,7 +1509,7 @@
       </w:pPr>
       <w:r>
         <w:rPr>
-          <w:rFonts w:ascii="Times New Roman" w:hAnsi="Times New Roman" w:eastAsia="经典宋体简"/>
+          <w:rFonts w:ascii="Times New Roman" w:hAnsi="Times New Roman" w:eastAsia="黑体" w:cs="黑体"/>
           <w:b/>
           <w:color w:val="000000"/>
           <w:sz w:val="22"/>
@@ -1389,7 +1519,7 @@
       </w:r>
       <w:r>
         <w:rPr>
-          <w:rFonts w:ascii="Times New Roman" w:hAnsi="Times New Roman" w:eastAsia="FangSong_GB2312"/>
+          <w:rFonts w:ascii="Times New Roman" w:hAnsi="Times New Roman" w:eastAsia="经典宋体简" w:cs="经典宋体简"/>
           <w:b w:val="0"/>
           <w:color w:val="000000"/>
           <w:sz w:val="22"/>
@@ -1406,7 +1536,7 @@
       </w:pPr>
       <w:r>
         <w:rPr>
-          <w:rFonts w:ascii="Times New Roman" w:hAnsi="Times New Roman" w:eastAsia="经典宋体简"/>
+          <w:rFonts w:ascii="Times New Roman" w:hAnsi="Times New Roman" w:eastAsia="黑体" w:cs="黑体"/>
           <w:b/>
           <w:color w:val="000000"/>
           <w:sz w:val="30"/>
@@ -1422,7 +1552,7 @@
       </w:pPr>
       <w:r>
         <w:rPr>
-          <w:rFonts w:ascii="Times New Roman" w:hAnsi="Times New Roman" w:eastAsia="经典宋体简"/>
+          <w:rFonts w:ascii="Times New Roman" w:hAnsi="Times New Roman" w:eastAsia="黑体" w:cs="黑体"/>
           <w:b/>
           <w:color w:val="000000"/>
           <w:sz w:val="22"/>
@@ -1432,39 +1562,13 @@
       </w:r>
       <w:r>
         <w:rPr>
-          <w:rFonts w:ascii="Times New Roman" w:hAnsi="Times New Roman" w:eastAsia="FangSong_GB2312"/>
+          <w:rFonts w:ascii="Times New Roman" w:hAnsi="Times New Roman" w:eastAsia="经典宋体简" w:cs="经典宋体简"/>
           <w:b w:val="0"/>
           <w:color w:val="000000"/>
           <w:sz w:val="22"/>
           <w:noProof/>
         </w:rPr>
         <w:t>{{ conclusion }}</w:t>
-      </w:r>
-    </w:p>
-    <w:p>
-      <w:pPr>
-        <w:spacing w:before="0" w:after="120" w:line="360" w:lineRule="exact"/>
-        <w:jc w:val="left"/>
-      </w:pPr>
-      <w:r>
-        <w:rPr>
-          <w:rFonts w:ascii="Times New Roman" w:hAnsi="Times New Roman" w:eastAsia="经典宋体简"/>
-          <w:b/>
-          <w:color w:val="000000"/>
-          <w:sz w:val="22"/>
-          <w:noProof/>
-        </w:rPr>
-        <w:t>分析局限：</w:t>
-      </w:r>
-      <w:r>
-        <w:rPr>
-          <w:rFonts w:ascii="Times New Roman" w:hAnsi="Times New Roman" w:eastAsia="FangSong_GB2312"/>
-          <w:b w:val="0"/>
-          <w:color w:val="000000"/>
-          <w:sz w:val="22"/>
-          <w:noProof/>
-        </w:rPr>
-        <w:t>{{ analysis_limitations }}</w:t>
       </w:r>
     </w:p>
     <w:sectPr>
@@ -1489,12 +1593,20 @@
       <w:spacing w:before="0" w:after="0" w:line="400" w:lineRule="exact"/>
       <w:jc w:val="center"/>
     </w:pPr>
-    <w:r/>
     <w:r>
       <w:rPr>
-        <w:rFonts w:ascii="Times New Roman" w:hAnsi="Times New Roman" w:eastAsia="FangSong_GB2312"/>
+        <w:rFonts w:ascii="黑体" w:hAnsi="Times New Roman" w:eastAsia="黑体"/>
+        <w:b/>
         <w:color w:val="000000"/>
-        <w:sz w:val="36"/>
+        <w:sz w:val="44"/>
+      </w:rPr>
+    </w:r>
+    <w:r>
+      <w:rPr>
+        <w:rFonts w:ascii="黑体" w:hAnsi="Times New Roman" w:eastAsia="黑体"/>
+        <w:b/>
+        <w:color w:val="000000"/>
+        <w:sz w:val="44"/>
       </w:rPr>
       <w:t>{{ report_date_cn }}</w:t>
     </w:r>
@@ -1960,7 +2072,7 @@
     <w:qFormat/>
     <w:rsid w:val="00FC693F"/>
     <w:rPr>
-      <w:rFonts w:ascii="Times New Roman" w:hAnsi="Times New Roman" w:eastAsia="FangSong_GB2312"/>
+      <w:rFonts w:ascii="Times New Roman" w:hAnsi="Times New Roman" w:eastAsia="经典宋体简" w:cs="经典宋体简"/>
       <w:sz w:val="22"/>
     </w:rPr>
   </w:style>
@@ -2023,7 +2135,7 @@
       <w:outlineLvl w:val="0"/>
     </w:pPr>
     <w:rPr>
-      <w:rFonts w:asciiTheme="majorHAnsi" w:eastAsiaTheme="majorEastAsia" w:hAnsiTheme="majorHAnsi" w:cstheme="majorBidi" w:ascii="Times New Roman" w:hAnsi="Times New Roman" w:eastAsia="经典宋体简"/>
+      <w:rFonts w:asciiTheme="majorHAnsi" w:eastAsiaTheme="majorEastAsia" w:hAnsiTheme="majorHAnsi" w:cstheme="majorBidi" w:ascii="Times New Roman" w:hAnsi="Times New Roman" w:eastAsia="黑体" w:cs="黑体"/>
       <w:b/>
       <w:bCs/>
       <w:color w:val="365F91" w:themeColor="accent1" w:themeShade="BF"/>
